--- a/docs/SmartWear Advisor(SRS).docx
+++ b/docs/SmartWear Advisor(SRS).docx
@@ -419,20 +419,14 @@
     </w:p>
     <w:p>
       <w:pPr>
+        <w:pStyle w:val="Heading1"/>
         <w:jc w:val="both"/>
-        <w:rPr>
-          <w:b w:val="1"/>
-          <w:bCs w:val="1"/>
-          <w:sz w:val="36"/>
-          <w:szCs w:val="36"/>
-        </w:rPr>
-      </w:pPr>
-      <w:r>
-        <w:rPr>
-          <w:b w:val="1"/>
-          <w:bCs w:val="1"/>
-          <w:sz w:val="36"/>
-          <w:szCs w:val="36"/>
+        <w:rPr/>
+      </w:pPr>
+      <w:bookmarkStart w:colFirst="0" w:colLast="0" w:name="_epzjctxgnnbw" w:id="0"/>
+      <w:bookmarkEnd w:id="0"/>
+      <w:r>
+        <w:rPr>
           <w:rtl w:val="0"/>
         </w:rPr>
         <w:t xml:space="preserve">Table of Contents</w:t>
@@ -484,7 +478,7 @@
       <w:pPr>
         <w:numPr>
           <w:ilvl w:val="0"/>
-          <w:numId w:val="24"/>
+          <w:numId w:val="28"/>
         </w:numPr>
         <w:ind w:left="720" w:hanging="360"/>
         <w:jc w:val="both"/>
@@ -637,7 +631,7 @@
         <w:tab/>
         <w:tab/>
         <w:tab/>
-        <w:t xml:space="preserve">1</w:t>
+        <w:t xml:space="preserve">2</w:t>
       </w:r>
     </w:p>
     <w:p>
@@ -669,14 +663,14 @@
         <w:tab/>
         <w:tab/>
         <w:tab/>
-        <w:t xml:space="preserve">1</w:t>
+        <w:t xml:space="preserve">2</w:t>
       </w:r>
     </w:p>
     <w:p>
       <w:pPr>
         <w:numPr>
           <w:ilvl w:val="0"/>
-          <w:numId w:val="24"/>
+          <w:numId w:val="28"/>
         </w:numPr>
         <w:ind w:left="720" w:hanging="360"/>
         <w:jc w:val="both"/>
@@ -767,7 +761,7 @@
         <w:tab/>
         <w:tab/>
         <w:tab/>
-        <w:t xml:space="preserve">2</w:t>
+        <w:t xml:space="preserve">3</w:t>
       </w:r>
     </w:p>
     <w:p>
@@ -796,7 +790,7 @@
         <w:tab/>
         <w:tab/>
         <w:tab/>
-        <w:t xml:space="preserve">2</w:t>
+        <w:t xml:space="preserve">3</w:t>
       </w:r>
     </w:p>
     <w:p>
@@ -826,7 +820,7 @@
         <w:tab/>
         <w:tab/>
         <w:tab/>
-        <w:t xml:space="preserve">2</w:t>
+        <w:t xml:space="preserve">3</w:t>
       </w:r>
     </w:p>
     <w:p>
@@ -854,7 +848,7 @@
         <w:tab/>
         <w:tab/>
         <w:tab/>
-        <w:t xml:space="preserve">2</w:t>
+        <w:t xml:space="preserve">3</w:t>
       </w:r>
     </w:p>
     <w:p>
@@ -885,7 +879,7 @@
         <w:tab/>
         <w:tab/>
         <w:tab/>
-        <w:t xml:space="preserve">2</w:t>
+        <w:t xml:space="preserve">4</w:t>
       </w:r>
     </w:p>
     <w:p>
@@ -914,14 +908,14 @@
         <w:tab/>
         <w:tab/>
         <w:tab/>
-        <w:t xml:space="preserve">2</w:t>
+        <w:t xml:space="preserve">4</w:t>
       </w:r>
     </w:p>
     <w:p>
       <w:pPr>
         <w:numPr>
           <w:ilvl w:val="0"/>
-          <w:numId w:val="24"/>
+          <w:numId w:val="28"/>
         </w:numPr>
         <w:ind w:left="720" w:hanging="360"/>
         <w:jc w:val="both"/>
@@ -948,7 +942,7 @@
         <w:tab/>
         <w:tab/>
         <w:tab/>
-        <w:t xml:space="preserve">3</w:t>
+        <w:t xml:space="preserve">4</w:t>
       </w:r>
     </w:p>
     <w:p>
@@ -980,7 +974,7 @@
         <w:tab/>
         <w:tab/>
         <w:tab/>
-        <w:t xml:space="preserve">3</w:t>
+        <w:t xml:space="preserve">4</w:t>
       </w:r>
     </w:p>
     <w:p>
@@ -1011,7 +1005,7 @@
         <w:tab/>
         <w:tab/>
         <w:tab/>
-        <w:t xml:space="preserve">3</w:t>
+        <w:t xml:space="preserve">4</w:t>
       </w:r>
     </w:p>
     <w:p>
@@ -1042,7 +1036,7 @@
         <w:tab/>
         <w:tab/>
         <w:tab/>
-        <w:t xml:space="preserve">3</w:t>
+        <w:t xml:space="preserve">4</w:t>
       </w:r>
     </w:p>
     <w:p>
@@ -1072,14 +1066,14 @@
         <w:tab/>
         <w:tab/>
         <w:tab/>
-        <w:t xml:space="preserve">3</w:t>
+        <w:t xml:space="preserve">4</w:t>
       </w:r>
     </w:p>
     <w:p>
       <w:pPr>
         <w:numPr>
           <w:ilvl w:val="0"/>
-          <w:numId w:val="24"/>
+          <w:numId w:val="28"/>
         </w:numPr>
         <w:ind w:left="720" w:hanging="360"/>
         <w:jc w:val="both"/>
@@ -1109,7 +1103,7 @@
         <w:tab/>
         <w:tab/>
         <w:tab/>
-        <w:t xml:space="preserve">4</w:t>
+        <w:t xml:space="preserve">5</w:t>
       </w:r>
     </w:p>
     <w:p>
@@ -1131,21 +1125,15 @@
           <w:szCs w:val="24"/>
           <w:rtl w:val="0"/>
         </w:rPr>
-        <w:t xml:space="preserve">4.1 System Feature 1</w:t>
-        <w:tab/>
-        <w:tab/>
-        <w:tab/>
-        <w:tab/>
-        <w:tab/>
-        <w:tab/>
-        <w:tab/>
-        <w:tab/>
-        <w:t xml:space="preserve">4</w:t>
-      </w:r>
-    </w:p>
-    <w:p>
-      <w:pPr>
-        <w:ind w:left="720" w:firstLine="0"/>
+        <w:t xml:space="preserve">4.1 Face and Accessory Detection                                           </w:t>
+        <w:tab/>
+        <w:tab/>
+        <w:t xml:space="preserve">5</w:t>
+      </w:r>
+    </w:p>
+    <w:p>
+      <w:pPr>
+        <w:ind w:left="0" w:firstLine="0"/>
         <w:jc w:val="both"/>
         <w:rPr>
           <w:b w:val="1"/>
@@ -1162,23 +1150,92 @@
           <w:szCs w:val="24"/>
           <w:rtl w:val="0"/>
         </w:rPr>
-        <w:t xml:space="preserve">4.2 System Feature 2</w:t>
-        <w:tab/>
-        <w:tab/>
-        <w:tab/>
-        <w:tab/>
-        <w:tab/>
-        <w:tab/>
-        <w:tab/>
-        <w:tab/>
-        <w:t xml:space="preserve">4</w:t>
+        <w:t xml:space="preserve">   </w:t>
+        <w:tab/>
+        <w:t xml:space="preserve">   4.1.1 Description and Priority</w:t>
+        <w:tab/>
+        <w:tab/>
+        <w:tab/>
+        <w:tab/>
+        <w:tab/>
+        <w:tab/>
+        <w:tab/>
+        <w:t xml:space="preserve">5</w:t>
+        <w:br w:type="textWrapping"/>
+        <w:t xml:space="preserve">   </w:t>
+        <w:tab/>
+        <w:t xml:space="preserve">   4.1.2 Stimulus/Response Sequences</w:t>
+        <w:tab/>
+        <w:tab/>
+        <w:tab/>
+        <w:tab/>
+        <w:tab/>
+        <w:t xml:space="preserve">5</w:t>
+        <w:br w:type="textWrapping"/>
+        <w:t xml:space="preserve">  </w:t>
+        <w:tab/>
+        <w:t xml:space="preserve">   4.1.3 Functional Requirements </w:t>
+        <w:tab/>
+        <w:tab/>
+        <w:tab/>
+        <w:tab/>
+        <w:tab/>
+        <w:tab/>
+        <w:t xml:space="preserve">5</w:t>
+        <w:br w:type="textWrapping"/>
+        <w:tab/>
+        <w:t xml:space="preserve">4.2 Weather-Based Recommendation System </w:t>
+        <w:tab/>
+        <w:tab/>
+        <w:tab/>
+        <w:t xml:space="preserve">           5</w:t>
+        <w:br w:type="textWrapping"/>
+        <w:t xml:space="preserve">   </w:t>
+        <w:tab/>
+        <w:t xml:space="preserve">   4.2.1 Description and Priority</w:t>
+        <w:tab/>
+        <w:tab/>
+        <w:tab/>
+        <w:tab/>
+        <w:tab/>
+        <w:tab/>
+        <w:t xml:space="preserve">           5</w:t>
+        <w:br w:type="textWrapping"/>
+        <w:t xml:space="preserve">   </w:t>
+        <w:tab/>
+        <w:t xml:space="preserve">   4.2.2 Stimulus/Response Sequences</w:t>
+        <w:tab/>
+        <w:tab/>
+        <w:tab/>
+        <w:tab/>
+        <w:t xml:space="preserve">           5</w:t>
+        <w:br w:type="textWrapping"/>
+        <w:t xml:space="preserve">   </w:t>
+        <w:tab/>
+        <w:t xml:space="preserve">   4.2.3 Functional Requirements</w:t>
+        <w:tab/>
+        <w:tab/>
+        <w:tab/>
+        <w:tab/>
+        <w:tab/>
+        <w:t xml:space="preserve">           6</w:t>
+        <w:br w:type="textWrapping"/>
+        <w:t xml:space="preserve">   </w:t>
+        <w:tab/>
+        <w:t xml:space="preserve">   4.2.4 Non-Functional Requirements</w:t>
+        <w:tab/>
+        <w:tab/>
+        <w:tab/>
+        <w:tab/>
+        <w:tab/>
+        <w:t xml:space="preserve">           6</w:t>
       </w:r>
     </w:p>
     <w:p>
       <w:pPr>
         <w:numPr>
           <w:ilvl w:val="0"/>
-          <w:numId w:val="24"/>
+          <w:numId w:val="28"/>
         </w:numPr>
         <w:ind w:left="720" w:hanging="360"/>
         <w:jc w:val="both"/>
@@ -1204,8 +1261,7 @@
         <w:tab/>
         <w:tab/>
         <w:tab/>
-        <w:tab/>
-        <w:t xml:space="preserve">5</w:t>
+        <w:t xml:space="preserve">           6</w:t>
       </w:r>
     </w:p>
     <w:p>
@@ -1234,8 +1290,7 @@
         <w:tab/>
         <w:tab/>
         <w:tab/>
-        <w:tab/>
-        <w:t xml:space="preserve">5</w:t>
+        <w:t xml:space="preserve">           6</w:t>
       </w:r>
     </w:p>
     <w:p>
@@ -1265,8 +1320,7 @@
         <w:tab/>
         <w:tab/>
         <w:tab/>
-        <w:tab/>
-        <w:t xml:space="preserve">5</w:t>
+        <w:t xml:space="preserve">           6</w:t>
       </w:r>
     </w:p>
     <w:p>
@@ -1295,8 +1349,7 @@
         <w:tab/>
         <w:tab/>
         <w:tab/>
-        <w:tab/>
-        <w:t xml:space="preserve">5</w:t>
+        <w:t xml:space="preserve">           6</w:t>
       </w:r>
     </w:p>
     <w:p>
@@ -1325,8 +1378,7 @@
         <w:tab/>
         <w:tab/>
         <w:tab/>
-        <w:tab/>
-        <w:t xml:space="preserve">5</w:t>
+        <w:t xml:space="preserve">           6</w:t>
       </w:r>
     </w:p>
     <w:p>
@@ -1355,9 +1407,9 @@
         <w:tab/>
         <w:tab/>
         <w:tab/>
-        <w:tab/>
-        <w:tab/>
-        <w:t xml:space="preserve">5</w:t>
+        <w:t xml:space="preserve"> </w:t>
+        <w:tab/>
+        <w:t xml:space="preserve">           7</w:t>
       </w:r>
     </w:p>
     <w:p>
@@ -1387,8 +1439,7 @@
         <w:tab/>
         <w:tab/>
         <w:tab/>
-        <w:tab/>
-        <w:t xml:space="preserve">5</w:t>
+        <w:t xml:space="preserve">           7</w:t>
       </w:r>
     </w:p>
     <w:p>
@@ -1419,8 +1470,7 @@
         <w:tab/>
         <w:tab/>
         <w:tab/>
-        <w:tab/>
-        <w:t xml:space="preserve">7</w:t>
+        <w:t xml:space="preserve">           7</w:t>
       </w:r>
     </w:p>
     <w:p>
@@ -1450,8 +1500,7 @@
         <w:tab/>
         <w:tab/>
         <w:tab/>
-        <w:tab/>
-        <w:t xml:space="preserve">8</w:t>
+        <w:t xml:space="preserve">           7</w:t>
       </w:r>
     </w:p>
     <w:p>
@@ -1480,9 +1529,512 @@
         <w:tab/>
         <w:tab/>
         <w:tab/>
-        <w:tab/>
-        <w:t xml:space="preserve">8</w:t>
-      </w:r>
+        <w:t xml:space="preserve">         11</w:t>
+      </w:r>
+    </w:p>
+    <w:p>
+      <w:pPr>
+        <w:pStyle w:val="Heading1"/>
+        <w:jc w:val="both"/>
+        <w:rPr>
+          <w:b w:val="1"/>
+          <w:bCs w:val="1"/>
+        </w:rPr>
+      </w:pPr>
+      <w:bookmarkStart w:colFirst="0" w:colLast="0" w:name="_izj0up4w9xxg" w:id="1"/>
+      <w:bookmarkEnd w:id="1"/>
+      <w:r>
+        <w:rPr>
+          <w:b w:val="1"/>
+          <w:bCs w:val="1"/>
+          <w:rtl w:val="0"/>
+        </w:rPr>
+        <w:t xml:space="preserve">Revision History</w:t>
+      </w:r>
+    </w:p>
+    <w:p>
+      <w:pPr>
+        <w:ind w:left="0" w:firstLine="0"/>
+        <w:jc w:val="both"/>
+        <w:rPr>
+          <w:b w:val="1"/>
+          <w:bCs w:val="1"/>
+          <w:sz w:val="24"/>
+          <w:szCs w:val="24"/>
+        </w:rPr>
+      </w:pPr>
+      <w:r>
+        <w:rPr>
+          <w:rtl w:val="0"/>
+        </w:rPr>
+      </w:r>
+    </w:p>
+    <w:tbl>
+      <w:tblPr>
+        <w:tblStyle w:val="Table1"/>
+        <w:tblW w:w="9360.0" w:type="dxa"/>
+        <w:jc w:val="left"/>
+        <w:tblBorders>
+          <w:top w:color="000000" w:space="0" w:sz="8" w:val="single"/>
+          <w:left w:color="000000" w:space="0" w:sz="8" w:val="single"/>
+          <w:bottom w:color="000000" w:space="0" w:sz="8" w:val="single"/>
+          <w:right w:color="000000" w:space="0" w:sz="8" w:val="single"/>
+          <w:insideH w:color="000000" w:space="0" w:sz="8" w:val="single"/>
+          <w:insideV w:color="000000" w:space="0" w:sz="8" w:val="single"/>
+        </w:tblBorders>
+        <w:tblLayout w:type="fixed"/>
+        <w:tblLook w:val="0600"/>
+      </w:tblPr>
+      <w:tblGrid>
+        <w:gridCol w:w="3120"/>
+        <w:gridCol w:w="3120"/>
+        <w:gridCol w:w="3120"/>
+        <w:tblGridChange w:id="0">
+          <w:tblGrid>
+            <w:gridCol w:w="3120"/>
+            <w:gridCol w:w="3120"/>
+            <w:gridCol w:w="3120"/>
+          </w:tblGrid>
+        </w:tblGridChange>
+      </w:tblGrid>
+      <w:tr>
+        <w:trPr>
+          <w:cantSplit w:val="0"/>
+          <w:tblHeader w:val="0"/>
+        </w:trPr>
+        <w:tc>
+          <w:tcPr>
+            <w:shd w:fill="auto" w:val="clear"/>
+            <w:tcMar>
+              <w:top w:w="100.0" w:type="dxa"/>
+              <w:left w:w="100.0" w:type="dxa"/>
+              <w:bottom w:w="100.0" w:type="dxa"/>
+              <w:right w:w="100.0" w:type="dxa"/>
+            </w:tcMar>
+            <w:vAlign w:val="top"/>
+          </w:tcPr>
+          <w:p>
+            <w:pPr>
+              <w:keepNext w:val="0"/>
+              <w:keepLines w:val="0"/>
+              <w:pageBreakBefore w:val="0"/>
+              <w:widowControl w:val="0"/>
+              <w:pBdr>
+                <w:top w:space="0" w:sz="0" w:val="nil"/>
+                <w:left w:space="0" w:sz="0" w:val="nil"/>
+                <w:bottom w:space="0" w:sz="0" w:val="nil"/>
+                <w:right w:space="0" w:sz="0" w:val="nil"/>
+                <w:between w:space="0" w:sz="0" w:val="nil"/>
+              </w:pBdr>
+              <w:shd w:fill="auto" w:val="clear"/>
+              <w:spacing w:after="0" w:before="0" w:line="240" w:lineRule="auto"/>
+              <w:ind w:left="0" w:right="0" w:firstLine="0"/>
+              <w:jc w:val="left"/>
+              <w:rPr>
+                <w:b w:val="1"/>
+                <w:bCs w:val="1"/>
+                <w:sz w:val="24"/>
+                <w:szCs w:val="24"/>
+              </w:rPr>
+            </w:pPr>
+            <w:r>
+              <w:rPr>
+                <w:b w:val="1"/>
+                <w:bCs w:val="1"/>
+                <w:sz w:val="24"/>
+                <w:szCs w:val="24"/>
+                <w:rtl w:val="0"/>
+              </w:rPr>
+              <w:t xml:space="preserve">Version</w:t>
+            </w:r>
+          </w:p>
+        </w:tc>
+        <w:tc>
+          <w:tcPr>
+            <w:shd w:fill="auto" w:val="clear"/>
+            <w:tcMar>
+              <w:top w:w="100.0" w:type="dxa"/>
+              <w:left w:w="100.0" w:type="dxa"/>
+              <w:bottom w:w="100.0" w:type="dxa"/>
+              <w:right w:w="100.0" w:type="dxa"/>
+            </w:tcMar>
+            <w:vAlign w:val="top"/>
+          </w:tcPr>
+          <w:p>
+            <w:pPr>
+              <w:keepNext w:val="0"/>
+              <w:keepLines w:val="0"/>
+              <w:pageBreakBefore w:val="0"/>
+              <w:widowControl w:val="0"/>
+              <w:pBdr>
+                <w:top w:space="0" w:sz="0" w:val="nil"/>
+                <w:left w:space="0" w:sz="0" w:val="nil"/>
+                <w:bottom w:space="0" w:sz="0" w:val="nil"/>
+                <w:right w:space="0" w:sz="0" w:val="nil"/>
+                <w:between w:space="0" w:sz="0" w:val="nil"/>
+              </w:pBdr>
+              <w:shd w:fill="auto" w:val="clear"/>
+              <w:spacing w:after="0" w:before="0" w:line="240" w:lineRule="auto"/>
+              <w:ind w:left="0" w:right="0" w:firstLine="0"/>
+              <w:jc w:val="left"/>
+              <w:rPr>
+                <w:b w:val="1"/>
+                <w:bCs w:val="1"/>
+                <w:sz w:val="24"/>
+                <w:szCs w:val="24"/>
+              </w:rPr>
+            </w:pPr>
+            <w:r>
+              <w:rPr>
+                <w:b w:val="1"/>
+                <w:bCs w:val="1"/>
+                <w:sz w:val="24"/>
+                <w:szCs w:val="24"/>
+                <w:rtl w:val="0"/>
+              </w:rPr>
+              <w:t xml:space="preserve">Date</w:t>
+            </w:r>
+          </w:p>
+        </w:tc>
+        <w:tc>
+          <w:tcPr>
+            <w:shd w:fill="auto" w:val="clear"/>
+            <w:tcMar>
+              <w:top w:w="100.0" w:type="dxa"/>
+              <w:left w:w="100.0" w:type="dxa"/>
+              <w:bottom w:w="100.0" w:type="dxa"/>
+              <w:right w:w="100.0" w:type="dxa"/>
+            </w:tcMar>
+            <w:vAlign w:val="top"/>
+          </w:tcPr>
+          <w:p>
+            <w:pPr>
+              <w:keepNext w:val="0"/>
+              <w:keepLines w:val="0"/>
+              <w:pageBreakBefore w:val="0"/>
+              <w:widowControl w:val="0"/>
+              <w:pBdr>
+                <w:top w:space="0" w:sz="0" w:val="nil"/>
+                <w:left w:space="0" w:sz="0" w:val="nil"/>
+                <w:bottom w:space="0" w:sz="0" w:val="nil"/>
+                <w:right w:space="0" w:sz="0" w:val="nil"/>
+                <w:between w:space="0" w:sz="0" w:val="nil"/>
+              </w:pBdr>
+              <w:shd w:fill="auto" w:val="clear"/>
+              <w:spacing w:after="0" w:before="0" w:line="240" w:lineRule="auto"/>
+              <w:ind w:left="0" w:right="0" w:firstLine="0"/>
+              <w:jc w:val="left"/>
+              <w:rPr>
+                <w:b w:val="1"/>
+                <w:bCs w:val="1"/>
+                <w:sz w:val="24"/>
+                <w:szCs w:val="24"/>
+              </w:rPr>
+            </w:pPr>
+            <w:r>
+              <w:rPr>
+                <w:b w:val="1"/>
+                <w:bCs w:val="1"/>
+                <w:sz w:val="24"/>
+                <w:szCs w:val="24"/>
+                <w:rtl w:val="0"/>
+              </w:rPr>
+              <w:t xml:space="preserve">Description of Change</w:t>
+            </w:r>
+          </w:p>
+        </w:tc>
+      </w:tr>
+      <w:tr>
+        <w:trPr>
+          <w:cantSplit w:val="0"/>
+          <w:tblHeader w:val="0"/>
+        </w:trPr>
+        <w:tc>
+          <w:tcPr>
+            <w:shd w:fill="auto" w:val="clear"/>
+            <w:tcMar>
+              <w:top w:w="100.0" w:type="dxa"/>
+              <w:left w:w="100.0" w:type="dxa"/>
+              <w:bottom w:w="100.0" w:type="dxa"/>
+              <w:right w:w="100.0" w:type="dxa"/>
+            </w:tcMar>
+            <w:vAlign w:val="top"/>
+          </w:tcPr>
+          <w:p>
+            <w:pPr>
+              <w:keepNext w:val="0"/>
+              <w:keepLines w:val="0"/>
+              <w:pageBreakBefore w:val="0"/>
+              <w:widowControl w:val="0"/>
+              <w:pBdr>
+                <w:top w:space="0" w:sz="0" w:val="nil"/>
+                <w:left w:space="0" w:sz="0" w:val="nil"/>
+                <w:bottom w:space="0" w:sz="0" w:val="nil"/>
+                <w:right w:space="0" w:sz="0" w:val="nil"/>
+                <w:between w:space="0" w:sz="0" w:val="nil"/>
+              </w:pBdr>
+              <w:shd w:fill="auto" w:val="clear"/>
+              <w:spacing w:after="0" w:before="0" w:line="240" w:lineRule="auto"/>
+              <w:ind w:left="0" w:right="0" w:firstLine="0"/>
+              <w:jc w:val="left"/>
+              <w:rPr>
+                <w:b w:val="1"/>
+                <w:bCs w:val="1"/>
+                <w:sz w:val="24"/>
+                <w:szCs w:val="24"/>
+              </w:rPr>
+            </w:pPr>
+            <w:r>
+              <w:rPr>
+                <w:b w:val="1"/>
+                <w:bCs w:val="1"/>
+                <w:sz w:val="24"/>
+                <w:szCs w:val="24"/>
+                <w:rtl w:val="0"/>
+              </w:rPr>
+              <w:t xml:space="preserve">1.0</w:t>
+            </w:r>
+          </w:p>
+        </w:tc>
+        <w:tc>
+          <w:tcPr>
+            <w:shd w:fill="auto" w:val="clear"/>
+            <w:tcMar>
+              <w:top w:w="100.0" w:type="dxa"/>
+              <w:left w:w="100.0" w:type="dxa"/>
+              <w:bottom w:w="100.0" w:type="dxa"/>
+              <w:right w:w="100.0" w:type="dxa"/>
+            </w:tcMar>
+            <w:vAlign w:val="top"/>
+          </w:tcPr>
+          <w:p>
+            <w:pPr>
+              <w:keepNext w:val="0"/>
+              <w:keepLines w:val="0"/>
+              <w:pageBreakBefore w:val="0"/>
+              <w:widowControl w:val="0"/>
+              <w:pBdr>
+                <w:top w:space="0" w:sz="0" w:val="nil"/>
+                <w:left w:space="0" w:sz="0" w:val="nil"/>
+                <w:bottom w:space="0" w:sz="0" w:val="nil"/>
+                <w:right w:space="0" w:sz="0" w:val="nil"/>
+                <w:between w:space="0" w:sz="0" w:val="nil"/>
+              </w:pBdr>
+              <w:shd w:fill="auto" w:val="clear"/>
+              <w:spacing w:after="0" w:before="0" w:line="240" w:lineRule="auto"/>
+              <w:ind w:left="0" w:right="0" w:firstLine="0"/>
+              <w:jc w:val="left"/>
+              <w:rPr>
+                <w:b w:val="1"/>
+                <w:bCs w:val="1"/>
+                <w:sz w:val="24"/>
+                <w:szCs w:val="24"/>
+              </w:rPr>
+            </w:pPr>
+            <w:r>
+              <w:rPr>
+                <w:b w:val="1"/>
+                <w:bCs w:val="1"/>
+                <w:sz w:val="24"/>
+                <w:szCs w:val="24"/>
+                <w:rtl w:val="0"/>
+              </w:rPr>
+              <w:t xml:space="preserve">25-01-2026</w:t>
+            </w:r>
+          </w:p>
+        </w:tc>
+        <w:tc>
+          <w:tcPr>
+            <w:shd w:fill="auto" w:val="clear"/>
+            <w:tcMar>
+              <w:top w:w="100.0" w:type="dxa"/>
+              <w:left w:w="100.0" w:type="dxa"/>
+              <w:bottom w:w="100.0" w:type="dxa"/>
+              <w:right w:w="100.0" w:type="dxa"/>
+            </w:tcMar>
+            <w:vAlign w:val="top"/>
+          </w:tcPr>
+          <w:p>
+            <w:pPr>
+              <w:keepNext w:val="0"/>
+              <w:keepLines w:val="0"/>
+              <w:pageBreakBefore w:val="0"/>
+              <w:widowControl w:val="0"/>
+              <w:pBdr>
+                <w:top w:space="0" w:sz="0" w:val="nil"/>
+                <w:left w:space="0" w:sz="0" w:val="nil"/>
+                <w:bottom w:space="0" w:sz="0" w:val="nil"/>
+                <w:right w:space="0" w:sz="0" w:val="nil"/>
+                <w:between w:space="0" w:sz="0" w:val="nil"/>
+              </w:pBdr>
+              <w:shd w:fill="auto" w:val="clear"/>
+              <w:spacing w:after="0" w:before="0" w:line="240" w:lineRule="auto"/>
+              <w:ind w:left="0" w:right="0" w:firstLine="0"/>
+              <w:jc w:val="left"/>
+              <w:rPr>
+                <w:b w:val="1"/>
+                <w:bCs w:val="1"/>
+                <w:sz w:val="24"/>
+                <w:szCs w:val="24"/>
+              </w:rPr>
+            </w:pPr>
+            <w:r>
+              <w:rPr>
+                <w:b w:val="1"/>
+                <w:bCs w:val="1"/>
+                <w:sz w:val="24"/>
+                <w:szCs w:val="24"/>
+                <w:rtl w:val="0"/>
+              </w:rPr>
+              <w:t xml:space="preserve">Creation and Structure</w:t>
+            </w:r>
+          </w:p>
+        </w:tc>
+      </w:tr>
+      <w:tr>
+        <w:trPr>
+          <w:cantSplit w:val="0"/>
+          <w:tblHeader w:val="0"/>
+        </w:trPr>
+        <w:tc>
+          <w:tcPr>
+            <w:shd w:fill="auto" w:val="clear"/>
+            <w:tcMar>
+              <w:top w:w="100.0" w:type="dxa"/>
+              <w:left w:w="100.0" w:type="dxa"/>
+              <w:bottom w:w="100.0" w:type="dxa"/>
+              <w:right w:w="100.0" w:type="dxa"/>
+            </w:tcMar>
+            <w:vAlign w:val="top"/>
+          </w:tcPr>
+          <w:p>
+            <w:pPr>
+              <w:keepNext w:val="0"/>
+              <w:keepLines w:val="0"/>
+              <w:pageBreakBefore w:val="0"/>
+              <w:widowControl w:val="0"/>
+              <w:pBdr>
+                <w:top w:space="0" w:sz="0" w:val="nil"/>
+                <w:left w:space="0" w:sz="0" w:val="nil"/>
+                <w:bottom w:space="0" w:sz="0" w:val="nil"/>
+                <w:right w:space="0" w:sz="0" w:val="nil"/>
+                <w:between w:space="0" w:sz="0" w:val="nil"/>
+              </w:pBdr>
+              <w:shd w:fill="auto" w:val="clear"/>
+              <w:spacing w:after="0" w:before="0" w:line="240" w:lineRule="auto"/>
+              <w:ind w:left="0" w:right="0" w:firstLine="0"/>
+              <w:jc w:val="left"/>
+              <w:rPr>
+                <w:b w:val="1"/>
+                <w:bCs w:val="1"/>
+                <w:sz w:val="24"/>
+                <w:szCs w:val="24"/>
+              </w:rPr>
+            </w:pPr>
+            <w:r>
+              <w:rPr>
+                <w:rtl w:val="0"/>
+              </w:rPr>
+            </w:r>
+          </w:p>
+        </w:tc>
+        <w:tc>
+          <w:tcPr>
+            <w:shd w:fill="auto" w:val="clear"/>
+            <w:tcMar>
+              <w:top w:w="100.0" w:type="dxa"/>
+              <w:left w:w="100.0" w:type="dxa"/>
+              <w:bottom w:w="100.0" w:type="dxa"/>
+              <w:right w:w="100.0" w:type="dxa"/>
+            </w:tcMar>
+            <w:vAlign w:val="top"/>
+          </w:tcPr>
+          <w:p>
+            <w:pPr>
+              <w:keepNext w:val="0"/>
+              <w:keepLines w:val="0"/>
+              <w:pageBreakBefore w:val="0"/>
+              <w:widowControl w:val="0"/>
+              <w:pBdr>
+                <w:top w:space="0" w:sz="0" w:val="nil"/>
+                <w:left w:space="0" w:sz="0" w:val="nil"/>
+                <w:bottom w:space="0" w:sz="0" w:val="nil"/>
+                <w:right w:space="0" w:sz="0" w:val="nil"/>
+                <w:between w:space="0" w:sz="0" w:val="nil"/>
+              </w:pBdr>
+              <w:shd w:fill="auto" w:val="clear"/>
+              <w:spacing w:after="0" w:before="0" w:line="240" w:lineRule="auto"/>
+              <w:ind w:left="0" w:right="0" w:firstLine="0"/>
+              <w:jc w:val="left"/>
+              <w:rPr>
+                <w:b w:val="1"/>
+                <w:bCs w:val="1"/>
+                <w:sz w:val="24"/>
+                <w:szCs w:val="24"/>
+              </w:rPr>
+            </w:pPr>
+            <w:r>
+              <w:rPr>
+                <w:rtl w:val="0"/>
+              </w:rPr>
+            </w:r>
+          </w:p>
+        </w:tc>
+        <w:tc>
+          <w:tcPr>
+            <w:shd w:fill="auto" w:val="clear"/>
+            <w:tcMar>
+              <w:top w:w="100.0" w:type="dxa"/>
+              <w:left w:w="100.0" w:type="dxa"/>
+              <w:bottom w:w="100.0" w:type="dxa"/>
+              <w:right w:w="100.0" w:type="dxa"/>
+            </w:tcMar>
+            <w:vAlign w:val="top"/>
+          </w:tcPr>
+          <w:p>
+            <w:pPr>
+              <w:keepNext w:val="0"/>
+              <w:keepLines w:val="0"/>
+              <w:pageBreakBefore w:val="0"/>
+              <w:widowControl w:val="0"/>
+              <w:pBdr>
+                <w:top w:space="0" w:sz="0" w:val="nil"/>
+                <w:left w:space="0" w:sz="0" w:val="nil"/>
+                <w:bottom w:space="0" w:sz="0" w:val="nil"/>
+                <w:right w:space="0" w:sz="0" w:val="nil"/>
+                <w:between w:space="0" w:sz="0" w:val="nil"/>
+              </w:pBdr>
+              <w:shd w:fill="auto" w:val="clear"/>
+              <w:spacing w:after="0" w:before="0" w:line="240" w:lineRule="auto"/>
+              <w:ind w:left="0" w:right="0" w:firstLine="0"/>
+              <w:jc w:val="left"/>
+              <w:rPr>
+                <w:b w:val="1"/>
+                <w:bCs w:val="1"/>
+                <w:sz w:val="24"/>
+                <w:szCs w:val="24"/>
+              </w:rPr>
+            </w:pPr>
+            <w:r>
+              <w:rPr>
+                <w:rtl w:val="0"/>
+              </w:rPr>
+            </w:r>
+          </w:p>
+        </w:tc>
+      </w:tr>
+    </w:tbl>
+    <w:p>
+      <w:pPr>
+        <w:ind w:left="0" w:firstLine="0"/>
+        <w:jc w:val="both"/>
+        <w:rPr>
+          <w:b w:val="1"/>
+          <w:bCs w:val="1"/>
+          <w:sz w:val="24"/>
+          <w:szCs w:val="24"/>
+        </w:rPr>
+      </w:pPr>
       <w:r>
         <w:br w:type="page"/>
       </w:r>
@@ -1494,20 +2046,18 @@
     </w:p>
     <w:p>
       <w:pPr>
-        <w:ind w:left="0" w:firstLine="0"/>
-        <w:rPr>
-          <w:b w:val="1"/>
-          <w:bCs w:val="1"/>
-          <w:sz w:val="36"/>
-          <w:szCs w:val="36"/>
-        </w:rPr>
-      </w:pPr>
-      <w:r>
-        <w:rPr>
-          <w:b w:val="1"/>
-          <w:bCs w:val="1"/>
-          <w:sz w:val="36"/>
-          <w:szCs w:val="36"/>
+        <w:pStyle w:val="Heading1"/>
+        <w:rPr>
+          <w:b w:val="1"/>
+          <w:bCs w:val="1"/>
+        </w:rPr>
+      </w:pPr>
+      <w:bookmarkStart w:colFirst="0" w:colLast="0" w:name="_2wdarxunorp7" w:id="2"/>
+      <w:bookmarkEnd w:id="2"/>
+      <w:r>
+        <w:rPr>
+          <w:b w:val="1"/>
+          <w:bCs w:val="1"/>
           <w:rtl w:val="0"/>
         </w:rPr>
         <w:t xml:space="preserve">1. Introduction</w:t>
@@ -1515,20 +2065,20 @@
     </w:p>
     <w:p>
       <w:pPr>
-        <w:ind w:left="0" w:firstLine="0"/>
-        <w:rPr>
-          <w:b w:val="1"/>
-          <w:bCs w:val="1"/>
-          <w:sz w:val="28"/>
-          <w:szCs w:val="28"/>
-        </w:rPr>
-      </w:pPr>
-      <w:r>
-        <w:rPr>
-          <w:b w:val="1"/>
-          <w:bCs w:val="1"/>
-          <w:sz w:val="28"/>
-          <w:szCs w:val="28"/>
+        <w:pStyle w:val="Heading3"/>
+        <w:rPr>
+          <w:b w:val="1"/>
+          <w:bCs w:val="1"/>
+          <w:color w:val="000000"/>
+        </w:rPr>
+      </w:pPr>
+      <w:bookmarkStart w:colFirst="0" w:colLast="0" w:name="_pcexox6nbb69" w:id="3"/>
+      <w:bookmarkEnd w:id="3"/>
+      <w:r>
+        <w:rPr>
+          <w:b w:val="1"/>
+          <w:bCs w:val="1"/>
+          <w:color w:val="000000"/>
           <w:rtl w:val="0"/>
         </w:rPr>
         <w:t xml:space="preserve">1.1 Purpose</w:t>
@@ -1578,20 +2128,20 @@
     </w:p>
     <w:p>
       <w:pPr>
-        <w:ind w:left="0" w:firstLine="0"/>
-        <w:rPr>
-          <w:b w:val="1"/>
-          <w:bCs w:val="1"/>
-          <w:sz w:val="28"/>
-          <w:szCs w:val="28"/>
-        </w:rPr>
-      </w:pPr>
-      <w:r>
-        <w:rPr>
-          <w:b w:val="1"/>
-          <w:bCs w:val="1"/>
-          <w:sz w:val="28"/>
-          <w:szCs w:val="28"/>
+        <w:pStyle w:val="Heading3"/>
+        <w:rPr>
+          <w:b w:val="1"/>
+          <w:bCs w:val="1"/>
+          <w:color w:val="000000"/>
+        </w:rPr>
+      </w:pPr>
+      <w:bookmarkStart w:colFirst="0" w:colLast="0" w:name="_muhf2vd804d8" w:id="4"/>
+      <w:bookmarkEnd w:id="4"/>
+      <w:r>
+        <w:rPr>
+          <w:b w:val="1"/>
+          <w:bCs w:val="1"/>
+          <w:color w:val="000000"/>
           <w:rtl w:val="0"/>
         </w:rPr>
         <w:t xml:space="preserve">1.2 Document Conventions</w:t>
@@ -1601,7 +2151,7 @@
       <w:pPr>
         <w:numPr>
           <w:ilvl w:val="0"/>
-          <w:numId w:val="22"/>
+          <w:numId w:val="26"/>
         </w:numPr>
         <w:ind w:left="720" w:hanging="360"/>
         <w:rPr>
@@ -1609,7 +2159,6 @@
           <w:bCs w:val="1"/>
           <w:sz w:val="28"/>
           <w:szCs w:val="28"/>
-          <w:u w:val="none"/>
         </w:rPr>
       </w:pPr>
       <w:r>
@@ -1627,7 +2176,7 @@
       <w:pPr>
         <w:numPr>
           <w:ilvl w:val="0"/>
-          <w:numId w:val="22"/>
+          <w:numId w:val="26"/>
         </w:numPr>
         <w:ind w:left="720" w:hanging="360"/>
         <w:rPr>
@@ -1635,7 +2184,6 @@
           <w:bCs w:val="1"/>
           <w:sz w:val="28"/>
           <w:szCs w:val="28"/>
-          <w:u w:val="none"/>
         </w:rPr>
       </w:pPr>
       <w:r>
@@ -1653,7 +2201,7 @@
       <w:pPr>
         <w:numPr>
           <w:ilvl w:val="0"/>
-          <w:numId w:val="22"/>
+          <w:numId w:val="26"/>
         </w:numPr>
         <w:ind w:left="720" w:hanging="360"/>
         <w:rPr>
@@ -1661,7 +2209,6 @@
           <w:bCs w:val="1"/>
           <w:sz w:val="28"/>
           <w:szCs w:val="28"/>
-          <w:u w:val="none"/>
         </w:rPr>
       </w:pPr>
       <w:r>
@@ -1679,7 +2226,7 @@
       <w:pPr>
         <w:numPr>
           <w:ilvl w:val="0"/>
-          <w:numId w:val="22"/>
+          <w:numId w:val="26"/>
         </w:numPr>
         <w:ind w:left="720" w:hanging="360"/>
         <w:rPr>
@@ -1687,7 +2234,6 @@
           <w:bCs w:val="1"/>
           <w:sz w:val="28"/>
           <w:szCs w:val="28"/>
-          <w:u w:val="none"/>
         </w:rPr>
       </w:pPr>
       <w:r>
@@ -1705,7 +2251,7 @@
       <w:pPr>
         <w:numPr>
           <w:ilvl w:val="0"/>
-          <w:numId w:val="22"/>
+          <w:numId w:val="26"/>
         </w:numPr>
         <w:ind w:left="720" w:hanging="360"/>
         <w:rPr>
@@ -1713,7 +2259,6 @@
           <w:bCs w:val="1"/>
           <w:sz w:val="28"/>
           <w:szCs w:val="28"/>
-          <w:u w:val="none"/>
         </w:rPr>
       </w:pPr>
       <w:r>
@@ -1731,7 +2276,7 @@
       <w:pPr>
         <w:numPr>
           <w:ilvl w:val="0"/>
-          <w:numId w:val="22"/>
+          <w:numId w:val="26"/>
         </w:numPr>
         <w:ind w:left="720" w:hanging="360"/>
         <w:rPr>
@@ -1739,7 +2284,6 @@
           <w:bCs w:val="1"/>
           <w:sz w:val="28"/>
           <w:szCs w:val="28"/>
-          <w:u w:val="none"/>
         </w:rPr>
       </w:pPr>
       <w:r>
@@ -1771,19 +2315,20 @@
     </w:p>
     <w:p>
       <w:pPr>
-        <w:rPr>
-          <w:b w:val="1"/>
-          <w:bCs w:val="1"/>
-          <w:sz w:val="28"/>
-          <w:szCs w:val="28"/>
-        </w:rPr>
-      </w:pPr>
-      <w:r>
-        <w:rPr>
-          <w:b w:val="1"/>
-          <w:bCs w:val="1"/>
-          <w:sz w:val="28"/>
-          <w:szCs w:val="28"/>
+        <w:pStyle w:val="Heading3"/>
+        <w:rPr>
+          <w:b w:val="1"/>
+          <w:bCs w:val="1"/>
+          <w:color w:val="000000"/>
+        </w:rPr>
+      </w:pPr>
+      <w:bookmarkStart w:colFirst="0" w:colLast="0" w:name="_ktf7xxjpo3y4" w:id="5"/>
+      <w:bookmarkEnd w:id="5"/>
+      <w:r>
+        <w:rPr>
+          <w:b w:val="1"/>
+          <w:bCs w:val="1"/>
+          <w:color w:val="000000"/>
           <w:rtl w:val="0"/>
         </w:rPr>
         <w:t xml:space="preserve">1.3 Intended Audience and Reading Suggestions</w:t>
@@ -1814,7 +2359,7 @@
       <w:pPr>
         <w:numPr>
           <w:ilvl w:val="0"/>
-          <w:numId w:val="5"/>
+          <w:numId w:val="6"/>
         </w:numPr>
         <w:spacing w:after="0" w:afterAutospacing="0" w:before="240" w:lineRule="auto"/>
         <w:ind w:left="720" w:hanging="360"/>
@@ -1840,7 +2385,7 @@
       <w:pPr>
         <w:numPr>
           <w:ilvl w:val="0"/>
-          <w:numId w:val="5"/>
+          <w:numId w:val="6"/>
         </w:numPr>
         <w:spacing w:after="0" w:afterAutospacing="0" w:before="0" w:beforeAutospacing="0" w:lineRule="auto"/>
         <w:ind w:left="720" w:hanging="360"/>
@@ -1866,7 +2411,7 @@
       <w:pPr>
         <w:numPr>
           <w:ilvl w:val="0"/>
-          <w:numId w:val="5"/>
+          <w:numId w:val="6"/>
         </w:numPr>
         <w:spacing w:after="0" w:afterAutospacing="0" w:before="0" w:beforeAutospacing="0" w:lineRule="auto"/>
         <w:ind w:left="720" w:hanging="360"/>
@@ -1892,7 +2437,7 @@
       <w:pPr>
         <w:numPr>
           <w:ilvl w:val="0"/>
-          <w:numId w:val="5"/>
+          <w:numId w:val="6"/>
         </w:numPr>
         <w:spacing w:after="240" w:before="0" w:beforeAutospacing="0" w:lineRule="auto"/>
         <w:ind w:left="720" w:hanging="360"/>
@@ -1939,7 +2484,7 @@
       <w:pPr>
         <w:numPr>
           <w:ilvl w:val="0"/>
-          <w:numId w:val="3"/>
+          <w:numId w:val="4"/>
         </w:numPr>
         <w:spacing w:after="0" w:afterAutospacing="0" w:before="240" w:lineRule="auto"/>
         <w:ind w:left="720" w:hanging="360"/>
@@ -1965,7 +2510,7 @@
       <w:pPr>
         <w:numPr>
           <w:ilvl w:val="0"/>
-          <w:numId w:val="3"/>
+          <w:numId w:val="4"/>
         </w:numPr>
         <w:spacing w:after="0" w:afterAutospacing="0" w:before="0" w:beforeAutospacing="0" w:lineRule="auto"/>
         <w:ind w:left="720" w:hanging="360"/>
@@ -1991,7 +2536,7 @@
       <w:pPr>
         <w:numPr>
           <w:ilvl w:val="0"/>
-          <w:numId w:val="3"/>
+          <w:numId w:val="4"/>
         </w:numPr>
         <w:spacing w:after="0" w:afterAutospacing="0" w:before="0" w:beforeAutospacing="0" w:lineRule="auto"/>
         <w:ind w:left="720" w:hanging="360"/>
@@ -2017,7 +2562,7 @@
       <w:pPr>
         <w:numPr>
           <w:ilvl w:val="0"/>
-          <w:numId w:val="3"/>
+          <w:numId w:val="4"/>
         </w:numPr>
         <w:spacing w:after="240" w:before="0" w:beforeAutospacing="0" w:lineRule="auto"/>
         <w:ind w:left="720" w:hanging="360"/>
@@ -2041,19 +2586,20 @@
     </w:p>
     <w:p>
       <w:pPr>
-        <w:rPr>
-          <w:b w:val="1"/>
-          <w:bCs w:val="1"/>
-          <w:sz w:val="28"/>
-          <w:szCs w:val="28"/>
-        </w:rPr>
-      </w:pPr>
-      <w:r>
-        <w:rPr>
-          <w:b w:val="1"/>
-          <w:bCs w:val="1"/>
-          <w:sz w:val="28"/>
-          <w:szCs w:val="28"/>
+        <w:pStyle w:val="Heading3"/>
+        <w:rPr>
+          <w:b w:val="1"/>
+          <w:bCs w:val="1"/>
+          <w:color w:val="000000"/>
+        </w:rPr>
+      </w:pPr>
+      <w:bookmarkStart w:colFirst="0" w:colLast="0" w:name="_wyx1fpqmk7u4" w:id="6"/>
+      <w:bookmarkEnd w:id="6"/>
+      <w:r>
+        <w:rPr>
+          <w:b w:val="1"/>
+          <w:bCs w:val="1"/>
+          <w:color w:val="000000"/>
           <w:rtl w:val="0"/>
         </w:rPr>
         <w:t xml:space="preserve">1.4 Product Scope</w:t>
@@ -2084,7 +2630,7 @@
       <w:pPr>
         <w:numPr>
           <w:ilvl w:val="0"/>
-          <w:numId w:val="8"/>
+          <w:numId w:val="9"/>
         </w:numPr>
         <w:spacing w:after="0" w:afterAutospacing="0" w:before="240" w:lineRule="auto"/>
         <w:ind w:left="720" w:hanging="360"/>
@@ -2110,7 +2656,7 @@
       <w:pPr>
         <w:numPr>
           <w:ilvl w:val="0"/>
-          <w:numId w:val="8"/>
+          <w:numId w:val="9"/>
         </w:numPr>
         <w:spacing w:after="0" w:afterAutospacing="0" w:before="0" w:beforeAutospacing="0" w:lineRule="auto"/>
         <w:ind w:left="720" w:hanging="360"/>
@@ -2136,7 +2682,7 @@
       <w:pPr>
         <w:numPr>
           <w:ilvl w:val="0"/>
-          <w:numId w:val="8"/>
+          <w:numId w:val="9"/>
         </w:numPr>
         <w:spacing w:after="240" w:before="0" w:beforeAutospacing="0" w:lineRule="auto"/>
         <w:ind w:left="720" w:hanging="360"/>
@@ -2183,7 +2729,7 @@
       <w:pPr>
         <w:numPr>
           <w:ilvl w:val="0"/>
-          <w:numId w:val="13"/>
+          <w:numId w:val="14"/>
         </w:numPr>
         <w:spacing w:after="0" w:afterAutospacing="0" w:before="240" w:lineRule="auto"/>
         <w:ind w:left="720" w:hanging="360"/>
@@ -2209,7 +2755,7 @@
       <w:pPr>
         <w:numPr>
           <w:ilvl w:val="0"/>
-          <w:numId w:val="13"/>
+          <w:numId w:val="14"/>
         </w:numPr>
         <w:spacing w:after="0" w:afterAutospacing="0" w:before="0" w:beforeAutospacing="0" w:lineRule="auto"/>
         <w:ind w:left="720" w:hanging="360"/>
@@ -2235,7 +2781,7 @@
       <w:pPr>
         <w:numPr>
           <w:ilvl w:val="0"/>
-          <w:numId w:val="13"/>
+          <w:numId w:val="14"/>
         </w:numPr>
         <w:spacing w:after="240" w:before="0" w:beforeAutospacing="0" w:lineRule="auto"/>
         <w:ind w:left="720" w:hanging="360"/>
@@ -2259,19 +2805,20 @@
     </w:p>
     <w:p>
       <w:pPr>
-        <w:rPr>
-          <w:b w:val="1"/>
-          <w:bCs w:val="1"/>
-          <w:sz w:val="28"/>
-          <w:szCs w:val="28"/>
-        </w:rPr>
-      </w:pPr>
-      <w:r>
-        <w:rPr>
-          <w:b w:val="1"/>
-          <w:bCs w:val="1"/>
-          <w:sz w:val="28"/>
-          <w:szCs w:val="28"/>
+        <w:pStyle w:val="Heading3"/>
+        <w:rPr>
+          <w:b w:val="1"/>
+          <w:bCs w:val="1"/>
+          <w:color w:val="000000"/>
+        </w:rPr>
+      </w:pPr>
+      <w:bookmarkStart w:colFirst="0" w:colLast="0" w:name="_y4bw5w6r364" w:id="7"/>
+      <w:bookmarkEnd w:id="7"/>
+      <w:r>
+        <w:rPr>
+          <w:b w:val="1"/>
+          <w:bCs w:val="1"/>
+          <w:color w:val="000000"/>
           <w:rtl w:val="0"/>
         </w:rPr>
         <w:t xml:space="preserve">1.5 References</w:t>
@@ -2289,7 +2836,6 @@
           <w:bCs w:val="1"/>
           <w:sz w:val="28"/>
           <w:szCs w:val="28"/>
-          <w:u w:val="none"/>
         </w:rPr>
       </w:pPr>
       <w:r>
@@ -2315,7 +2861,6 @@
           <w:bCs w:val="1"/>
           <w:sz w:val="28"/>
           <w:szCs w:val="28"/>
-          <w:u w:val="none"/>
         </w:rPr>
       </w:pPr>
       <w:r>
@@ -2341,7 +2886,6 @@
           <w:bCs w:val="1"/>
           <w:sz w:val="28"/>
           <w:szCs w:val="28"/>
-          <w:u w:val="none"/>
         </w:rPr>
       </w:pPr>
       <w:r>
@@ -2367,7 +2911,6 @@
           <w:bCs w:val="1"/>
           <w:sz w:val="28"/>
           <w:szCs w:val="28"/>
-          <w:u w:val="none"/>
         </w:rPr>
       </w:pPr>
       <w:r>
@@ -2399,19 +2942,18 @@
     </w:p>
     <w:p>
       <w:pPr>
-        <w:rPr>
-          <w:b w:val="1"/>
-          <w:bCs w:val="1"/>
-          <w:sz w:val="36"/>
-          <w:szCs w:val="36"/>
-        </w:rPr>
-      </w:pPr>
-      <w:r>
-        <w:rPr>
-          <w:b w:val="1"/>
-          <w:bCs w:val="1"/>
-          <w:sz w:val="36"/>
-          <w:szCs w:val="36"/>
+        <w:pStyle w:val="Heading1"/>
+        <w:rPr>
+          <w:b w:val="1"/>
+          <w:bCs w:val="1"/>
+        </w:rPr>
+      </w:pPr>
+      <w:bookmarkStart w:colFirst="0" w:colLast="0" w:name="_i0snarah3cc3" w:id="8"/>
+      <w:bookmarkEnd w:id="8"/>
+      <w:r>
+        <w:rPr>
+          <w:b w:val="1"/>
+          <w:bCs w:val="1"/>
           <w:rtl w:val="0"/>
         </w:rPr>
         <w:t xml:space="preserve">2. Overall Description</w:t>
@@ -2419,19 +2961,20 @@
     </w:p>
     <w:p>
       <w:pPr>
-        <w:rPr>
-          <w:b w:val="1"/>
-          <w:bCs w:val="1"/>
-          <w:sz w:val="28"/>
-          <w:szCs w:val="28"/>
-        </w:rPr>
-      </w:pPr>
-      <w:r>
-        <w:rPr>
-          <w:b w:val="1"/>
-          <w:bCs w:val="1"/>
-          <w:sz w:val="28"/>
-          <w:szCs w:val="28"/>
+        <w:pStyle w:val="Heading3"/>
+        <w:rPr>
+          <w:b w:val="1"/>
+          <w:bCs w:val="1"/>
+          <w:color w:val="000000"/>
+        </w:rPr>
+      </w:pPr>
+      <w:bookmarkStart w:colFirst="0" w:colLast="0" w:name="_fsrmhr6nt9n5" w:id="9"/>
+      <w:bookmarkEnd w:id="9"/>
+      <w:r>
+        <w:rPr>
+          <w:b w:val="1"/>
+          <w:bCs w:val="1"/>
+          <w:color w:val="000000"/>
           <w:rtl w:val="0"/>
         </w:rPr>
         <w:t xml:space="preserve">2.1 Product Perspective</w:t>
@@ -2462,7 +3005,7 @@
       <w:pPr>
         <w:numPr>
           <w:ilvl w:val="0"/>
-          <w:numId w:val="17"/>
+          <w:numId w:val="19"/>
         </w:numPr>
         <w:spacing w:after="0" w:afterAutospacing="0" w:before="240" w:lineRule="auto"/>
         <w:ind w:left="720" w:hanging="360"/>
@@ -2488,7 +3031,7 @@
       <w:pPr>
         <w:numPr>
           <w:ilvl w:val="0"/>
-          <w:numId w:val="17"/>
+          <w:numId w:val="19"/>
         </w:numPr>
         <w:spacing w:after="0" w:afterAutospacing="0" w:before="0" w:beforeAutospacing="0" w:lineRule="auto"/>
         <w:ind w:left="720" w:hanging="360"/>
@@ -2514,7 +3057,7 @@
       <w:pPr>
         <w:numPr>
           <w:ilvl w:val="0"/>
-          <w:numId w:val="17"/>
+          <w:numId w:val="19"/>
         </w:numPr>
         <w:spacing w:after="0" w:afterAutospacing="0" w:before="0" w:beforeAutospacing="0" w:lineRule="auto"/>
         <w:ind w:left="720" w:hanging="360"/>
@@ -2540,7 +3083,7 @@
       <w:pPr>
         <w:numPr>
           <w:ilvl w:val="0"/>
-          <w:numId w:val="17"/>
+          <w:numId w:val="19"/>
         </w:numPr>
         <w:spacing w:after="240" w:before="0" w:beforeAutospacing="0" w:lineRule="auto"/>
         <w:ind w:left="720" w:hanging="360"/>
@@ -2568,8 +3111,6 @@
         <w:rPr>
           <w:b w:val="1"/>
           <w:bCs w:val="1"/>
-          <w:sz w:val="28"/>
-          <w:szCs w:val="28"/>
         </w:rPr>
       </w:pPr>
       <w:r>
@@ -2582,22 +3123,28 @@
         </w:rPr>
         <w:t xml:space="preserve">It may be extended in future versions to integrate with wearable devices or mobile platforms.</w:t>
       </w:r>
-    </w:p>
-    <w:p>
-      <w:pPr>
-        <w:rPr>
-          <w:b w:val="1"/>
-          <w:bCs w:val="1"/>
-          <w:sz w:val="28"/>
-          <w:szCs w:val="28"/>
-        </w:rPr>
-      </w:pPr>
-      <w:r>
-        <w:rPr>
-          <w:b w:val="1"/>
-          <w:bCs w:val="1"/>
-          <w:sz w:val="28"/>
-          <w:szCs w:val="28"/>
+      <w:r>
+        <w:rPr>
+          <w:rtl w:val="0"/>
+        </w:rPr>
+      </w:r>
+    </w:p>
+    <w:p>
+      <w:pPr>
+        <w:pStyle w:val="Heading3"/>
+        <w:rPr>
+          <w:b w:val="1"/>
+          <w:bCs w:val="1"/>
+          <w:color w:val="000000"/>
+        </w:rPr>
+      </w:pPr>
+      <w:bookmarkStart w:colFirst="0" w:colLast="0" w:name="_ulrip891c0l5" w:id="10"/>
+      <w:bookmarkEnd w:id="10"/>
+      <w:r>
+        <w:rPr>
+          <w:b w:val="1"/>
+          <w:bCs w:val="1"/>
+          <w:color w:val="000000"/>
           <w:rtl w:val="0"/>
         </w:rPr>
         <w:t xml:space="preserve">2.2 Product Functions</w:t>
@@ -2628,7 +3175,7 @@
       <w:pPr>
         <w:numPr>
           <w:ilvl w:val="0"/>
-          <w:numId w:val="28"/>
+          <w:numId w:val="34"/>
         </w:numPr>
         <w:spacing w:after="0" w:afterAutospacing="0" w:before="240" w:lineRule="auto"/>
         <w:ind w:left="720" w:hanging="360"/>
@@ -2654,7 +3201,7 @@
       <w:pPr>
         <w:numPr>
           <w:ilvl w:val="0"/>
-          <w:numId w:val="28"/>
+          <w:numId w:val="34"/>
         </w:numPr>
         <w:spacing w:after="0" w:afterAutospacing="0" w:before="0" w:beforeAutospacing="0" w:lineRule="auto"/>
         <w:ind w:left="720" w:hanging="360"/>
@@ -2680,7 +3227,7 @@
       <w:pPr>
         <w:numPr>
           <w:ilvl w:val="0"/>
-          <w:numId w:val="28"/>
+          <w:numId w:val="34"/>
         </w:numPr>
         <w:spacing w:after="0" w:afterAutospacing="0" w:before="0" w:beforeAutospacing="0" w:lineRule="auto"/>
         <w:ind w:left="720" w:hanging="360"/>
@@ -2706,7 +3253,7 @@
       <w:pPr>
         <w:numPr>
           <w:ilvl w:val="0"/>
-          <w:numId w:val="28"/>
+          <w:numId w:val="34"/>
         </w:numPr>
         <w:spacing w:after="0" w:afterAutospacing="0" w:before="0" w:beforeAutospacing="0" w:lineRule="auto"/>
         <w:ind w:left="720" w:hanging="360"/>
@@ -2732,7 +3279,7 @@
       <w:pPr>
         <w:numPr>
           <w:ilvl w:val="0"/>
-          <w:numId w:val="28"/>
+          <w:numId w:val="34"/>
         </w:numPr>
         <w:spacing w:after="240" w:before="0" w:beforeAutospacing="0" w:lineRule="auto"/>
         <w:ind w:left="720" w:hanging="360"/>
@@ -2756,57 +3303,28 @@
     </w:p>
     <w:p>
       <w:pPr>
-        <w:rPr>
-          <w:b w:val="1"/>
-          <w:bCs w:val="1"/>
-          <w:sz w:val="28"/>
-          <w:szCs w:val="28"/>
-        </w:rPr>
-      </w:pPr>
-      <w:r>
-        <w:rPr>
-          <w:rtl w:val="0"/>
-        </w:rPr>
-      </w:r>
-    </w:p>
-    <w:p>
-      <w:pPr>
-        <w:rPr>
-          <w:b w:val="1"/>
-          <w:bCs w:val="1"/>
-          <w:sz w:val="28"/>
-          <w:szCs w:val="28"/>
-        </w:rPr>
-      </w:pPr>
-      <w:r>
-        <w:rPr>
-          <w:b w:val="1"/>
-          <w:bCs w:val="1"/>
-          <w:sz w:val="28"/>
-          <w:szCs w:val="28"/>
+        <w:pStyle w:val="Heading3"/>
+        <w:rPr>
+          <w:b w:val="1"/>
+          <w:bCs w:val="1"/>
+          <w:color w:val="000000"/>
+        </w:rPr>
+      </w:pPr>
+      <w:bookmarkStart w:colFirst="0" w:colLast="0" w:name="_afl5xkxiicw8" w:id="11"/>
+      <w:bookmarkEnd w:id="11"/>
+      <w:r>
+        <w:rPr>
+          <w:b w:val="1"/>
+          <w:bCs w:val="1"/>
+          <w:color w:val="000000"/>
           <w:rtl w:val="0"/>
         </w:rPr>
         <w:t xml:space="preserve">2.3 User Classes and Characteristics</w:t>
-      </w:r>
-    </w:p>
-    <w:p>
-      <w:pPr>
-        <w:rPr>
-          <w:b w:val="1"/>
-          <w:bCs w:val="1"/>
-          <w:sz w:val="28"/>
-          <w:szCs w:val="28"/>
-        </w:rPr>
-      </w:pPr>
-      <w:r>
-        <w:rPr>
-          <w:rtl w:val="0"/>
-        </w:rPr>
       </w:r>
     </w:p>
     <w:tbl>
       <w:tblPr>
-        <w:tblStyle w:val="Table1"/>
+        <w:tblStyle w:val="Table2"/>
         <w:tblW w:w="5260.0" w:type="dxa"/>
         <w:jc w:val="left"/>
         <w:tblBorders>
@@ -3172,19 +3690,20 @@
     </w:p>
     <w:p>
       <w:pPr>
-        <w:rPr>
-          <w:b w:val="1"/>
-          <w:bCs w:val="1"/>
-          <w:sz w:val="28"/>
-          <w:szCs w:val="28"/>
-        </w:rPr>
-      </w:pPr>
-      <w:r>
-        <w:rPr>
-          <w:b w:val="1"/>
-          <w:bCs w:val="1"/>
-          <w:sz w:val="28"/>
-          <w:szCs w:val="28"/>
+        <w:pStyle w:val="Heading3"/>
+        <w:rPr>
+          <w:b w:val="1"/>
+          <w:bCs w:val="1"/>
+          <w:color w:val="000000"/>
+        </w:rPr>
+      </w:pPr>
+      <w:bookmarkStart w:colFirst="0" w:colLast="0" w:name="_l2z9z4c53hau" w:id="12"/>
+      <w:bookmarkEnd w:id="12"/>
+      <w:r>
+        <w:rPr>
+          <w:b w:val="1"/>
+          <w:bCs w:val="1"/>
+          <w:color w:val="000000"/>
           <w:rtl w:val="0"/>
         </w:rPr>
         <w:t xml:space="preserve">2.4 Operating Environment</w:t>
@@ -3292,34 +3811,20 @@
     </w:p>
     <w:p>
       <w:pPr>
-        <w:rPr>
-          <w:b w:val="1"/>
-          <w:bCs w:val="1"/>
-          <w:sz w:val="28"/>
-          <w:szCs w:val="28"/>
-        </w:rPr>
-      </w:pPr>
-      <w:r>
-        <w:rPr>
-          <w:rtl w:val="0"/>
-        </w:rPr>
-      </w:r>
-    </w:p>
-    <w:p>
-      <w:pPr>
-        <w:rPr>
-          <w:b w:val="1"/>
-          <w:bCs w:val="1"/>
-          <w:sz w:val="28"/>
-          <w:szCs w:val="28"/>
-        </w:rPr>
-      </w:pPr>
-      <w:r>
-        <w:rPr>
-          <w:b w:val="1"/>
-          <w:bCs w:val="1"/>
-          <w:sz w:val="28"/>
-          <w:szCs w:val="28"/>
+        <w:pStyle w:val="Heading3"/>
+        <w:rPr>
+          <w:b w:val="1"/>
+          <w:bCs w:val="1"/>
+          <w:color w:val="000000"/>
+        </w:rPr>
+      </w:pPr>
+      <w:bookmarkStart w:colFirst="0" w:colLast="0" w:name="_1r5215wuunwi" w:id="13"/>
+      <w:bookmarkEnd w:id="13"/>
+      <w:r>
+        <w:rPr>
+          <w:b w:val="1"/>
+          <w:bCs w:val="1"/>
+          <w:color w:val="000000"/>
           <w:rtl w:val="0"/>
         </w:rPr>
         <w:t xml:space="preserve">2.5 Design and Implementation Constraints</w:t>
@@ -3329,7 +3834,7 @@
       <w:pPr>
         <w:numPr>
           <w:ilvl w:val="0"/>
-          <w:numId w:val="6"/>
+          <w:numId w:val="7"/>
         </w:numPr>
         <w:ind w:left="720" w:hanging="360"/>
         <w:rPr>
@@ -3337,7 +3842,6 @@
           <w:bCs w:val="1"/>
           <w:sz w:val="28"/>
           <w:szCs w:val="28"/>
-          <w:u w:val="none"/>
         </w:rPr>
       </w:pPr>
       <w:r>
@@ -3355,7 +3859,7 @@
       <w:pPr>
         <w:numPr>
           <w:ilvl w:val="0"/>
-          <w:numId w:val="6"/>
+          <w:numId w:val="7"/>
         </w:numPr>
         <w:ind w:left="720" w:hanging="360"/>
         <w:rPr>
@@ -3363,7 +3867,6 @@
           <w:bCs w:val="1"/>
           <w:sz w:val="28"/>
           <w:szCs w:val="28"/>
-          <w:u w:val="none"/>
         </w:rPr>
       </w:pPr>
       <w:r>
@@ -3381,7 +3884,7 @@
       <w:pPr>
         <w:numPr>
           <w:ilvl w:val="0"/>
-          <w:numId w:val="6"/>
+          <w:numId w:val="7"/>
         </w:numPr>
         <w:ind w:left="720" w:hanging="360"/>
         <w:rPr>
@@ -3389,7 +3892,6 @@
           <w:bCs w:val="1"/>
           <w:sz w:val="28"/>
           <w:szCs w:val="28"/>
-          <w:u w:val="none"/>
         </w:rPr>
       </w:pPr>
       <w:r>
@@ -3407,7 +3909,7 @@
       <w:pPr>
         <w:numPr>
           <w:ilvl w:val="0"/>
-          <w:numId w:val="6"/>
+          <w:numId w:val="7"/>
         </w:numPr>
         <w:ind w:left="720" w:hanging="360"/>
         <w:rPr>
@@ -3415,7 +3917,6 @@
           <w:bCs w:val="1"/>
           <w:sz w:val="28"/>
           <w:szCs w:val="28"/>
-          <w:u w:val="none"/>
         </w:rPr>
       </w:pPr>
       <w:r>
@@ -3431,34 +3932,20 @@
     </w:p>
     <w:p>
       <w:pPr>
-        <w:rPr>
-          <w:b w:val="1"/>
-          <w:bCs w:val="1"/>
-          <w:sz w:val="28"/>
-          <w:szCs w:val="28"/>
-        </w:rPr>
-      </w:pPr>
-      <w:r>
-        <w:rPr>
-          <w:rtl w:val="0"/>
-        </w:rPr>
-      </w:r>
-    </w:p>
-    <w:p>
-      <w:pPr>
-        <w:rPr>
-          <w:b w:val="1"/>
-          <w:bCs w:val="1"/>
-          <w:sz w:val="28"/>
-          <w:szCs w:val="28"/>
-        </w:rPr>
-      </w:pPr>
-      <w:r>
-        <w:rPr>
-          <w:b w:val="1"/>
-          <w:bCs w:val="1"/>
-          <w:sz w:val="28"/>
-          <w:szCs w:val="28"/>
+        <w:pStyle w:val="Heading3"/>
+        <w:rPr>
+          <w:b w:val="1"/>
+          <w:bCs w:val="1"/>
+          <w:color w:val="000000"/>
+        </w:rPr>
+      </w:pPr>
+      <w:bookmarkStart w:colFirst="0" w:colLast="0" w:name="_74mir82j1qb" w:id="14"/>
+      <w:bookmarkEnd w:id="14"/>
+      <w:r>
+        <w:rPr>
+          <w:b w:val="1"/>
+          <w:bCs w:val="1"/>
+          <w:color w:val="000000"/>
           <w:rtl w:val="0"/>
         </w:rPr>
         <w:t xml:space="preserve">2.6 User Documentation</w:t>
@@ -3468,7 +3955,7 @@
       <w:pPr>
         <w:numPr>
           <w:ilvl w:val="0"/>
-          <w:numId w:val="4"/>
+          <w:numId w:val="5"/>
         </w:numPr>
         <w:ind w:left="720" w:hanging="360"/>
         <w:rPr>
@@ -3476,7 +3963,6 @@
           <w:bCs w:val="1"/>
           <w:sz w:val="28"/>
           <w:szCs w:val="28"/>
-          <w:u w:val="none"/>
         </w:rPr>
       </w:pPr>
       <w:r>
@@ -3494,7 +3980,7 @@
       <w:pPr>
         <w:numPr>
           <w:ilvl w:val="0"/>
-          <w:numId w:val="4"/>
+          <w:numId w:val="5"/>
         </w:numPr>
         <w:ind w:left="720" w:hanging="360"/>
         <w:rPr>
@@ -3502,7 +3988,6 @@
           <w:bCs w:val="1"/>
           <w:sz w:val="28"/>
           <w:szCs w:val="28"/>
-          <w:u w:val="none"/>
         </w:rPr>
       </w:pPr>
       <w:r>
@@ -3520,7 +4005,7 @@
       <w:pPr>
         <w:numPr>
           <w:ilvl w:val="0"/>
-          <w:numId w:val="4"/>
+          <w:numId w:val="5"/>
         </w:numPr>
         <w:ind w:left="720" w:hanging="360"/>
         <w:rPr>
@@ -3528,7 +4013,6 @@
           <w:bCs w:val="1"/>
           <w:sz w:val="28"/>
           <w:szCs w:val="28"/>
-          <w:u w:val="none"/>
         </w:rPr>
       </w:pPr>
       <w:r>
@@ -3544,34 +4028,20 @@
     </w:p>
     <w:p>
       <w:pPr>
-        <w:rPr>
-          <w:b w:val="1"/>
-          <w:bCs w:val="1"/>
-          <w:sz w:val="28"/>
-          <w:szCs w:val="28"/>
-        </w:rPr>
-      </w:pPr>
-      <w:r>
-        <w:rPr>
-          <w:rtl w:val="0"/>
-        </w:rPr>
-      </w:r>
-    </w:p>
-    <w:p>
-      <w:pPr>
-        <w:rPr>
-          <w:b w:val="1"/>
-          <w:bCs w:val="1"/>
-          <w:sz w:val="28"/>
-          <w:szCs w:val="28"/>
-        </w:rPr>
-      </w:pPr>
-      <w:r>
-        <w:rPr>
-          <w:b w:val="1"/>
-          <w:bCs w:val="1"/>
-          <w:sz w:val="28"/>
-          <w:szCs w:val="28"/>
+        <w:pStyle w:val="Heading3"/>
+        <w:rPr>
+          <w:b w:val="1"/>
+          <w:bCs w:val="1"/>
+          <w:color w:val="000000"/>
+        </w:rPr>
+      </w:pPr>
+      <w:bookmarkStart w:colFirst="0" w:colLast="0" w:name="_e29yazcy2vc5" w:id="15"/>
+      <w:bookmarkEnd w:id="15"/>
+      <w:r>
+        <w:rPr>
+          <w:b w:val="1"/>
+          <w:bCs w:val="1"/>
+          <w:color w:val="000000"/>
           <w:rtl w:val="0"/>
         </w:rPr>
         <w:t xml:space="preserve">2.7 Assumptions and Dependencies</w:t>
@@ -3581,7 +4051,7 @@
       <w:pPr>
         <w:numPr>
           <w:ilvl w:val="0"/>
-          <w:numId w:val="27"/>
+          <w:numId w:val="33"/>
         </w:numPr>
         <w:ind w:left="720" w:hanging="360"/>
         <w:rPr>
@@ -3589,7 +4059,6 @@
           <w:bCs w:val="1"/>
           <w:sz w:val="28"/>
           <w:szCs w:val="28"/>
-          <w:u w:val="none"/>
         </w:rPr>
       </w:pPr>
       <w:r>
@@ -3607,7 +4076,7 @@
       <w:pPr>
         <w:numPr>
           <w:ilvl w:val="0"/>
-          <w:numId w:val="27"/>
+          <w:numId w:val="33"/>
         </w:numPr>
         <w:ind w:left="720" w:hanging="360"/>
         <w:rPr>
@@ -3615,7 +4084,6 @@
           <w:bCs w:val="1"/>
           <w:sz w:val="28"/>
           <w:szCs w:val="28"/>
-          <w:u w:val="none"/>
         </w:rPr>
       </w:pPr>
       <w:r>
@@ -3633,7 +4101,7 @@
       <w:pPr>
         <w:numPr>
           <w:ilvl w:val="0"/>
-          <w:numId w:val="27"/>
+          <w:numId w:val="33"/>
         </w:numPr>
         <w:ind w:left="720" w:hanging="360"/>
         <w:rPr>
@@ -3641,7 +4109,6 @@
           <w:bCs w:val="1"/>
           <w:sz w:val="28"/>
           <w:szCs w:val="28"/>
-          <w:u w:val="none"/>
         </w:rPr>
       </w:pPr>
       <w:r>
@@ -3659,7 +4126,7 @@
       <w:pPr>
         <w:numPr>
           <w:ilvl w:val="0"/>
-          <w:numId w:val="27"/>
+          <w:numId w:val="33"/>
         </w:numPr>
         <w:ind w:left="720" w:hanging="360"/>
         <w:rPr>
@@ -3667,7 +4134,6 @@
           <w:bCs w:val="1"/>
           <w:sz w:val="28"/>
           <w:szCs w:val="28"/>
-          <w:u w:val="none"/>
         </w:rPr>
       </w:pPr>
       <w:r>
@@ -3698,19 +4164,18 @@
     </w:p>
     <w:p>
       <w:pPr>
-        <w:rPr>
-          <w:b w:val="1"/>
-          <w:bCs w:val="1"/>
-          <w:sz w:val="36"/>
-          <w:szCs w:val="36"/>
-        </w:rPr>
-      </w:pPr>
-      <w:r>
-        <w:rPr>
-          <w:b w:val="1"/>
-          <w:bCs w:val="1"/>
-          <w:sz w:val="36"/>
-          <w:szCs w:val="36"/>
+        <w:pStyle w:val="Heading1"/>
+        <w:rPr>
+          <w:b w:val="1"/>
+          <w:bCs w:val="1"/>
+        </w:rPr>
+      </w:pPr>
+      <w:bookmarkStart w:colFirst="0" w:colLast="0" w:name="_9qbi12cbzznf" w:id="16"/>
+      <w:bookmarkEnd w:id="16"/>
+      <w:r>
+        <w:rPr>
+          <w:b w:val="1"/>
+          <w:bCs w:val="1"/>
           <w:rtl w:val="0"/>
         </w:rPr>
         <w:t xml:space="preserve">3. External Interface Requirements</w:t>
@@ -3718,19 +4183,20 @@
     </w:p>
     <w:p>
       <w:pPr>
-        <w:rPr>
-          <w:b w:val="1"/>
-          <w:bCs w:val="1"/>
-          <w:sz w:val="28"/>
-          <w:szCs w:val="28"/>
-        </w:rPr>
-      </w:pPr>
-      <w:r>
-        <w:rPr>
-          <w:b w:val="1"/>
-          <w:bCs w:val="1"/>
-          <w:sz w:val="28"/>
-          <w:szCs w:val="28"/>
+        <w:pStyle w:val="Heading3"/>
+        <w:rPr>
+          <w:b w:val="1"/>
+          <w:bCs w:val="1"/>
+          <w:color w:val="000000"/>
+        </w:rPr>
+      </w:pPr>
+      <w:bookmarkStart w:colFirst="0" w:colLast="0" w:name="_64261h8n3l48" w:id="17"/>
+      <w:bookmarkEnd w:id="17"/>
+      <w:r>
+        <w:rPr>
+          <w:b w:val="1"/>
+          <w:bCs w:val="1"/>
+          <w:color w:val="000000"/>
           <w:rtl w:val="0"/>
         </w:rPr>
         <w:t xml:space="preserve">3.1 User Interfaces</w:t>
@@ -3740,7 +4206,7 @@
       <w:pPr>
         <w:numPr>
           <w:ilvl w:val="0"/>
-          <w:numId w:val="26"/>
+          <w:numId w:val="31"/>
         </w:numPr>
         <w:ind w:left="720" w:hanging="360"/>
         <w:rPr>
@@ -3748,7 +4214,6 @@
           <w:bCs w:val="1"/>
           <w:sz w:val="28"/>
           <w:szCs w:val="28"/>
-          <w:u w:val="none"/>
         </w:rPr>
       </w:pPr>
       <w:r>
@@ -3766,7 +4231,7 @@
       <w:pPr>
         <w:numPr>
           <w:ilvl w:val="0"/>
-          <w:numId w:val="26"/>
+          <w:numId w:val="31"/>
         </w:numPr>
         <w:ind w:left="720" w:hanging="360"/>
         <w:rPr>
@@ -3774,7 +4239,6 @@
           <w:bCs w:val="1"/>
           <w:sz w:val="28"/>
           <w:szCs w:val="28"/>
-          <w:u w:val="none"/>
         </w:rPr>
       </w:pPr>
       <w:r>
@@ -3792,7 +4256,7 @@
       <w:pPr>
         <w:numPr>
           <w:ilvl w:val="0"/>
-          <w:numId w:val="26"/>
+          <w:numId w:val="31"/>
         </w:numPr>
         <w:ind w:left="720" w:hanging="360"/>
         <w:rPr>
@@ -3800,7 +4264,6 @@
           <w:bCs w:val="1"/>
           <w:sz w:val="28"/>
           <w:szCs w:val="28"/>
-          <w:u w:val="none"/>
         </w:rPr>
       </w:pPr>
       <w:r>
@@ -3818,7 +4281,7 @@
       <w:pPr>
         <w:numPr>
           <w:ilvl w:val="0"/>
-          <w:numId w:val="26"/>
+          <w:numId w:val="31"/>
         </w:numPr>
         <w:ind w:left="720" w:hanging="360"/>
         <w:rPr>
@@ -3826,7 +4289,6 @@
           <w:bCs w:val="1"/>
           <w:sz w:val="28"/>
           <w:szCs w:val="28"/>
-          <w:u w:val="none"/>
         </w:rPr>
       </w:pPr>
       <w:r>
@@ -3842,34 +4304,20 @@
     </w:p>
     <w:p>
       <w:pPr>
-        <w:rPr>
-          <w:b w:val="1"/>
-          <w:bCs w:val="1"/>
-          <w:sz w:val="28"/>
-          <w:szCs w:val="28"/>
-        </w:rPr>
-      </w:pPr>
-      <w:r>
-        <w:rPr>
-          <w:rtl w:val="0"/>
-        </w:rPr>
-      </w:r>
-    </w:p>
-    <w:p>
-      <w:pPr>
-        <w:rPr>
-          <w:b w:val="1"/>
-          <w:bCs w:val="1"/>
-          <w:sz w:val="28"/>
-          <w:szCs w:val="28"/>
-        </w:rPr>
-      </w:pPr>
-      <w:r>
-        <w:rPr>
-          <w:b w:val="1"/>
-          <w:bCs w:val="1"/>
-          <w:sz w:val="28"/>
-          <w:szCs w:val="28"/>
+        <w:pStyle w:val="Heading3"/>
+        <w:rPr>
+          <w:b w:val="1"/>
+          <w:bCs w:val="1"/>
+          <w:color w:val="000000"/>
+        </w:rPr>
+      </w:pPr>
+      <w:bookmarkStart w:colFirst="0" w:colLast="0" w:name="_678o34v730jy" w:id="18"/>
+      <w:bookmarkEnd w:id="18"/>
+      <w:r>
+        <w:rPr>
+          <w:b w:val="1"/>
+          <w:bCs w:val="1"/>
+          <w:color w:val="000000"/>
           <w:rtl w:val="0"/>
         </w:rPr>
         <w:t xml:space="preserve">3.2 Hardware Interfaces</w:t>
@@ -3879,7 +4327,7 @@
       <w:pPr>
         <w:numPr>
           <w:ilvl w:val="0"/>
-          <w:numId w:val="15"/>
+          <w:numId w:val="17"/>
         </w:numPr>
         <w:ind w:left="720" w:hanging="360"/>
         <w:rPr>
@@ -3887,7 +4335,6 @@
           <w:bCs w:val="1"/>
           <w:sz w:val="28"/>
           <w:szCs w:val="28"/>
-          <w:u w:val="none"/>
         </w:rPr>
       </w:pPr>
       <w:r>
@@ -3905,7 +4352,7 @@
       <w:pPr>
         <w:numPr>
           <w:ilvl w:val="0"/>
-          <w:numId w:val="15"/>
+          <w:numId w:val="17"/>
         </w:numPr>
         <w:ind w:left="720" w:hanging="360"/>
         <w:rPr>
@@ -3913,7 +4360,6 @@
           <w:bCs w:val="1"/>
           <w:sz w:val="28"/>
           <w:szCs w:val="28"/>
-          <w:u w:val="none"/>
         </w:rPr>
       </w:pPr>
       <w:r>
@@ -3929,34 +4375,20 @@
     </w:p>
     <w:p>
       <w:pPr>
-        <w:rPr>
-          <w:b w:val="1"/>
-          <w:bCs w:val="1"/>
-          <w:sz w:val="28"/>
-          <w:szCs w:val="28"/>
-        </w:rPr>
-      </w:pPr>
-      <w:r>
-        <w:rPr>
-          <w:rtl w:val="0"/>
-        </w:rPr>
-      </w:r>
-    </w:p>
-    <w:p>
-      <w:pPr>
-        <w:rPr>
-          <w:b w:val="1"/>
-          <w:bCs w:val="1"/>
-          <w:sz w:val="28"/>
-          <w:szCs w:val="28"/>
-        </w:rPr>
-      </w:pPr>
-      <w:r>
-        <w:rPr>
-          <w:b w:val="1"/>
-          <w:bCs w:val="1"/>
-          <w:sz w:val="28"/>
-          <w:szCs w:val="28"/>
+        <w:pStyle w:val="Heading3"/>
+        <w:rPr>
+          <w:b w:val="1"/>
+          <w:bCs w:val="1"/>
+          <w:color w:val="000000"/>
+        </w:rPr>
+      </w:pPr>
+      <w:bookmarkStart w:colFirst="0" w:colLast="0" w:name="_4p3i28k7gfca" w:id="19"/>
+      <w:bookmarkEnd w:id="19"/>
+      <w:r>
+        <w:rPr>
+          <w:b w:val="1"/>
+          <w:bCs w:val="1"/>
+          <w:color w:val="000000"/>
           <w:rtl w:val="0"/>
         </w:rPr>
         <w:t xml:space="preserve">3.3 Software Interfaces</w:t>
@@ -3966,7 +4398,7 @@
       <w:pPr>
         <w:numPr>
           <w:ilvl w:val="0"/>
-          <w:numId w:val="20"/>
+          <w:numId w:val="23"/>
         </w:numPr>
         <w:ind w:left="720" w:hanging="360"/>
         <w:rPr>
@@ -3974,7 +4406,6 @@
           <w:bCs w:val="1"/>
           <w:sz w:val="28"/>
           <w:szCs w:val="28"/>
-          <w:u w:val="none"/>
         </w:rPr>
       </w:pPr>
       <w:r>
@@ -3992,7 +4423,7 @@
       <w:pPr>
         <w:numPr>
           <w:ilvl w:val="0"/>
-          <w:numId w:val="20"/>
+          <w:numId w:val="23"/>
         </w:numPr>
         <w:ind w:left="720" w:hanging="360"/>
         <w:rPr>
@@ -4000,7 +4431,6 @@
           <w:bCs w:val="1"/>
           <w:sz w:val="28"/>
           <w:szCs w:val="28"/>
-          <w:u w:val="none"/>
         </w:rPr>
       </w:pPr>
       <w:r>
@@ -4018,7 +4448,7 @@
       <w:pPr>
         <w:numPr>
           <w:ilvl w:val="0"/>
-          <w:numId w:val="20"/>
+          <w:numId w:val="23"/>
         </w:numPr>
         <w:ind w:left="720" w:hanging="360"/>
         <w:rPr>
@@ -4026,7 +4456,6 @@
           <w:bCs w:val="1"/>
           <w:sz w:val="28"/>
           <w:szCs w:val="28"/>
-          <w:u w:val="none"/>
         </w:rPr>
       </w:pPr>
       <w:r>
@@ -4042,37 +4471,217 @@
     </w:p>
     <w:p>
       <w:pPr>
-        <w:rPr>
-          <w:b w:val="1"/>
-          <w:bCs w:val="1"/>
-          <w:sz w:val="28"/>
-          <w:szCs w:val="28"/>
-        </w:rPr>
-      </w:pPr>
-      <w:r>
-        <w:rPr>
-          <w:rtl w:val="0"/>
-        </w:rPr>
-      </w:r>
-    </w:p>
-    <w:p>
-      <w:pPr>
-        <w:rPr>
-          <w:b w:val="1"/>
-          <w:bCs w:val="1"/>
-          <w:sz w:val="28"/>
-          <w:szCs w:val="28"/>
-        </w:rPr>
-      </w:pPr>
-      <w:r>
-        <w:rPr>
-          <w:b w:val="1"/>
-          <w:bCs w:val="1"/>
-          <w:sz w:val="28"/>
-          <w:szCs w:val="28"/>
+        <w:pStyle w:val="Heading3"/>
+        <w:rPr>
+          <w:b w:val="1"/>
+          <w:bCs w:val="1"/>
+          <w:color w:val="000000"/>
+        </w:rPr>
+      </w:pPr>
+      <w:bookmarkStart w:colFirst="0" w:colLast="0" w:name="_4722iusemh4s" w:id="20"/>
+      <w:bookmarkEnd w:id="20"/>
+      <w:r>
+        <w:rPr>
+          <w:b w:val="1"/>
+          <w:bCs w:val="1"/>
+          <w:color w:val="000000"/>
           <w:rtl w:val="0"/>
         </w:rPr>
         <w:t xml:space="preserve">3.4 Communications Interfaces</w:t>
+      </w:r>
+    </w:p>
+    <w:p>
+      <w:pPr>
+        <w:numPr>
+          <w:ilvl w:val="0"/>
+          <w:numId w:val="25"/>
+        </w:numPr>
+        <w:ind w:left="720" w:hanging="360"/>
+        <w:rPr>
+          <w:b w:val="1"/>
+          <w:bCs w:val="1"/>
+          <w:sz w:val="28"/>
+          <w:szCs w:val="28"/>
+        </w:rPr>
+      </w:pPr>
+      <w:r>
+        <w:rPr>
+          <w:b w:val="1"/>
+          <w:bCs w:val="1"/>
+          <w:sz w:val="28"/>
+          <w:szCs w:val="28"/>
+          <w:rtl w:val="0"/>
+        </w:rPr>
+        <w:t xml:space="preserve">HTTPS protocol for weather data retrieval</w:t>
+      </w:r>
+    </w:p>
+    <w:p>
+      <w:pPr>
+        <w:numPr>
+          <w:ilvl w:val="0"/>
+          <w:numId w:val="25"/>
+        </w:numPr>
+        <w:ind w:left="720" w:hanging="360"/>
+        <w:rPr>
+          <w:b w:val="1"/>
+          <w:bCs w:val="1"/>
+          <w:sz w:val="28"/>
+          <w:szCs w:val="28"/>
+        </w:rPr>
+      </w:pPr>
+      <w:r>
+        <w:rPr>
+          <w:b w:val="1"/>
+          <w:bCs w:val="1"/>
+          <w:sz w:val="28"/>
+          <w:szCs w:val="28"/>
+          <w:rtl w:val="0"/>
+        </w:rPr>
+        <w:t xml:space="preserve">JSON message format</w:t>
+      </w:r>
+    </w:p>
+    <w:p>
+      <w:pPr>
+        <w:numPr>
+          <w:ilvl w:val="0"/>
+          <w:numId w:val="25"/>
+        </w:numPr>
+        <w:ind w:left="720" w:hanging="360"/>
+        <w:rPr>
+          <w:b w:val="1"/>
+          <w:bCs w:val="1"/>
+          <w:sz w:val="28"/>
+          <w:szCs w:val="28"/>
+        </w:rPr>
+      </w:pPr>
+      <w:r>
+        <w:rPr>
+          <w:b w:val="1"/>
+          <w:bCs w:val="1"/>
+          <w:sz w:val="28"/>
+          <w:szCs w:val="28"/>
+          <w:rtl w:val="0"/>
+        </w:rPr>
+        <w:t xml:space="preserve">Encrypted API communication</w:t>
+      </w:r>
+    </w:p>
+    <w:p>
+      <w:pPr>
+        <w:pStyle w:val="Heading1"/>
+        <w:rPr>
+          <w:b w:val="1"/>
+          <w:bCs w:val="1"/>
+        </w:rPr>
+      </w:pPr>
+      <w:bookmarkStart w:colFirst="0" w:colLast="0" w:name="_fe6djbq3s2fd" w:id="21"/>
+      <w:bookmarkEnd w:id="21"/>
+      <w:r>
+        <w:rPr>
+          <w:b w:val="1"/>
+          <w:bCs w:val="1"/>
+          <w:rtl w:val="0"/>
+        </w:rPr>
+        <w:t xml:space="preserve">4. System Features</w:t>
+      </w:r>
+    </w:p>
+    <w:p>
+      <w:pPr>
+        <w:pStyle w:val="Heading3"/>
+        <w:rPr>
+          <w:b w:val="1"/>
+          <w:bCs w:val="1"/>
+          <w:color w:val="000000"/>
+        </w:rPr>
+      </w:pPr>
+      <w:bookmarkStart w:colFirst="0" w:colLast="0" w:name="_uzt26jh34s14" w:id="22"/>
+      <w:bookmarkEnd w:id="22"/>
+      <w:r>
+        <w:rPr>
+          <w:b w:val="1"/>
+          <w:bCs w:val="1"/>
+          <w:color w:val="000000"/>
+          <w:rtl w:val="0"/>
+        </w:rPr>
+        <w:t xml:space="preserve">4.1 Face &amp; Accessory Detection</w:t>
+      </w:r>
+    </w:p>
+    <w:p>
+      <w:pPr>
+        <w:pStyle w:val="Heading3"/>
+        <w:rPr>
+          <w:b w:val="1"/>
+          <w:bCs w:val="1"/>
+          <w:color w:val="000000"/>
+        </w:rPr>
+      </w:pPr>
+      <w:bookmarkStart w:colFirst="0" w:colLast="0" w:name="_s8abyvy7m2xa" w:id="23"/>
+      <w:bookmarkEnd w:id="23"/>
+      <w:r>
+        <w:rPr>
+          <w:b w:val="1"/>
+          <w:bCs w:val="1"/>
+          <w:color w:val="000000"/>
+          <w:rtl w:val="0"/>
+        </w:rPr>
+        <w:t xml:space="preserve">4.1.1 Description and Priority</w:t>
+        <w:br w:type="textWrapping"/>
+        <w:t xml:space="preserve">The system shall detect faces and identify accessories such as masks and glasses.</w:t>
+      </w:r>
+    </w:p>
+    <w:p>
+      <w:pPr>
+        <w:rPr>
+          <w:b w:val="1"/>
+          <w:bCs w:val="1"/>
+          <w:sz w:val="28"/>
+          <w:szCs w:val="28"/>
+        </w:rPr>
+      </w:pPr>
+      <w:r>
+        <w:rPr>
+          <w:b w:val="1"/>
+          <w:bCs w:val="1"/>
+          <w:sz w:val="28"/>
+          <w:szCs w:val="28"/>
+          <w:rtl w:val="0"/>
+        </w:rPr>
+        <w:t xml:space="preserve">Priority: High</w:t>
+      </w:r>
+    </w:p>
+    <w:p>
+      <w:pPr>
+        <w:rPr>
+          <w:b w:val="1"/>
+          <w:bCs w:val="1"/>
+          <w:sz w:val="28"/>
+          <w:szCs w:val="28"/>
+        </w:rPr>
+      </w:pPr>
+      <w:r>
+        <w:rPr>
+          <w:rtl w:val="0"/>
+        </w:rPr>
+      </w:r>
+    </w:p>
+    <w:p>
+      <w:pPr>
+        <w:pStyle w:val="Heading3"/>
+        <w:rPr>
+          <w:b w:val="1"/>
+          <w:bCs w:val="1"/>
+          <w:color w:val="000000"/>
+        </w:rPr>
+      </w:pPr>
+      <w:bookmarkStart w:colFirst="0" w:colLast="0" w:name="_6fm9pmlrfpu3" w:id="24"/>
+      <w:bookmarkEnd w:id="24"/>
+      <w:r>
+        <w:rPr>
+          <w:b w:val="1"/>
+          <w:bCs w:val="1"/>
+          <w:color w:val="000000"/>
+          <w:rtl w:val="0"/>
+        </w:rPr>
+        <w:t xml:space="preserve">4.1.2 Stimulus/Response Sequences</w:t>
       </w:r>
     </w:p>
     <w:p>
@@ -4087,18 +4696,17 @@
           <w:bCs w:val="1"/>
           <w:sz w:val="28"/>
           <w:szCs w:val="28"/>
-          <w:u w:val="none"/>
-        </w:rPr>
-      </w:pPr>
-      <w:r>
-        <w:rPr>
-          <w:b w:val="1"/>
-          <w:bCs w:val="1"/>
-          <w:sz w:val="28"/>
-          <w:szCs w:val="28"/>
-          <w:rtl w:val="0"/>
-        </w:rPr>
-        <w:t xml:space="preserve">HTTPS protocol for weather data retrieval</w:t>
+        </w:rPr>
+      </w:pPr>
+      <w:r>
+        <w:rPr>
+          <w:b w:val="1"/>
+          <w:bCs w:val="1"/>
+          <w:sz w:val="28"/>
+          <w:szCs w:val="28"/>
+          <w:rtl w:val="0"/>
+        </w:rPr>
+        <w:t xml:space="preserve">User launches application</w:t>
       </w:r>
     </w:p>
     <w:p>
@@ -4113,18 +4721,17 @@
           <w:bCs w:val="1"/>
           <w:sz w:val="28"/>
           <w:szCs w:val="28"/>
-          <w:u w:val="none"/>
-        </w:rPr>
-      </w:pPr>
-      <w:r>
-        <w:rPr>
-          <w:b w:val="1"/>
-          <w:bCs w:val="1"/>
-          <w:sz w:val="28"/>
-          <w:szCs w:val="28"/>
-          <w:rtl w:val="0"/>
-        </w:rPr>
-        <w:t xml:space="preserve">JSON message format</w:t>
+        </w:rPr>
+      </w:pPr>
+      <w:r>
+        <w:rPr>
+          <w:b w:val="1"/>
+          <w:bCs w:val="1"/>
+          <w:sz w:val="28"/>
+          <w:szCs w:val="28"/>
+          <w:rtl w:val="0"/>
+        </w:rPr>
+        <w:t xml:space="preserve">Camera activates</w:t>
       </w:r>
     </w:p>
     <w:p>
@@ -4139,157 +4746,24 @@
           <w:bCs w:val="1"/>
           <w:sz w:val="28"/>
           <w:szCs w:val="28"/>
-          <w:u w:val="none"/>
-        </w:rPr>
-      </w:pPr>
-      <w:r>
-        <w:rPr>
-          <w:b w:val="1"/>
-          <w:bCs w:val="1"/>
-          <w:sz w:val="28"/>
-          <w:szCs w:val="28"/>
-          <w:rtl w:val="0"/>
-        </w:rPr>
-        <w:t xml:space="preserve">Encrypted API communication</w:t>
-      </w:r>
-    </w:p>
-    <w:p>
-      <w:pPr>
-        <w:rPr>
-          <w:b w:val="1"/>
-          <w:bCs w:val="1"/>
-          <w:sz w:val="28"/>
-          <w:szCs w:val="28"/>
-        </w:rPr>
-      </w:pPr>
-      <w:r>
-        <w:rPr>
-          <w:rtl w:val="0"/>
-        </w:rPr>
-      </w:r>
-    </w:p>
-    <w:p>
-      <w:pPr>
-        <w:rPr>
-          <w:b w:val="1"/>
-          <w:bCs w:val="1"/>
-          <w:sz w:val="36"/>
-          <w:szCs w:val="36"/>
-        </w:rPr>
-      </w:pPr>
-      <w:r>
-        <w:rPr>
-          <w:b w:val="1"/>
-          <w:bCs w:val="1"/>
-          <w:sz w:val="36"/>
-          <w:szCs w:val="36"/>
-          <w:rtl w:val="0"/>
-        </w:rPr>
-        <w:t xml:space="preserve">4. System Features</w:t>
-      </w:r>
-    </w:p>
-    <w:p>
-      <w:pPr>
-        <w:rPr>
-          <w:b w:val="1"/>
-          <w:bCs w:val="1"/>
-          <w:sz w:val="28"/>
-          <w:szCs w:val="28"/>
-        </w:rPr>
-      </w:pPr>
-      <w:r>
-        <w:rPr>
-          <w:b w:val="1"/>
-          <w:bCs w:val="1"/>
-          <w:sz w:val="28"/>
-          <w:szCs w:val="28"/>
-          <w:rtl w:val="0"/>
-        </w:rPr>
-        <w:t xml:space="preserve">4.1 Face &amp; Accessory Detection</w:t>
-      </w:r>
-    </w:p>
-    <w:p>
-      <w:pPr>
-        <w:rPr>
-          <w:b w:val="1"/>
-          <w:bCs w:val="1"/>
-          <w:sz w:val="28"/>
-          <w:szCs w:val="28"/>
-        </w:rPr>
-      </w:pPr>
-      <w:r>
-        <w:rPr>
-          <w:b w:val="1"/>
-          <w:bCs w:val="1"/>
-          <w:sz w:val="28"/>
-          <w:szCs w:val="28"/>
-          <w:rtl w:val="0"/>
-        </w:rPr>
-        <w:t xml:space="preserve">4.1.1 Description and Priority</w:t>
-        <w:br w:type="textWrapping"/>
-        <w:t xml:space="preserve">The system shall detect faces and identify accessories such as masks and glasses.</w:t>
-      </w:r>
-    </w:p>
-    <w:p>
-      <w:pPr>
-        <w:rPr>
-          <w:b w:val="1"/>
-          <w:bCs w:val="1"/>
-          <w:sz w:val="28"/>
-          <w:szCs w:val="28"/>
-        </w:rPr>
-      </w:pPr>
-      <w:r>
-        <w:rPr>
-          <w:b w:val="1"/>
-          <w:bCs w:val="1"/>
-          <w:sz w:val="28"/>
-          <w:szCs w:val="28"/>
-          <w:rtl w:val="0"/>
-        </w:rPr>
-        <w:t xml:space="preserve">Priority: High</w:t>
-      </w:r>
-    </w:p>
-    <w:p>
-      <w:pPr>
-        <w:rPr>
-          <w:b w:val="1"/>
-          <w:bCs w:val="1"/>
-          <w:sz w:val="28"/>
-          <w:szCs w:val="28"/>
-        </w:rPr>
-      </w:pPr>
-      <w:r>
-        <w:rPr>
-          <w:rtl w:val="0"/>
-        </w:rPr>
-      </w:r>
-    </w:p>
-    <w:p>
-      <w:pPr>
-        <w:rPr>
-          <w:b w:val="1"/>
-          <w:bCs w:val="1"/>
-          <w:sz w:val="28"/>
-          <w:szCs w:val="28"/>
-        </w:rPr>
-      </w:pPr>
-      <w:r>
-        <w:rPr>
-          <w:b w:val="1"/>
-          <w:bCs w:val="1"/>
-          <w:sz w:val="28"/>
-          <w:szCs w:val="28"/>
-          <w:rtl w:val="0"/>
-        </w:rPr>
-        <w:t xml:space="preserve">4.1.2 Stimulus/Response Sequences</w:t>
+        </w:rPr>
+      </w:pPr>
+      <w:r>
+        <w:rPr>
+          <w:b w:val="1"/>
+          <w:bCs w:val="1"/>
+          <w:sz w:val="28"/>
+          <w:szCs w:val="28"/>
+          <w:rtl w:val="0"/>
+        </w:rPr>
+        <w:t xml:space="preserve">Face detected</w:t>
       </w:r>
     </w:p>
     <w:p>
       <w:pPr>
         <w:numPr>
           <w:ilvl w:val="0"/>
-          <w:numId w:val="18"/>
+          <w:numId w:val="21"/>
         </w:numPr>
         <w:ind w:left="720" w:hanging="360"/>
         <w:rPr>
@@ -4297,25 +4771,24 @@
           <w:bCs w:val="1"/>
           <w:sz w:val="28"/>
           <w:szCs w:val="28"/>
-          <w:u w:val="none"/>
-        </w:rPr>
-      </w:pPr>
-      <w:r>
-        <w:rPr>
-          <w:b w:val="1"/>
-          <w:bCs w:val="1"/>
-          <w:sz w:val="28"/>
-          <w:szCs w:val="28"/>
-          <w:rtl w:val="0"/>
-        </w:rPr>
-        <w:t xml:space="preserve">User launches application</w:t>
+        </w:rPr>
+      </w:pPr>
+      <w:r>
+        <w:rPr>
+          <w:b w:val="1"/>
+          <w:bCs w:val="1"/>
+          <w:sz w:val="28"/>
+          <w:szCs w:val="28"/>
+          <w:rtl w:val="0"/>
+        </w:rPr>
+        <w:t xml:space="preserve">Accessories identified</w:t>
       </w:r>
     </w:p>
     <w:p>
       <w:pPr>
         <w:numPr>
           <w:ilvl w:val="0"/>
-          <w:numId w:val="18"/>
+          <w:numId w:val="21"/>
         </w:numPr>
         <w:ind w:left="720" w:hanging="360"/>
         <w:rPr>
@@ -4323,85 +4796,6 @@
           <w:bCs w:val="1"/>
           <w:sz w:val="28"/>
           <w:szCs w:val="28"/>
-          <w:u w:val="none"/>
-        </w:rPr>
-      </w:pPr>
-      <w:r>
-        <w:rPr>
-          <w:b w:val="1"/>
-          <w:bCs w:val="1"/>
-          <w:sz w:val="28"/>
-          <w:szCs w:val="28"/>
-          <w:rtl w:val="0"/>
-        </w:rPr>
-        <w:t xml:space="preserve">Camera activates</w:t>
-      </w:r>
-    </w:p>
-    <w:p>
-      <w:pPr>
-        <w:numPr>
-          <w:ilvl w:val="0"/>
-          <w:numId w:val="18"/>
-        </w:numPr>
-        <w:ind w:left="720" w:hanging="360"/>
-        <w:rPr>
-          <w:b w:val="1"/>
-          <w:bCs w:val="1"/>
-          <w:sz w:val="28"/>
-          <w:szCs w:val="28"/>
-          <w:u w:val="none"/>
-        </w:rPr>
-      </w:pPr>
-      <w:r>
-        <w:rPr>
-          <w:b w:val="1"/>
-          <w:bCs w:val="1"/>
-          <w:sz w:val="28"/>
-          <w:szCs w:val="28"/>
-          <w:rtl w:val="0"/>
-        </w:rPr>
-        <w:t xml:space="preserve">Face detected</w:t>
-      </w:r>
-    </w:p>
-    <w:p>
-      <w:pPr>
-        <w:numPr>
-          <w:ilvl w:val="0"/>
-          <w:numId w:val="18"/>
-        </w:numPr>
-        <w:ind w:left="720" w:hanging="360"/>
-        <w:rPr>
-          <w:b w:val="1"/>
-          <w:bCs w:val="1"/>
-          <w:sz w:val="28"/>
-          <w:szCs w:val="28"/>
-          <w:u w:val="none"/>
-        </w:rPr>
-      </w:pPr>
-      <w:r>
-        <w:rPr>
-          <w:b w:val="1"/>
-          <w:bCs w:val="1"/>
-          <w:sz w:val="28"/>
-          <w:szCs w:val="28"/>
-          <w:rtl w:val="0"/>
-        </w:rPr>
-        <w:t xml:space="preserve">Accessories identified</w:t>
-      </w:r>
-    </w:p>
-    <w:p>
-      <w:pPr>
-        <w:numPr>
-          <w:ilvl w:val="0"/>
-          <w:numId w:val="18"/>
-        </w:numPr>
-        <w:ind w:left="720" w:hanging="360"/>
-        <w:rPr>
-          <w:b w:val="1"/>
-          <w:bCs w:val="1"/>
-          <w:sz w:val="28"/>
-          <w:szCs w:val="28"/>
-          <w:u w:val="none"/>
         </w:rPr>
       </w:pPr>
       <w:r>
@@ -4432,19 +4826,20 @@
     </w:p>
     <w:p>
       <w:pPr>
-        <w:rPr>
-          <w:b w:val="1"/>
-          <w:bCs w:val="1"/>
-          <w:sz w:val="28"/>
-          <w:szCs w:val="28"/>
-        </w:rPr>
-      </w:pPr>
-      <w:r>
-        <w:rPr>
-          <w:b w:val="1"/>
-          <w:bCs w:val="1"/>
-          <w:sz w:val="28"/>
-          <w:szCs w:val="28"/>
+        <w:pStyle w:val="Heading3"/>
+        <w:rPr>
+          <w:b w:val="1"/>
+          <w:bCs w:val="1"/>
+          <w:color w:val="000000"/>
+        </w:rPr>
+      </w:pPr>
+      <w:bookmarkStart w:colFirst="0" w:colLast="0" w:name="_wip6givfjnc5" w:id="25"/>
+      <w:bookmarkEnd w:id="25"/>
+      <w:r>
+        <w:rPr>
+          <w:b w:val="1"/>
+          <w:bCs w:val="1"/>
+          <w:color w:val="000000"/>
           <w:rtl w:val="0"/>
         </w:rPr>
         <w:t xml:space="preserve">4.1.3 Functional Requirements</w:t>
@@ -4529,19 +4924,20 @@
     </w:p>
     <w:p>
       <w:pPr>
-        <w:rPr>
-          <w:b w:val="1"/>
-          <w:bCs w:val="1"/>
-          <w:sz w:val="28"/>
-          <w:szCs w:val="28"/>
-        </w:rPr>
-      </w:pPr>
-      <w:r>
-        <w:rPr>
-          <w:b w:val="1"/>
-          <w:bCs w:val="1"/>
-          <w:sz w:val="28"/>
-          <w:szCs w:val="28"/>
+        <w:pStyle w:val="Heading3"/>
+        <w:rPr>
+          <w:b w:val="1"/>
+          <w:bCs w:val="1"/>
+          <w:color w:val="000000"/>
+        </w:rPr>
+      </w:pPr>
+      <w:bookmarkStart w:colFirst="0" w:colLast="0" w:name="_j3a9iu1uk1o7" w:id="26"/>
+      <w:bookmarkEnd w:id="26"/>
+      <w:r>
+        <w:rPr>
+          <w:b w:val="1"/>
+          <w:bCs w:val="1"/>
+          <w:color w:val="000000"/>
           <w:rtl w:val="0"/>
         </w:rPr>
         <w:t xml:space="preserve">4.2 Weather-Based Recommendation System</w:t>
@@ -4549,7 +4945,7 @@
     </w:p>
     <w:p>
       <w:pPr>
-        <w:pStyle w:val="Heading4"/>
+        <w:pStyle w:val="Heading3"/>
         <w:keepNext w:val="0"/>
         <w:keepLines w:val="0"/>
         <w:spacing w:after="40" w:before="240" w:lineRule="auto"/>
@@ -4557,19 +4953,15 @@
           <w:b w:val="1"/>
           <w:bCs w:val="1"/>
           <w:color w:val="000000"/>
-          <w:sz w:val="28"/>
-          <w:szCs w:val="28"/>
-        </w:rPr>
-      </w:pPr>
-      <w:bookmarkStart w:colFirst="0" w:colLast="0" w:name="_t0fbbtr2i7vp" w:id="0"/>
-      <w:bookmarkEnd w:id="0"/>
+        </w:rPr>
+      </w:pPr>
+      <w:bookmarkStart w:colFirst="0" w:colLast="0" w:name="_t0fbbtr2i7vp" w:id="27"/>
+      <w:bookmarkEnd w:id="27"/>
       <w:r>
         <w:rPr>
           <w:b w:val="1"/>
           <w:bCs w:val="1"/>
           <w:color w:val="000000"/>
-          <w:sz w:val="28"/>
-          <w:szCs w:val="28"/>
           <w:rtl w:val="0"/>
         </w:rPr>
         <w:t xml:space="preserve">4.2.1 Description and Priority</w:t>
@@ -4581,7 +4973,7 @@
     </w:p>
     <w:p>
       <w:pPr>
-        <w:pStyle w:val="Heading4"/>
+        <w:pStyle w:val="Heading3"/>
         <w:keepNext w:val="0"/>
         <w:keepLines w:val="0"/>
         <w:spacing w:after="40" w:before="240" w:lineRule="auto"/>
@@ -4589,19 +4981,15 @@
           <w:b w:val="1"/>
           <w:bCs w:val="1"/>
           <w:color w:val="000000"/>
-          <w:sz w:val="28"/>
-          <w:szCs w:val="28"/>
-        </w:rPr>
-      </w:pPr>
-      <w:bookmarkStart w:colFirst="0" w:colLast="0" w:name="_jll7p36whuuk" w:id="1"/>
-      <w:bookmarkEnd w:id="1"/>
+        </w:rPr>
+      </w:pPr>
+      <w:bookmarkStart w:colFirst="0" w:colLast="0" w:name="_jll7p36whuuk" w:id="28"/>
+      <w:bookmarkEnd w:id="28"/>
       <w:r>
         <w:rPr>
           <w:b w:val="1"/>
           <w:bCs w:val="1"/>
           <w:color w:val="000000"/>
-          <w:sz w:val="28"/>
-          <w:szCs w:val="28"/>
           <w:rtl w:val="0"/>
         </w:rPr>
         <w:t xml:space="preserve">4.2.2 Stimulus/Response Sequences</w:t>
@@ -4626,8 +5014,8 @@
           <w:szCs w:val="28"/>
         </w:rPr>
       </w:pPr>
-      <w:bookmarkStart w:colFirst="0" w:colLast="0" w:name="_ndhrycgj5o8" w:id="2"/>
-      <w:bookmarkEnd w:id="2"/>
+      <w:bookmarkStart w:colFirst="0" w:colLast="0" w:name="_ndhrycgj5o8" w:id="29"/>
+      <w:bookmarkEnd w:id="29"/>
       <w:r>
         <w:rPr>
           <w:b w:val="1"/>
@@ -4720,7 +5108,7 @@
     </w:p>
     <w:p>
       <w:pPr>
-        <w:pStyle w:val="Heading4"/>
+        <w:pStyle w:val="Heading3"/>
         <w:keepNext w:val="0"/>
         <w:keepLines w:val="0"/>
         <w:spacing w:after="40" w:before="240" w:lineRule="auto"/>
@@ -4728,22 +5116,730 @@
           <w:b w:val="1"/>
           <w:bCs w:val="1"/>
           <w:color w:val="000000"/>
-          <w:sz w:val="28"/>
-          <w:szCs w:val="28"/>
-        </w:rPr>
-      </w:pPr>
-      <w:bookmarkStart w:colFirst="0" w:colLast="0" w:name="_m1wrrtw3q1mm" w:id="3"/>
-      <w:bookmarkEnd w:id="3"/>
+        </w:rPr>
+      </w:pPr>
+      <w:bookmarkStart w:colFirst="0" w:colLast="0" w:name="_m1wrrtw3q1mm" w:id="30"/>
+      <w:bookmarkEnd w:id="30"/>
       <w:r>
         <w:rPr>
           <w:b w:val="1"/>
           <w:bCs w:val="1"/>
           <w:color w:val="000000"/>
-          <w:sz w:val="28"/>
-          <w:szCs w:val="28"/>
           <w:rtl w:val="0"/>
         </w:rPr>
         <w:t xml:space="preserve">4.2.3 Functional Requirements</w:t>
+      </w:r>
+    </w:p>
+    <w:p>
+      <w:pPr>
+        <w:numPr>
+          <w:ilvl w:val="0"/>
+          <w:numId w:val="12"/>
+        </w:numPr>
+        <w:spacing w:after="0" w:afterAutospacing="0" w:before="240" w:lineRule="auto"/>
+        <w:ind w:left="720" w:hanging="360"/>
+        <w:rPr>
+          <w:b w:val="1"/>
+          <w:bCs w:val="1"/>
+          <w:sz w:val="28"/>
+          <w:szCs w:val="28"/>
+        </w:rPr>
+      </w:pPr>
+      <w:r>
+        <w:rPr>
+          <w:b w:val="1"/>
+          <w:bCs w:val="1"/>
+          <w:sz w:val="28"/>
+          <w:szCs w:val="28"/>
+          <w:rtl w:val="0"/>
+        </w:rPr>
+        <w:t xml:space="preserve">REQ-F-05: The system shall fetch current weather data.</w:t>
+      </w:r>
+    </w:p>
+    <w:p>
+      <w:pPr>
+        <w:numPr>
+          <w:ilvl w:val="0"/>
+          <w:numId w:val="12"/>
+        </w:numPr>
+        <w:spacing w:after="0" w:afterAutospacing="0" w:before="0" w:beforeAutospacing="0" w:lineRule="auto"/>
+        <w:ind w:left="720" w:hanging="360"/>
+        <w:rPr>
+          <w:b w:val="1"/>
+          <w:bCs w:val="1"/>
+          <w:sz w:val="28"/>
+          <w:szCs w:val="28"/>
+        </w:rPr>
+      </w:pPr>
+      <w:r>
+        <w:rPr>
+          <w:b w:val="1"/>
+          <w:bCs w:val="1"/>
+          <w:sz w:val="28"/>
+          <w:szCs w:val="28"/>
+          <w:rtl w:val="0"/>
+        </w:rPr>
+        <w:t xml:space="preserve">REQ-F-06: The system shall suggest masks during polluted or cold weather.</w:t>
+      </w:r>
+    </w:p>
+    <w:p>
+      <w:pPr>
+        <w:numPr>
+          <w:ilvl w:val="0"/>
+          <w:numId w:val="12"/>
+        </w:numPr>
+        <w:spacing w:after="0" w:afterAutospacing="0" w:before="0" w:beforeAutospacing="0" w:lineRule="auto"/>
+        <w:ind w:left="720" w:hanging="360"/>
+        <w:rPr>
+          <w:b w:val="1"/>
+          <w:bCs w:val="1"/>
+          <w:sz w:val="28"/>
+          <w:szCs w:val="28"/>
+        </w:rPr>
+      </w:pPr>
+      <w:r>
+        <w:rPr>
+          <w:b w:val="1"/>
+          <w:bCs w:val="1"/>
+          <w:sz w:val="28"/>
+          <w:szCs w:val="28"/>
+          <w:rtl w:val="0"/>
+        </w:rPr>
+        <w:t xml:space="preserve">REQ-F-07: The system shall suggest sunglasses during sunny weather.</w:t>
+      </w:r>
+    </w:p>
+    <w:p>
+      <w:pPr>
+        <w:numPr>
+          <w:ilvl w:val="0"/>
+          <w:numId w:val="12"/>
+        </w:numPr>
+        <w:spacing w:after="240" w:before="0" w:beforeAutospacing="0" w:lineRule="auto"/>
+        <w:ind w:left="720" w:hanging="360"/>
+        <w:rPr>
+          <w:b w:val="1"/>
+          <w:bCs w:val="1"/>
+          <w:sz w:val="28"/>
+          <w:szCs w:val="28"/>
+        </w:rPr>
+      </w:pPr>
+      <w:r>
+        <w:rPr>
+          <w:b w:val="1"/>
+          <w:bCs w:val="1"/>
+          <w:sz w:val="28"/>
+          <w:szCs w:val="28"/>
+          <w:rtl w:val="0"/>
+        </w:rPr>
+        <w:t xml:space="preserve">REQ-F-08: The system should update recommendations dynamically.</w:t>
+      </w:r>
+    </w:p>
+    <w:p>
+      <w:pPr>
+        <w:pStyle w:val="Heading3"/>
+        <w:spacing w:after="240" w:before="240" w:lineRule="auto"/>
+        <w:rPr>
+          <w:b w:val="1"/>
+          <w:bCs w:val="1"/>
+          <w:color w:val="000000"/>
+        </w:rPr>
+      </w:pPr>
+      <w:bookmarkStart w:colFirst="0" w:colLast="0" w:name="_7u2rz6uc5x6n" w:id="31"/>
+      <w:bookmarkEnd w:id="31"/>
+      <w:r>
+        <w:rPr>
+          <w:b w:val="1"/>
+          <w:bCs w:val="1"/>
+          <w:color w:val="000000"/>
+          <w:rtl w:val="0"/>
+        </w:rPr>
+        <w:t xml:space="preserve">4.2.4 Non-Functional Requirements</w:t>
+      </w:r>
+    </w:p>
+    <w:p>
+      <w:pPr>
+        <w:numPr>
+          <w:ilvl w:val="0"/>
+          <w:numId w:val="20"/>
+        </w:numPr>
+        <w:spacing w:after="0" w:afterAutospacing="0" w:before="240" w:lineRule="auto"/>
+        <w:ind w:left="720" w:hanging="360"/>
+        <w:rPr>
+          <w:b w:val="1"/>
+          <w:bCs w:val="1"/>
+          <w:sz w:val="28"/>
+          <w:szCs w:val="28"/>
+        </w:rPr>
+      </w:pPr>
+      <w:r>
+        <w:rPr>
+          <w:b w:val="1"/>
+          <w:bCs w:val="1"/>
+          <w:sz w:val="28"/>
+          <w:szCs w:val="28"/>
+          <w:rtl w:val="0"/>
+        </w:rPr>
+        <w:t xml:space="preserve">REQ-NF-01: The system shall have a user interface that shall be optimal.</w:t>
+      </w:r>
+    </w:p>
+    <w:p>
+      <w:pPr>
+        <w:numPr>
+          <w:ilvl w:val="0"/>
+          <w:numId w:val="20"/>
+        </w:numPr>
+        <w:spacing w:after="240" w:before="0" w:beforeAutospacing="0" w:lineRule="auto"/>
+        <w:ind w:left="720" w:hanging="360"/>
+        <w:rPr>
+          <w:b w:val="1"/>
+          <w:bCs w:val="1"/>
+          <w:sz w:val="28"/>
+          <w:szCs w:val="28"/>
+        </w:rPr>
+      </w:pPr>
+      <w:r>
+        <w:rPr>
+          <w:b w:val="1"/>
+          <w:bCs w:val="1"/>
+          <w:sz w:val="28"/>
+          <w:szCs w:val="28"/>
+          <w:rtl w:val="0"/>
+        </w:rPr>
+        <w:t xml:space="preserve">REQ-NF-02: The system should be able to perform optimally.</w:t>
+      </w:r>
+    </w:p>
+    <w:p>
+      <w:pPr>
+        <w:pStyle w:val="Heading1"/>
+        <w:rPr>
+          <w:b w:val="1"/>
+          <w:bCs w:val="1"/>
+        </w:rPr>
+      </w:pPr>
+      <w:bookmarkStart w:colFirst="0" w:colLast="0" w:name="_cjspkvsvd8ts" w:id="32"/>
+      <w:bookmarkEnd w:id="32"/>
+      <w:r>
+        <w:rPr>
+          <w:b w:val="1"/>
+          <w:bCs w:val="1"/>
+          <w:rtl w:val="0"/>
+        </w:rPr>
+        <w:t xml:space="preserve">5. Other Nonfunctional Requirements</w:t>
+      </w:r>
+    </w:p>
+    <w:p>
+      <w:pPr>
+        <w:pStyle w:val="Heading3"/>
+        <w:rPr>
+          <w:b w:val="1"/>
+          <w:bCs w:val="1"/>
+          <w:color w:val="000000"/>
+        </w:rPr>
+      </w:pPr>
+      <w:bookmarkStart w:colFirst="0" w:colLast="0" w:name="_11zy01gtio9o" w:id="33"/>
+      <w:bookmarkEnd w:id="33"/>
+      <w:r>
+        <w:rPr>
+          <w:b w:val="1"/>
+          <w:bCs w:val="1"/>
+          <w:color w:val="000000"/>
+          <w:rtl w:val="0"/>
+        </w:rPr>
+        <w:t xml:space="preserve">5.1 Performance Requirements</w:t>
+      </w:r>
+    </w:p>
+    <w:p>
+      <w:pPr>
+        <w:numPr>
+          <w:ilvl w:val="0"/>
+          <w:numId w:val="16"/>
+        </w:numPr>
+        <w:ind w:left="720" w:hanging="360"/>
+        <w:rPr>
+          <w:b w:val="1"/>
+          <w:bCs w:val="1"/>
+          <w:sz w:val="28"/>
+          <w:szCs w:val="28"/>
+        </w:rPr>
+      </w:pPr>
+      <w:r>
+        <w:rPr>
+          <w:rFonts w:ascii="Arial Unicode MS" w:cs="Arial Unicode MS" w:eastAsia="Arial Unicode MS" w:hAnsi="Arial Unicode MS"/>
+          <w:b w:val="1"/>
+          <w:bCs w:val="1"/>
+          <w:sz w:val="28"/>
+          <w:szCs w:val="28"/>
+          <w:rtl w:val="0"/>
+        </w:rPr>
+        <w:t xml:space="preserve">Detection response time ≤ 1 second</w:t>
+      </w:r>
+    </w:p>
+    <w:p>
+      <w:pPr>
+        <w:numPr>
+          <w:ilvl w:val="0"/>
+          <w:numId w:val="16"/>
+        </w:numPr>
+        <w:ind w:left="720" w:hanging="360"/>
+        <w:rPr>
+          <w:b w:val="1"/>
+          <w:bCs w:val="1"/>
+          <w:sz w:val="28"/>
+          <w:szCs w:val="28"/>
+        </w:rPr>
+      </w:pPr>
+      <w:r>
+        <w:rPr>
+          <w:rFonts w:ascii="Arial Unicode MS" w:cs="Arial Unicode MS" w:eastAsia="Arial Unicode MS" w:hAnsi="Arial Unicode MS"/>
+          <w:b w:val="1"/>
+          <w:bCs w:val="1"/>
+          <w:sz w:val="28"/>
+          <w:szCs w:val="28"/>
+          <w:rtl w:val="0"/>
+        </w:rPr>
+        <w:t xml:space="preserve">Weather API response ≤ 2 seconds</w:t>
+      </w:r>
+    </w:p>
+    <w:p>
+      <w:pPr>
+        <w:ind w:left="0" w:firstLine="0"/>
+        <w:rPr>
+          <w:b w:val="1"/>
+          <w:bCs w:val="1"/>
+          <w:sz w:val="28"/>
+          <w:szCs w:val="28"/>
+        </w:rPr>
+      </w:pPr>
+      <w:r>
+        <w:rPr>
+          <w:rtl w:val="0"/>
+        </w:rPr>
+      </w:r>
+    </w:p>
+    <w:p>
+      <w:pPr>
+        <w:pStyle w:val="Heading3"/>
+        <w:rPr>
+          <w:b w:val="1"/>
+          <w:bCs w:val="1"/>
+          <w:color w:val="000000"/>
+        </w:rPr>
+      </w:pPr>
+      <w:bookmarkStart w:colFirst="0" w:colLast="0" w:name="_agksjkmovm02" w:id="34"/>
+      <w:bookmarkEnd w:id="34"/>
+      <w:r>
+        <w:rPr>
+          <w:b w:val="1"/>
+          <w:bCs w:val="1"/>
+          <w:color w:val="000000"/>
+          <w:rtl w:val="0"/>
+        </w:rPr>
+        <w:t xml:space="preserve">5.2 Safety Requirements</w:t>
+      </w:r>
+    </w:p>
+    <w:p>
+      <w:pPr>
+        <w:numPr>
+          <w:ilvl w:val="0"/>
+          <w:numId w:val="27"/>
+        </w:numPr>
+        <w:ind w:left="720" w:hanging="360"/>
+        <w:rPr>
+          <w:b w:val="1"/>
+          <w:bCs w:val="1"/>
+          <w:sz w:val="28"/>
+          <w:szCs w:val="28"/>
+        </w:rPr>
+      </w:pPr>
+      <w:r>
+        <w:rPr>
+          <w:b w:val="1"/>
+          <w:bCs w:val="1"/>
+          <w:sz w:val="28"/>
+          <w:szCs w:val="28"/>
+          <w:rtl w:val="0"/>
+        </w:rPr>
+        <w:t xml:space="preserve">System shall not store facial images permanently</w:t>
+      </w:r>
+    </w:p>
+    <w:p>
+      <w:pPr>
+        <w:numPr>
+          <w:ilvl w:val="0"/>
+          <w:numId w:val="27"/>
+        </w:numPr>
+        <w:ind w:left="720" w:hanging="360"/>
+        <w:rPr>
+          <w:b w:val="1"/>
+          <w:bCs w:val="1"/>
+          <w:sz w:val="28"/>
+          <w:szCs w:val="28"/>
+        </w:rPr>
+      </w:pPr>
+      <w:r>
+        <w:rPr>
+          <w:b w:val="1"/>
+          <w:bCs w:val="1"/>
+          <w:sz w:val="28"/>
+          <w:szCs w:val="28"/>
+          <w:rtl w:val="0"/>
+        </w:rPr>
+        <w:t xml:space="preserve">User must be notified before camera access</w:t>
+      </w:r>
+    </w:p>
+    <w:p>
+      <w:pPr>
+        <w:rPr>
+          <w:b w:val="1"/>
+          <w:bCs w:val="1"/>
+          <w:sz w:val="28"/>
+          <w:szCs w:val="28"/>
+        </w:rPr>
+      </w:pPr>
+      <w:r>
+        <w:rPr>
+          <w:rtl w:val="0"/>
+        </w:rPr>
+      </w:r>
+    </w:p>
+    <w:p>
+      <w:pPr>
+        <w:pStyle w:val="Heading3"/>
+        <w:rPr>
+          <w:b w:val="1"/>
+          <w:bCs w:val="1"/>
+          <w:color w:val="000000"/>
+        </w:rPr>
+      </w:pPr>
+      <w:bookmarkStart w:colFirst="0" w:colLast="0" w:name="_icii53yfpm4o" w:id="35"/>
+      <w:bookmarkEnd w:id="35"/>
+      <w:r>
+        <w:rPr>
+          <w:b w:val="1"/>
+          <w:bCs w:val="1"/>
+          <w:color w:val="000000"/>
+          <w:rtl w:val="0"/>
+        </w:rPr>
+        <w:t xml:space="preserve">5.3 Security Requirements</w:t>
+      </w:r>
+    </w:p>
+    <w:p>
+      <w:pPr>
+        <w:numPr>
+          <w:ilvl w:val="0"/>
+          <w:numId w:val="13"/>
+        </w:numPr>
+        <w:ind w:left="720" w:hanging="360"/>
+        <w:rPr>
+          <w:b w:val="1"/>
+          <w:bCs w:val="1"/>
+          <w:sz w:val="28"/>
+          <w:szCs w:val="28"/>
+        </w:rPr>
+      </w:pPr>
+      <w:r>
+        <w:rPr>
+          <w:b w:val="1"/>
+          <w:bCs w:val="1"/>
+          <w:sz w:val="28"/>
+          <w:szCs w:val="28"/>
+          <w:rtl w:val="0"/>
+        </w:rPr>
+        <w:t xml:space="preserve">Secure API keys</w:t>
+      </w:r>
+    </w:p>
+    <w:p>
+      <w:pPr>
+        <w:numPr>
+          <w:ilvl w:val="0"/>
+          <w:numId w:val="13"/>
+        </w:numPr>
+        <w:ind w:left="720" w:hanging="360"/>
+        <w:rPr>
+          <w:b w:val="1"/>
+          <w:bCs w:val="1"/>
+          <w:sz w:val="28"/>
+          <w:szCs w:val="28"/>
+        </w:rPr>
+      </w:pPr>
+      <w:r>
+        <w:rPr>
+          <w:b w:val="1"/>
+          <w:bCs w:val="1"/>
+          <w:sz w:val="28"/>
+          <w:szCs w:val="28"/>
+          <w:rtl w:val="0"/>
+        </w:rPr>
+        <w:t xml:space="preserve">No biometric data storage</w:t>
+      </w:r>
+    </w:p>
+    <w:p>
+      <w:pPr>
+        <w:numPr>
+          <w:ilvl w:val="0"/>
+          <w:numId w:val="13"/>
+        </w:numPr>
+        <w:ind w:left="720" w:hanging="360"/>
+        <w:rPr>
+          <w:b w:val="1"/>
+          <w:bCs w:val="1"/>
+          <w:sz w:val="28"/>
+          <w:szCs w:val="28"/>
+        </w:rPr>
+      </w:pPr>
+      <w:r>
+        <w:rPr>
+          <w:b w:val="1"/>
+          <w:bCs w:val="1"/>
+          <w:sz w:val="28"/>
+          <w:szCs w:val="28"/>
+          <w:rtl w:val="0"/>
+        </w:rPr>
+        <w:t xml:space="preserve">Encrypted communication channels</w:t>
+      </w:r>
+    </w:p>
+    <w:p>
+      <w:pPr>
+        <w:rPr>
+          <w:b w:val="1"/>
+          <w:bCs w:val="1"/>
+          <w:sz w:val="28"/>
+          <w:szCs w:val="28"/>
+        </w:rPr>
+      </w:pPr>
+      <w:r>
+        <w:rPr>
+          <w:rtl w:val="0"/>
+        </w:rPr>
+      </w:r>
+    </w:p>
+    <w:p>
+      <w:pPr>
+        <w:pStyle w:val="Heading3"/>
+        <w:rPr>
+          <w:b w:val="1"/>
+          <w:bCs w:val="1"/>
+          <w:color w:val="000000"/>
+        </w:rPr>
+      </w:pPr>
+      <w:bookmarkStart w:colFirst="0" w:colLast="0" w:name="_u48il9dmfts5" w:id="36"/>
+      <w:bookmarkEnd w:id="36"/>
+      <w:r>
+        <w:rPr>
+          <w:b w:val="1"/>
+          <w:bCs w:val="1"/>
+          <w:color w:val="000000"/>
+          <w:rtl w:val="0"/>
+        </w:rPr>
+        <w:t xml:space="preserve">5.4 Software Quality Attributes</w:t>
+      </w:r>
+    </w:p>
+    <w:p>
+      <w:pPr>
+        <w:numPr>
+          <w:ilvl w:val="0"/>
+          <w:numId w:val="30"/>
+        </w:numPr>
+        <w:ind w:left="720" w:hanging="360"/>
+        <w:rPr>
+          <w:b w:val="1"/>
+          <w:bCs w:val="1"/>
+          <w:sz w:val="28"/>
+          <w:szCs w:val="28"/>
+        </w:rPr>
+      </w:pPr>
+      <w:r>
+        <w:rPr>
+          <w:b w:val="1"/>
+          <w:bCs w:val="1"/>
+          <w:sz w:val="28"/>
+          <w:szCs w:val="28"/>
+          <w:rtl w:val="0"/>
+        </w:rPr>
+        <w:t xml:space="preserve">Usability: Minimal user interaction required</w:t>
+      </w:r>
+    </w:p>
+    <w:p>
+      <w:pPr>
+        <w:numPr>
+          <w:ilvl w:val="0"/>
+          <w:numId w:val="30"/>
+        </w:numPr>
+        <w:ind w:left="720" w:hanging="360"/>
+        <w:rPr>
+          <w:b w:val="1"/>
+          <w:bCs w:val="1"/>
+          <w:sz w:val="28"/>
+          <w:szCs w:val="28"/>
+        </w:rPr>
+      </w:pPr>
+      <w:r>
+        <w:rPr>
+          <w:rFonts w:ascii="Arial Unicode MS" w:cs="Arial Unicode MS" w:eastAsia="Arial Unicode MS" w:hAnsi="Arial Unicode MS"/>
+          <w:b w:val="1"/>
+          <w:bCs w:val="1"/>
+          <w:sz w:val="28"/>
+          <w:szCs w:val="28"/>
+          <w:rtl w:val="0"/>
+        </w:rPr>
+        <w:t xml:space="preserve">Reliability: ≥ 95% uptime</w:t>
+      </w:r>
+    </w:p>
+    <w:p>
+      <w:pPr>
+        <w:numPr>
+          <w:ilvl w:val="0"/>
+          <w:numId w:val="30"/>
+        </w:numPr>
+        <w:ind w:left="720" w:hanging="360"/>
+        <w:rPr>
+          <w:b w:val="1"/>
+          <w:bCs w:val="1"/>
+          <w:sz w:val="28"/>
+          <w:szCs w:val="28"/>
+        </w:rPr>
+      </w:pPr>
+      <w:r>
+        <w:rPr>
+          <w:b w:val="1"/>
+          <w:bCs w:val="1"/>
+          <w:sz w:val="28"/>
+          <w:szCs w:val="28"/>
+          <w:rtl w:val="0"/>
+        </w:rPr>
+        <w:t xml:space="preserve">Maintainability: Modular code architecture</w:t>
+      </w:r>
+    </w:p>
+    <w:p>
+      <w:pPr>
+        <w:numPr>
+          <w:ilvl w:val="0"/>
+          <w:numId w:val="30"/>
+        </w:numPr>
+        <w:ind w:left="720" w:hanging="360"/>
+        <w:rPr>
+          <w:b w:val="1"/>
+          <w:bCs w:val="1"/>
+          <w:sz w:val="28"/>
+          <w:szCs w:val="28"/>
+        </w:rPr>
+      </w:pPr>
+      <w:r>
+        <w:rPr>
+          <w:b w:val="1"/>
+          <w:bCs w:val="1"/>
+          <w:sz w:val="28"/>
+          <w:szCs w:val="28"/>
+          <w:rtl w:val="0"/>
+        </w:rPr>
+        <w:t xml:space="preserve">Scalability: Support future wearable integration</w:t>
+      </w:r>
+    </w:p>
+    <w:p>
+      <w:pPr>
+        <w:rPr>
+          <w:b w:val="1"/>
+          <w:bCs w:val="1"/>
+          <w:sz w:val="28"/>
+          <w:szCs w:val="28"/>
+        </w:rPr>
+      </w:pPr>
+      <w:r>
+        <w:rPr>
+          <w:rtl w:val="0"/>
+        </w:rPr>
+      </w:r>
+    </w:p>
+    <w:p>
+      <w:pPr>
+        <w:pStyle w:val="Heading3"/>
+        <w:rPr>
+          <w:b w:val="1"/>
+          <w:bCs w:val="1"/>
+          <w:color w:val="000000"/>
+        </w:rPr>
+      </w:pPr>
+      <w:bookmarkStart w:colFirst="0" w:colLast="0" w:name="_k947c49usmej" w:id="37"/>
+      <w:bookmarkEnd w:id="37"/>
+      <w:r>
+        <w:rPr>
+          <w:b w:val="1"/>
+          <w:bCs w:val="1"/>
+          <w:color w:val="000000"/>
+          <w:rtl w:val="0"/>
+        </w:rPr>
+        <w:t xml:space="preserve">5.5 Business Rules</w:t>
+      </w:r>
+    </w:p>
+    <w:p>
+      <w:pPr>
+        <w:numPr>
+          <w:ilvl w:val="0"/>
+          <w:numId w:val="18"/>
+        </w:numPr>
+        <w:ind w:left="720" w:hanging="360"/>
+        <w:rPr>
+          <w:b w:val="1"/>
+          <w:bCs w:val="1"/>
+          <w:sz w:val="28"/>
+          <w:szCs w:val="28"/>
+        </w:rPr>
+      </w:pPr>
+      <w:r>
+        <w:rPr>
+          <w:b w:val="1"/>
+          <w:bCs w:val="1"/>
+          <w:sz w:val="28"/>
+          <w:szCs w:val="28"/>
+          <w:rtl w:val="0"/>
+        </w:rPr>
+        <w:t xml:space="preserve">Only authenticated admins can modify recommendation rules</w:t>
+      </w:r>
+    </w:p>
+    <w:p>
+      <w:pPr>
+        <w:numPr>
+          <w:ilvl w:val="0"/>
+          <w:numId w:val="18"/>
+        </w:numPr>
+        <w:ind w:left="720" w:hanging="360"/>
+        <w:rPr>
+          <w:b w:val="1"/>
+          <w:bCs w:val="1"/>
+          <w:sz w:val="28"/>
+          <w:szCs w:val="28"/>
+        </w:rPr>
+      </w:pPr>
+      <w:r>
+        <w:rPr>
+          <w:b w:val="1"/>
+          <w:bCs w:val="1"/>
+          <w:sz w:val="28"/>
+          <w:szCs w:val="28"/>
+          <w:rtl w:val="0"/>
+        </w:rPr>
+        <w:t xml:space="preserve">Weather data must be refreshed every session</w:t>
+      </w:r>
+    </w:p>
+    <w:p>
+      <w:pPr>
+        <w:pStyle w:val="Heading3"/>
+        <w:rPr>
+          <w:b w:val="1"/>
+          <w:bCs w:val="1"/>
+          <w:color w:val="000000"/>
+        </w:rPr>
+      </w:pPr>
+      <w:bookmarkStart w:colFirst="0" w:colLast="0" w:name="_ii947lnr5d7y" w:id="38"/>
+      <w:bookmarkEnd w:id="38"/>
+      <w:r>
+        <w:rPr>
+          <w:b w:val="1"/>
+          <w:bCs w:val="1"/>
+          <w:color w:val="000000"/>
+          <w:rtl w:val="0"/>
+        </w:rPr>
+        <w:t xml:space="preserve">5.6 Other Requirements</w:t>
       </w:r>
     </w:p>
     <w:p>
@@ -4769,59 +5865,7 @@
           <w:szCs w:val="28"/>
           <w:rtl w:val="0"/>
         </w:rPr>
-        <w:t xml:space="preserve">REQ-F-05: The system shall fetch current weather data.</w:t>
-      </w:r>
-    </w:p>
-    <w:p>
-      <w:pPr>
-        <w:numPr>
-          <w:ilvl w:val="0"/>
-          <w:numId w:val="11"/>
-        </w:numPr>
-        <w:spacing w:after="0" w:afterAutospacing="0" w:before="0" w:beforeAutospacing="0" w:lineRule="auto"/>
-        <w:ind w:left="720" w:hanging="360"/>
-        <w:rPr>
-          <w:b w:val="1"/>
-          <w:bCs w:val="1"/>
-          <w:sz w:val="28"/>
-          <w:szCs w:val="28"/>
-        </w:rPr>
-      </w:pPr>
-      <w:r>
-        <w:rPr>
-          <w:b w:val="1"/>
-          <w:bCs w:val="1"/>
-          <w:sz w:val="28"/>
-          <w:szCs w:val="28"/>
-          <w:rtl w:val="0"/>
-        </w:rPr>
-        <w:t xml:space="preserve">REQ-F-06: The system shall suggest masks during polluted or cold weather.</w:t>
-      </w:r>
-    </w:p>
-    <w:p>
-      <w:pPr>
-        <w:numPr>
-          <w:ilvl w:val="0"/>
-          <w:numId w:val="11"/>
-        </w:numPr>
-        <w:spacing w:after="0" w:afterAutospacing="0" w:before="0" w:beforeAutospacing="0" w:lineRule="auto"/>
-        <w:ind w:left="720" w:hanging="360"/>
-        <w:rPr>
-          <w:b w:val="1"/>
-          <w:bCs w:val="1"/>
-          <w:sz w:val="28"/>
-          <w:szCs w:val="28"/>
-        </w:rPr>
-      </w:pPr>
-      <w:r>
-        <w:rPr>
-          <w:b w:val="1"/>
-          <w:bCs w:val="1"/>
-          <w:sz w:val="28"/>
-          <w:szCs w:val="28"/>
-          <w:rtl w:val="0"/>
-        </w:rPr>
-        <w:t xml:space="preserve">REQ-F-07: The system shall suggest sunglasses during sunny weather.</w:t>
+        <w:t xml:space="preserve">Internationalization support (future scope)</w:t>
       </w:r>
     </w:p>
     <w:p>
@@ -4847,54 +5891,38 @@
           <w:szCs w:val="28"/>
           <w:rtl w:val="0"/>
         </w:rPr>
-        <w:t xml:space="preserve">REQ-F-08: The system should update recommendations dynamically.</w:t>
-      </w:r>
-    </w:p>
-    <w:p>
-      <w:pPr>
-        <w:rPr>
-          <w:b w:val="1"/>
-          <w:bCs w:val="1"/>
-          <w:sz w:val="36"/>
-          <w:szCs w:val="36"/>
-        </w:rPr>
-      </w:pPr>
-      <w:r>
-        <w:rPr>
-          <w:b w:val="1"/>
-          <w:bCs w:val="1"/>
-          <w:sz w:val="36"/>
-          <w:szCs w:val="36"/>
-          <w:rtl w:val="0"/>
-        </w:rPr>
-        <w:t xml:space="preserve">5. Other Nonfunctional Requirements</w:t>
-      </w:r>
-    </w:p>
-    <w:p>
-      <w:pPr>
-        <w:rPr>
-          <w:b w:val="1"/>
-          <w:bCs w:val="1"/>
-          <w:sz w:val="28"/>
-          <w:szCs w:val="28"/>
-        </w:rPr>
-      </w:pPr>
-      <w:r>
-        <w:rPr>
-          <w:b w:val="1"/>
-          <w:bCs w:val="1"/>
-          <w:sz w:val="28"/>
-          <w:szCs w:val="28"/>
-          <w:rtl w:val="0"/>
-        </w:rPr>
-        <w:t xml:space="preserve">5.1 Performance Requirements</w:t>
+        <w:t xml:space="preserve">Legal compliance with data privacy laws</w:t>
+      </w:r>
+      <w:r>
+        <w:rPr>
+          <w:rtl w:val="0"/>
+        </w:rPr>
+      </w:r>
+    </w:p>
+    <w:p>
+      <w:pPr>
+        <w:pStyle w:val="Heading1"/>
+        <w:rPr>
+          <w:b w:val="1"/>
+          <w:bCs w:val="1"/>
+        </w:rPr>
+      </w:pPr>
+      <w:bookmarkStart w:colFirst="0" w:colLast="0" w:name="_r2lhla5hczjc" w:id="39"/>
+      <w:bookmarkEnd w:id="39"/>
+      <w:r>
+        <w:rPr>
+          <w:b w:val="1"/>
+          <w:bCs w:val="1"/>
+          <w:rtl w:val="0"/>
+        </w:rPr>
+        <w:t xml:space="preserve">Appendix A: Glossary</w:t>
       </w:r>
     </w:p>
     <w:p>
       <w:pPr>
         <w:numPr>
           <w:ilvl w:val="0"/>
-          <w:numId w:val="14"/>
+          <w:numId w:val="22"/>
         </w:numPr>
         <w:ind w:left="720" w:hanging="360"/>
         <w:rPr>
@@ -4902,26 +5930,24 @@
           <w:bCs w:val="1"/>
           <w:sz w:val="28"/>
           <w:szCs w:val="28"/>
-          <w:u w:val="none"/>
-        </w:rPr>
-      </w:pPr>
-      <w:r>
-        <w:rPr>
-          <w:rFonts w:ascii="Arial Unicode MS" w:cs="Arial Unicode MS" w:eastAsia="Arial Unicode MS" w:hAnsi="Arial Unicode MS"/>
-          <w:b w:val="1"/>
-          <w:bCs w:val="1"/>
-          <w:sz w:val="28"/>
-          <w:szCs w:val="28"/>
-          <w:rtl w:val="0"/>
-        </w:rPr>
-        <w:t xml:space="preserve">Detection response time ≤ 1 second</w:t>
+        </w:rPr>
+      </w:pPr>
+      <w:r>
+        <w:rPr>
+          <w:b w:val="1"/>
+          <w:bCs w:val="1"/>
+          <w:sz w:val="28"/>
+          <w:szCs w:val="28"/>
+          <w:rtl w:val="0"/>
+        </w:rPr>
+        <w:t xml:space="preserve">SRS: Software Requirements Specification</w:t>
       </w:r>
     </w:p>
     <w:p>
       <w:pPr>
         <w:numPr>
           <w:ilvl w:val="0"/>
-          <w:numId w:val="14"/>
+          <w:numId w:val="22"/>
         </w:numPr>
         <w:ind w:left="720" w:hanging="360"/>
         <w:rPr>
@@ -4929,62 +5955,24 @@
           <w:bCs w:val="1"/>
           <w:sz w:val="28"/>
           <w:szCs w:val="28"/>
-          <w:u w:val="none"/>
-        </w:rPr>
-      </w:pPr>
-      <w:r>
-        <w:rPr>
-          <w:rFonts w:ascii="Arial Unicode MS" w:cs="Arial Unicode MS" w:eastAsia="Arial Unicode MS" w:hAnsi="Arial Unicode MS"/>
-          <w:b w:val="1"/>
-          <w:bCs w:val="1"/>
-          <w:sz w:val="28"/>
-          <w:szCs w:val="28"/>
-          <w:rtl w:val="0"/>
-        </w:rPr>
-        <w:t xml:space="preserve">Weather API response ≤ 2 seconds</w:t>
-      </w:r>
-    </w:p>
-    <w:p>
-      <w:pPr>
-        <w:ind w:left="0" w:firstLine="0"/>
-        <w:rPr>
-          <w:b w:val="1"/>
-          <w:bCs w:val="1"/>
-          <w:sz w:val="28"/>
-          <w:szCs w:val="28"/>
-        </w:rPr>
-      </w:pPr>
-      <w:r>
-        <w:rPr>
-          <w:rtl w:val="0"/>
-        </w:rPr>
-      </w:r>
-    </w:p>
-    <w:p>
-      <w:pPr>
-        <w:rPr>
-          <w:b w:val="1"/>
-          <w:bCs w:val="1"/>
-          <w:sz w:val="28"/>
-          <w:szCs w:val="28"/>
-        </w:rPr>
-      </w:pPr>
-      <w:r>
-        <w:rPr>
-          <w:b w:val="1"/>
-          <w:bCs w:val="1"/>
-          <w:sz w:val="28"/>
-          <w:szCs w:val="28"/>
-          <w:rtl w:val="0"/>
-        </w:rPr>
-        <w:t xml:space="preserve">5.2 Safety Requirements</w:t>
+        </w:rPr>
+      </w:pPr>
+      <w:r>
+        <w:rPr>
+          <w:b w:val="1"/>
+          <w:bCs w:val="1"/>
+          <w:sz w:val="28"/>
+          <w:szCs w:val="28"/>
+          <w:rtl w:val="0"/>
+        </w:rPr>
+        <w:t xml:space="preserve">API: Application Programming Interface</w:t>
       </w:r>
     </w:p>
     <w:p>
       <w:pPr>
         <w:numPr>
           <w:ilvl w:val="0"/>
-          <w:numId w:val="23"/>
+          <w:numId w:val="22"/>
         </w:numPr>
         <w:ind w:left="720" w:hanging="360"/>
         <w:rPr>
@@ -5002,396 +5990,41 @@
           <w:szCs w:val="28"/>
           <w:rtl w:val="0"/>
         </w:rPr>
-        <w:t xml:space="preserve">System shall not store facial images permanently</w:t>
-      </w:r>
-    </w:p>
-    <w:p>
-      <w:pPr>
-        <w:numPr>
-          <w:ilvl w:val="0"/>
-          <w:numId w:val="23"/>
-        </w:numPr>
-        <w:ind w:left="720" w:hanging="360"/>
-        <w:rPr>
-          <w:b w:val="1"/>
-          <w:bCs w:val="1"/>
-          <w:sz w:val="28"/>
-          <w:szCs w:val="28"/>
-        </w:rPr>
-      </w:pPr>
-      <w:r>
-        <w:rPr>
-          <w:b w:val="1"/>
-          <w:bCs w:val="1"/>
-          <w:sz w:val="28"/>
-          <w:szCs w:val="28"/>
-          <w:rtl w:val="0"/>
-        </w:rPr>
-        <w:t xml:space="preserve">User must be notified before camera access</w:t>
-      </w:r>
-    </w:p>
-    <w:p>
-      <w:pPr>
-        <w:rPr>
-          <w:b w:val="1"/>
-          <w:bCs w:val="1"/>
-          <w:sz w:val="28"/>
-          <w:szCs w:val="28"/>
-        </w:rPr>
-      </w:pPr>
-      <w:r>
-        <w:rPr>
-          <w:rtl w:val="0"/>
-        </w:rPr>
-      </w:r>
-    </w:p>
-    <w:p>
-      <w:pPr>
-        <w:rPr>
-          <w:b w:val="1"/>
-          <w:bCs w:val="1"/>
-          <w:sz w:val="28"/>
-          <w:szCs w:val="28"/>
-        </w:rPr>
-      </w:pPr>
-      <w:r>
-        <w:rPr>
-          <w:b w:val="1"/>
-          <w:bCs w:val="1"/>
-          <w:sz w:val="28"/>
-          <w:szCs w:val="28"/>
-          <w:rtl w:val="0"/>
-        </w:rPr>
-        <w:t xml:space="preserve">5.3 Security Requirements</w:t>
-      </w:r>
-    </w:p>
-    <w:p>
-      <w:pPr>
-        <w:numPr>
-          <w:ilvl w:val="0"/>
-          <w:numId w:val="12"/>
-        </w:numPr>
-        <w:ind w:left="720" w:hanging="360"/>
-        <w:rPr>
-          <w:b w:val="1"/>
-          <w:bCs w:val="1"/>
-          <w:sz w:val="28"/>
-          <w:szCs w:val="28"/>
-          <w:u w:val="none"/>
-        </w:rPr>
-      </w:pPr>
-      <w:r>
-        <w:rPr>
-          <w:b w:val="1"/>
-          <w:bCs w:val="1"/>
-          <w:sz w:val="28"/>
-          <w:szCs w:val="28"/>
-          <w:rtl w:val="0"/>
-        </w:rPr>
-        <w:t xml:space="preserve">Secure API keys</w:t>
-      </w:r>
-    </w:p>
-    <w:p>
-      <w:pPr>
-        <w:numPr>
-          <w:ilvl w:val="0"/>
-          <w:numId w:val="12"/>
-        </w:numPr>
-        <w:ind w:left="720" w:hanging="360"/>
-        <w:rPr>
-          <w:b w:val="1"/>
-          <w:bCs w:val="1"/>
-          <w:sz w:val="28"/>
-          <w:szCs w:val="28"/>
-          <w:u w:val="none"/>
-        </w:rPr>
-      </w:pPr>
-      <w:r>
-        <w:rPr>
-          <w:b w:val="1"/>
-          <w:bCs w:val="1"/>
-          <w:sz w:val="28"/>
-          <w:szCs w:val="28"/>
-          <w:rtl w:val="0"/>
-        </w:rPr>
-        <w:t xml:space="preserve">No biometric data storage</w:t>
-      </w:r>
-    </w:p>
-    <w:p>
-      <w:pPr>
-        <w:numPr>
-          <w:ilvl w:val="0"/>
-          <w:numId w:val="12"/>
-        </w:numPr>
-        <w:ind w:left="720" w:hanging="360"/>
-        <w:rPr>
-          <w:b w:val="1"/>
-          <w:bCs w:val="1"/>
-          <w:sz w:val="28"/>
-          <w:szCs w:val="28"/>
-          <w:u w:val="none"/>
-        </w:rPr>
-      </w:pPr>
-      <w:r>
-        <w:rPr>
-          <w:b w:val="1"/>
-          <w:bCs w:val="1"/>
-          <w:sz w:val="28"/>
-          <w:szCs w:val="28"/>
-          <w:rtl w:val="0"/>
-        </w:rPr>
-        <w:t xml:space="preserve">Encrypted communication channels</w:t>
-      </w:r>
-    </w:p>
-    <w:p>
-      <w:pPr>
-        <w:rPr>
-          <w:b w:val="1"/>
-          <w:bCs w:val="1"/>
-          <w:sz w:val="28"/>
-          <w:szCs w:val="28"/>
-        </w:rPr>
-      </w:pPr>
-      <w:r>
-        <w:rPr>
-          <w:rtl w:val="0"/>
-        </w:rPr>
-      </w:r>
-    </w:p>
-    <w:p>
-      <w:pPr>
-        <w:rPr>
-          <w:b w:val="1"/>
-          <w:bCs w:val="1"/>
-          <w:sz w:val="28"/>
-          <w:szCs w:val="28"/>
-        </w:rPr>
-      </w:pPr>
-      <w:r>
-        <w:rPr>
-          <w:b w:val="1"/>
-          <w:bCs w:val="1"/>
-          <w:sz w:val="28"/>
-          <w:szCs w:val="28"/>
-          <w:rtl w:val="0"/>
-        </w:rPr>
-        <w:t xml:space="preserve">5.4 Software Quality Attributes</w:t>
-      </w:r>
-    </w:p>
-    <w:p>
-      <w:pPr>
-        <w:numPr>
-          <w:ilvl w:val="0"/>
-          <w:numId w:val="25"/>
-        </w:numPr>
-        <w:ind w:left="720" w:hanging="360"/>
-        <w:rPr>
-          <w:b w:val="1"/>
-          <w:bCs w:val="1"/>
-          <w:sz w:val="28"/>
-          <w:szCs w:val="28"/>
-          <w:u w:val="none"/>
-        </w:rPr>
-      </w:pPr>
-      <w:r>
-        <w:rPr>
-          <w:b w:val="1"/>
-          <w:bCs w:val="1"/>
-          <w:sz w:val="28"/>
-          <w:szCs w:val="28"/>
-          <w:rtl w:val="0"/>
-        </w:rPr>
-        <w:t xml:space="preserve">Usability: Minimal user interaction required</w:t>
-      </w:r>
-    </w:p>
-    <w:p>
-      <w:pPr>
-        <w:numPr>
-          <w:ilvl w:val="0"/>
-          <w:numId w:val="25"/>
-        </w:numPr>
-        <w:ind w:left="720" w:hanging="360"/>
-        <w:rPr>
-          <w:b w:val="1"/>
-          <w:bCs w:val="1"/>
-          <w:sz w:val="28"/>
-          <w:szCs w:val="28"/>
-          <w:u w:val="none"/>
-        </w:rPr>
-      </w:pPr>
-      <w:r>
-        <w:rPr>
-          <w:rFonts w:ascii="Arial Unicode MS" w:cs="Arial Unicode MS" w:eastAsia="Arial Unicode MS" w:hAnsi="Arial Unicode MS"/>
-          <w:b w:val="1"/>
-          <w:bCs w:val="1"/>
-          <w:sz w:val="28"/>
-          <w:szCs w:val="28"/>
-          <w:rtl w:val="0"/>
-        </w:rPr>
-        <w:t xml:space="preserve">Reliability: ≥ 95% uptime</w:t>
-      </w:r>
-    </w:p>
-    <w:p>
-      <w:pPr>
-        <w:numPr>
-          <w:ilvl w:val="0"/>
-          <w:numId w:val="25"/>
-        </w:numPr>
-        <w:ind w:left="720" w:hanging="360"/>
-        <w:rPr>
-          <w:b w:val="1"/>
-          <w:bCs w:val="1"/>
-          <w:sz w:val="28"/>
-          <w:szCs w:val="28"/>
-          <w:u w:val="none"/>
-        </w:rPr>
-      </w:pPr>
-      <w:r>
-        <w:rPr>
-          <w:b w:val="1"/>
-          <w:bCs w:val="1"/>
-          <w:sz w:val="28"/>
-          <w:szCs w:val="28"/>
-          <w:rtl w:val="0"/>
-        </w:rPr>
-        <w:t xml:space="preserve">Maintainability: Modular code architecture</w:t>
-      </w:r>
-    </w:p>
-    <w:p>
-      <w:pPr>
-        <w:numPr>
-          <w:ilvl w:val="0"/>
-          <w:numId w:val="25"/>
-        </w:numPr>
-        <w:ind w:left="720" w:hanging="360"/>
-        <w:rPr>
-          <w:b w:val="1"/>
-          <w:bCs w:val="1"/>
-          <w:sz w:val="28"/>
-          <w:szCs w:val="28"/>
-          <w:u w:val="none"/>
-        </w:rPr>
-      </w:pPr>
-      <w:r>
-        <w:rPr>
-          <w:b w:val="1"/>
-          <w:bCs w:val="1"/>
-          <w:sz w:val="28"/>
-          <w:szCs w:val="28"/>
-          <w:rtl w:val="0"/>
-        </w:rPr>
-        <w:t xml:space="preserve">Scalability: Support future wearable integration</w:t>
-      </w:r>
-    </w:p>
-    <w:p>
-      <w:pPr>
-        <w:rPr>
-          <w:b w:val="1"/>
-          <w:bCs w:val="1"/>
-          <w:sz w:val="28"/>
-          <w:szCs w:val="28"/>
-        </w:rPr>
-      </w:pPr>
-      <w:r>
-        <w:rPr>
-          <w:rtl w:val="0"/>
-        </w:rPr>
-      </w:r>
-    </w:p>
-    <w:p>
-      <w:pPr>
-        <w:rPr>
-          <w:b w:val="1"/>
-          <w:bCs w:val="1"/>
-          <w:sz w:val="28"/>
-          <w:szCs w:val="28"/>
-        </w:rPr>
-      </w:pPr>
-      <w:r>
-        <w:rPr>
-          <w:b w:val="1"/>
-          <w:bCs w:val="1"/>
-          <w:sz w:val="28"/>
-          <w:szCs w:val="28"/>
-          <w:rtl w:val="0"/>
-        </w:rPr>
-        <w:t xml:space="preserve">5.5 Business Rules</w:t>
-      </w:r>
-    </w:p>
-    <w:p>
-      <w:pPr>
-        <w:numPr>
-          <w:ilvl w:val="0"/>
-          <w:numId w:val="16"/>
-        </w:numPr>
-        <w:ind w:left="720" w:hanging="360"/>
-        <w:rPr>
-          <w:b w:val="1"/>
-          <w:bCs w:val="1"/>
-          <w:sz w:val="28"/>
-          <w:szCs w:val="28"/>
-          <w:u w:val="none"/>
-        </w:rPr>
-      </w:pPr>
-      <w:r>
-        <w:rPr>
-          <w:b w:val="1"/>
-          <w:bCs w:val="1"/>
-          <w:sz w:val="28"/>
-          <w:szCs w:val="28"/>
-          <w:rtl w:val="0"/>
-        </w:rPr>
-        <w:t xml:space="preserve">Only authenticated admins can modify recommendation rules</w:t>
-      </w:r>
-    </w:p>
-    <w:p>
-      <w:pPr>
-        <w:numPr>
-          <w:ilvl w:val="0"/>
-          <w:numId w:val="16"/>
-        </w:numPr>
-        <w:ind w:left="720" w:hanging="360"/>
-        <w:rPr>
-          <w:b w:val="1"/>
-          <w:bCs w:val="1"/>
-          <w:sz w:val="28"/>
-          <w:szCs w:val="28"/>
-          <w:u w:val="none"/>
-        </w:rPr>
-      </w:pPr>
-      <w:r>
-        <w:rPr>
-          <w:b w:val="1"/>
-          <w:bCs w:val="1"/>
-          <w:sz w:val="28"/>
-          <w:szCs w:val="28"/>
-          <w:rtl w:val="0"/>
-        </w:rPr>
-        <w:t xml:space="preserve">Weather data must be refreshed every session</w:t>
-      </w:r>
-    </w:p>
-    <w:p>
-      <w:pPr>
-        <w:pStyle w:val="Heading3"/>
-        <w:keepNext w:val="0"/>
-        <w:keepLines w:val="0"/>
-        <w:spacing w:before="280" w:lineRule="auto"/>
-        <w:rPr>
-          <w:b w:val="1"/>
-          <w:bCs w:val="1"/>
-          <w:color w:val="000000"/>
-        </w:rPr>
-      </w:pPr>
-      <w:bookmarkStart w:colFirst="0" w:colLast="0" w:name="_ii947lnr5d7y" w:id="4"/>
-      <w:bookmarkEnd w:id="4"/>
-      <w:r>
-        <w:rPr>
-          <w:b w:val="1"/>
-          <w:bCs w:val="1"/>
-          <w:color w:val="000000"/>
-          <w:rtl w:val="0"/>
-        </w:rPr>
-        <w:t xml:space="preserve">5.6 Other Requirements</w:t>
+        <w:t xml:space="preserve">CV: Computer Vision</w:t>
+      </w:r>
+    </w:p>
+    <w:p>
+      <w:pPr>
+        <w:rPr>
+          <w:b w:val="1"/>
+          <w:bCs w:val="1"/>
+          <w:sz w:val="28"/>
+          <w:szCs w:val="28"/>
+        </w:rPr>
+      </w:pPr>
+      <w:r>
+        <w:rPr>
+          <w:rtl w:val="0"/>
+        </w:rPr>
+      </w:r>
+    </w:p>
+    <w:p>
+      <w:pPr>
+        <w:pStyle w:val="Heading1"/>
+        <w:rPr>
+          <w:b w:val="1"/>
+          <w:bCs w:val="1"/>
+        </w:rPr>
+      </w:pPr>
+      <w:bookmarkStart w:colFirst="0" w:colLast="0" w:name="_kobpe1igc66p" w:id="40"/>
+      <w:bookmarkEnd w:id="40"/>
+      <w:r>
+        <w:rPr>
+          <w:b w:val="1"/>
+          <w:bCs w:val="1"/>
+          <w:rtl w:val="0"/>
+        </w:rPr>
+        <w:t xml:space="preserve">Appendix B: Analysis Models</w:t>
       </w:r>
     </w:p>
     <w:p>
@@ -5400,24 +6033,306 @@
           <w:ilvl w:val="0"/>
           <w:numId w:val="10"/>
         </w:numPr>
-        <w:spacing w:after="0" w:afterAutospacing="0" w:before="240" w:lineRule="auto"/>
-        <w:ind w:left="720" w:hanging="360"/>
-        <w:rPr>
-          <w:b w:val="1"/>
-          <w:bCs w:val="1"/>
-          <w:sz w:val="28"/>
-          <w:szCs w:val="28"/>
-        </w:rPr>
-      </w:pPr>
-      <w:r>
-        <w:rPr>
-          <w:b w:val="1"/>
-          <w:bCs w:val="1"/>
-          <w:sz w:val="28"/>
-          <w:szCs w:val="28"/>
-          <w:rtl w:val="0"/>
-        </w:rPr>
-        <w:t xml:space="preserve">Internationalization support (future scope)</w:t>
+        <w:ind w:left="720" w:hanging="360"/>
+        <w:rPr>
+          <w:b w:val="1"/>
+          <w:bCs w:val="1"/>
+          <w:sz w:val="28"/>
+          <w:szCs w:val="28"/>
+        </w:rPr>
+      </w:pPr>
+      <w:r>
+        <w:rPr>
+          <w:b w:val="1"/>
+          <w:bCs w:val="1"/>
+          <w:sz w:val="28"/>
+          <w:szCs w:val="28"/>
+          <w:rtl w:val="0"/>
+        </w:rPr>
+        <w:t xml:space="preserve">Data Flow Diagram (DFD)</w:t>
+      </w:r>
+    </w:p>
+    <w:p>
+      <w:pPr>
+        <w:jc w:val="both"/>
+        <w:rPr>
+          <w:b w:val="1"/>
+          <w:bCs w:val="1"/>
+          <w:sz w:val="36"/>
+          <w:szCs w:val="36"/>
+        </w:rPr>
+      </w:pPr>
+      <w:r>
+        <w:rPr>
+          <w:b w:val="1"/>
+          <w:bCs w:val="1"/>
+          <w:sz w:val="36"/>
+          <w:szCs w:val="36"/>
+        </w:rPr>
+        <w:drawing>
+          <wp:inline distB="114300" distT="114300" distL="114300" distR="114300">
+            <wp:extent cx="3705225" cy="2591581"/>
+            <wp:effectExtent b="0" l="0" r="0" t="0"/>
+            <wp:docPr id="2" name="image2.png"/>
+            <a:graphic>
+              <a:graphicData uri="http://schemas.openxmlformats.org/drawingml/2006/picture">
+                <pic:pic>
+                  <pic:nvPicPr>
+                    <pic:cNvPr id="0" name="image2.png"/>
+                    <pic:cNvPicPr preferRelativeResize="0"/>
+                  </pic:nvPicPr>
+                  <pic:blipFill>
+                    <a:blip r:embed="rId6"/>
+                    <a:srcRect b="0" l="0" r="0" t="0"/>
+                    <a:stretch>
+                      <a:fillRect/>
+                    </a:stretch>
+                  </pic:blipFill>
+                  <pic:spPr>
+                    <a:xfrm>
+                      <a:off x="0" y="0"/>
+                      <a:ext cx="3705225" cy="2591581"/>
+                    </a:xfrm>
+                    <a:prstGeom prst="rect"/>
+                    <a:ln/>
+                  </pic:spPr>
+                </pic:pic>
+              </a:graphicData>
+            </a:graphic>
+          </wp:inline>
+        </w:drawing>
+      </w:r>
+      <w:r>
+        <w:rPr>
+          <w:b w:val="1"/>
+          <w:bCs w:val="1"/>
+          <w:sz w:val="36"/>
+          <w:szCs w:val="36"/>
+        </w:rPr>
+        <w:drawing>
+          <wp:inline distB="114300" distT="114300" distL="114300" distR="114300">
+            <wp:extent cx="1995488" cy="2620834"/>
+            <wp:effectExtent b="0" l="0" r="0" t="0"/>
+            <wp:docPr id="1" name="image1.png"/>
+            <a:graphic>
+              <a:graphicData uri="http://schemas.openxmlformats.org/drawingml/2006/picture">
+                <pic:pic>
+                  <pic:nvPicPr>
+                    <pic:cNvPr id="0" name="image1.png"/>
+                    <pic:cNvPicPr preferRelativeResize="0"/>
+                  </pic:nvPicPr>
+                  <pic:blipFill>
+                    <a:blip r:embed="rId7"/>
+                    <a:srcRect b="0" l="0" r="0" t="0"/>
+                    <a:stretch>
+                      <a:fillRect/>
+                    </a:stretch>
+                  </pic:blipFill>
+                  <pic:spPr>
+                    <a:xfrm>
+                      <a:off x="0" y="0"/>
+                      <a:ext cx="1995488" cy="2620834"/>
+                    </a:xfrm>
+                    <a:prstGeom prst="rect"/>
+                    <a:ln/>
+                  </pic:spPr>
+                </pic:pic>
+              </a:graphicData>
+            </a:graphic>
+          </wp:inline>
+        </w:drawing>
+      </w:r>
+      <w:r>
+        <w:rPr>
+          <w:rtl w:val="0"/>
+        </w:rPr>
+      </w:r>
+    </w:p>
+    <w:p>
+      <w:pPr>
+        <w:numPr>
+          <w:ilvl w:val="0"/>
+          <w:numId w:val="3"/>
+        </w:numPr>
+        <w:ind w:left="720" w:hanging="360"/>
+        <w:jc w:val="both"/>
+        <w:rPr>
+          <w:b w:val="1"/>
+          <w:bCs w:val="1"/>
+          <w:sz w:val="28"/>
+          <w:szCs w:val="28"/>
+        </w:rPr>
+      </w:pPr>
+      <w:r>
+        <w:rPr>
+          <w:b w:val="1"/>
+          <w:bCs w:val="1"/>
+          <w:sz w:val="28"/>
+          <w:szCs w:val="28"/>
+          <w:rtl w:val="0"/>
+        </w:rPr>
+        <w:t xml:space="preserve">Sequence Diagram</w:t>
+      </w:r>
+      <w:r>
+        <w:rPr>
+          <w:rtl w:val="0"/>
+        </w:rPr>
+      </w:r>
+    </w:p>
+    <w:p>
+      <w:pPr>
+        <w:spacing w:after="240" w:before="240" w:lineRule="auto"/>
+        <w:jc w:val="center"/>
+        <w:rPr>
+          <w:b w:val="1"/>
+          <w:bCs w:val="1"/>
+          <w:sz w:val="36"/>
+          <w:szCs w:val="36"/>
+        </w:rPr>
+      </w:pPr>
+      <w:r>
+        <w:rPr>
+          <w:b w:val="1"/>
+          <w:bCs w:val="1"/>
+          <w:sz w:val="36"/>
+          <w:szCs w:val="36"/>
+        </w:rPr>
+        <w:drawing>
+          <wp:inline distB="114300" distT="114300" distL="114300" distR="114300">
+            <wp:extent cx="5943600" cy="2628900"/>
+            <wp:effectExtent b="0" l="0" r="0" t="0"/>
+            <wp:docPr id="3" name="image6.png"/>
+            <a:graphic>
+              <a:graphicData uri="http://schemas.openxmlformats.org/drawingml/2006/picture">
+                <pic:pic>
+                  <pic:nvPicPr>
+                    <pic:cNvPr id="0" name="image6.png"/>
+                    <pic:cNvPicPr preferRelativeResize="0"/>
+                  </pic:nvPicPr>
+                  <pic:blipFill>
+                    <a:blip r:embed="rId8"/>
+                    <a:srcRect b="0" l="0" r="0" t="0"/>
+                    <a:stretch>
+                      <a:fillRect/>
+                    </a:stretch>
+                  </pic:blipFill>
+                  <pic:spPr>
+                    <a:xfrm>
+                      <a:off x="0" y="0"/>
+                      <a:ext cx="5943600" cy="2628900"/>
+                    </a:xfrm>
+                    <a:prstGeom prst="rect"/>
+                    <a:ln/>
+                  </pic:spPr>
+                </pic:pic>
+              </a:graphicData>
+            </a:graphic>
+          </wp:inline>
+        </w:drawing>
+      </w:r>
+      <w:r>
+        <w:rPr>
+          <w:rtl w:val="0"/>
+        </w:rPr>
+      </w:r>
+    </w:p>
+    <w:p>
+      <w:pPr>
+        <w:numPr>
+          <w:ilvl w:val="0"/>
+          <w:numId w:val="32"/>
+        </w:numPr>
+        <w:spacing w:after="240" w:before="240" w:lineRule="auto"/>
+        <w:ind w:left="720" w:hanging="360"/>
+        <w:rPr>
+          <w:b w:val="1"/>
+          <w:bCs w:val="1"/>
+          <w:sz w:val="28"/>
+          <w:szCs w:val="28"/>
+        </w:rPr>
+      </w:pPr>
+      <w:r>
+        <w:rPr>
+          <w:b w:val="1"/>
+          <w:bCs w:val="1"/>
+          <w:sz w:val="28"/>
+          <w:szCs w:val="28"/>
+          <w:rtl w:val="0"/>
+        </w:rPr>
+        <w:t xml:space="preserve">State Transition Diagram</w:t>
+      </w:r>
+    </w:p>
+    <w:p>
+      <w:pPr>
+        <w:spacing w:after="240" w:before="240" w:lineRule="auto"/>
+        <w:jc w:val="center"/>
+        <w:rPr>
+          <w:b w:val="1"/>
+          <w:bCs w:val="1"/>
+          <w:sz w:val="36"/>
+          <w:szCs w:val="36"/>
+        </w:rPr>
+      </w:pPr>
+      <w:r>
+        <w:rPr>
+          <w:b w:val="1"/>
+          <w:bCs w:val="1"/>
+          <w:sz w:val="36"/>
+          <w:szCs w:val="36"/>
+        </w:rPr>
+        <w:drawing>
+          <wp:inline distB="114300" distT="114300" distL="114300" distR="114300">
+            <wp:extent cx="2205975" cy="4300538"/>
+            <wp:effectExtent b="0" l="0" r="0" t="0"/>
+            <wp:docPr id="6" name="image5.png"/>
+            <a:graphic>
+              <a:graphicData uri="http://schemas.openxmlformats.org/drawingml/2006/picture">
+                <pic:pic>
+                  <pic:nvPicPr>
+                    <pic:cNvPr id="0" name="image5.png"/>
+                    <pic:cNvPicPr preferRelativeResize="0"/>
+                  </pic:nvPicPr>
+                  <pic:blipFill>
+                    <a:blip r:embed="rId9"/>
+                    <a:srcRect b="0" l="0" r="0" t="0"/>
+                    <a:stretch>
+                      <a:fillRect/>
+                    </a:stretch>
+                  </pic:blipFill>
+                  <pic:spPr>
+                    <a:xfrm>
+                      <a:off x="0" y="0"/>
+                      <a:ext cx="2205975" cy="4300538"/>
+                    </a:xfrm>
+                    <a:prstGeom prst="rect"/>
+                    <a:ln/>
+                  </pic:spPr>
+                </pic:pic>
+              </a:graphicData>
+            </a:graphic>
+          </wp:inline>
+        </w:drawing>
+      </w:r>
+      <w:r>
+        <w:rPr>
+          <w:rtl w:val="0"/>
+        </w:rPr>
+      </w:r>
+    </w:p>
+    <w:p>
+      <w:pPr>
+        <w:ind w:left="720" w:firstLine="0"/>
+        <w:rPr>
+          <w:b w:val="1"/>
+          <w:bCs w:val="1"/>
+          <w:sz w:val="28"/>
+          <w:szCs w:val="28"/>
+        </w:rPr>
+      </w:pPr>
+      <w:r>
+        <w:rPr>
+          <w:rtl w:val="0"/>
+        </w:rPr>
       </w:r>
     </w:p>
     <w:p>
@@ -5426,221 +6341,568 @@
           <w:ilvl w:val="0"/>
           <w:numId w:val="10"/>
         </w:numPr>
-        <w:spacing w:after="240" w:before="0" w:beforeAutospacing="0" w:lineRule="auto"/>
-        <w:ind w:left="720" w:hanging="360"/>
-        <w:rPr>
-          <w:b w:val="1"/>
-          <w:bCs w:val="1"/>
-          <w:sz w:val="28"/>
-          <w:szCs w:val="28"/>
-        </w:rPr>
-      </w:pPr>
-      <w:r>
-        <w:rPr>
-          <w:b w:val="1"/>
-          <w:bCs w:val="1"/>
-          <w:sz w:val="28"/>
-          <w:szCs w:val="28"/>
-          <w:rtl w:val="0"/>
-        </w:rPr>
-        <w:t xml:space="preserve">Legal compliance with data privacy laws</w:t>
-      </w:r>
-      <w:r>
-        <w:rPr>
-          <w:rtl w:val="0"/>
-        </w:rPr>
-      </w:r>
-    </w:p>
-    <w:p>
-      <w:pPr>
+        <w:ind w:left="720" w:hanging="360"/>
+        <w:rPr>
+          <w:b w:val="1"/>
+          <w:bCs w:val="1"/>
+          <w:sz w:val="28"/>
+          <w:szCs w:val="28"/>
+        </w:rPr>
+      </w:pPr>
+      <w:r>
+        <w:rPr>
+          <w:b w:val="1"/>
+          <w:bCs w:val="1"/>
+          <w:sz w:val="28"/>
+          <w:szCs w:val="28"/>
+          <w:rtl w:val="0"/>
+        </w:rPr>
+        <w:t xml:space="preserve">Use Case Diagram</w:t>
+      </w:r>
+    </w:p>
+    <w:p>
+      <w:pPr>
+        <w:jc w:val="center"/>
+        <w:rPr>
+          <w:b w:val="1"/>
+          <w:bCs w:val="1"/>
+          <w:sz w:val="28"/>
+          <w:szCs w:val="28"/>
+        </w:rPr>
+      </w:pPr>
+      <w:r>
         <w:rPr>
           <w:b w:val="1"/>
           <w:bCs w:val="1"/>
           <w:sz w:val="36"/>
           <w:szCs w:val="36"/>
         </w:rPr>
-      </w:pPr>
-      <w:r>
+        <w:drawing>
+          <wp:inline distB="114300" distT="114300" distL="114300" distR="114300">
+            <wp:extent cx="5943600" cy="1252538"/>
+            <wp:effectExtent b="0" l="0" r="0" t="0"/>
+            <wp:docPr id="5" name="image4.png"/>
+            <a:graphic>
+              <a:graphicData uri="http://schemas.openxmlformats.org/drawingml/2006/picture">
+                <pic:pic>
+                  <pic:nvPicPr>
+                    <pic:cNvPr id="0" name="image4.png"/>
+                    <pic:cNvPicPr preferRelativeResize="0"/>
+                  </pic:nvPicPr>
+                  <pic:blipFill>
+                    <a:blip r:embed="rId10"/>
+                    <a:srcRect b="0" l="0" r="0" t="0"/>
+                    <a:stretch>
+                      <a:fillRect/>
+                    </a:stretch>
+                  </pic:blipFill>
+                  <pic:spPr>
+                    <a:xfrm>
+                      <a:off x="0" y="0"/>
+                      <a:ext cx="5943600" cy="1252538"/>
+                    </a:xfrm>
+                    <a:prstGeom prst="rect"/>
+                    <a:ln/>
+                  </pic:spPr>
+                </pic:pic>
+              </a:graphicData>
+            </a:graphic>
+          </wp:inline>
+        </w:drawing>
+      </w:r>
+      <w:r>
+        <w:rPr>
+          <w:rtl w:val="0"/>
+        </w:rPr>
+      </w:r>
+    </w:p>
+    <w:p>
+      <w:pPr>
+        <w:ind w:left="720" w:firstLine="0"/>
+        <w:rPr>
+          <w:b w:val="1"/>
+          <w:bCs w:val="1"/>
+          <w:sz w:val="28"/>
+          <w:szCs w:val="28"/>
+        </w:rPr>
+      </w:pPr>
+      <w:r>
+        <w:rPr>
+          <w:rtl w:val="0"/>
+        </w:rPr>
+      </w:r>
+    </w:p>
+    <w:p>
+      <w:pPr>
+        <w:numPr>
+          <w:ilvl w:val="0"/>
+          <w:numId w:val="10"/>
+        </w:numPr>
+        <w:ind w:left="720" w:hanging="360"/>
+        <w:rPr>
+          <w:b w:val="1"/>
+          <w:bCs w:val="1"/>
+          <w:sz w:val="28"/>
+          <w:szCs w:val="28"/>
+        </w:rPr>
+      </w:pPr>
+      <w:r>
+        <w:rPr>
+          <w:b w:val="1"/>
+          <w:bCs w:val="1"/>
+          <w:sz w:val="28"/>
+          <w:szCs w:val="28"/>
+          <w:rtl w:val="0"/>
+        </w:rPr>
+        <w:t xml:space="preserve">System Architecture Diagram</w:t>
+      </w:r>
+    </w:p>
+    <w:p>
+      <w:pPr>
+        <w:jc w:val="center"/>
         <w:rPr>
           <w:b w:val="1"/>
           <w:bCs w:val="1"/>
           <w:sz w:val="36"/>
           <w:szCs w:val="36"/>
-          <w:rtl w:val="0"/>
-        </w:rPr>
-        <w:t xml:space="preserve">Appendix A: Glossary</w:t>
+        </w:rPr>
+      </w:pPr>
+      <w:r>
+        <w:rPr>
+          <w:b w:val="1"/>
+          <w:bCs w:val="1"/>
+          <w:sz w:val="36"/>
+          <w:szCs w:val="36"/>
+        </w:rPr>
+        <w:drawing>
+          <wp:inline distB="114300" distT="114300" distL="114300" distR="114300">
+            <wp:extent cx="5943600" cy="3683000"/>
+            <wp:effectExtent b="0" l="0" r="0" t="0"/>
+            <wp:docPr id="4" name="image3.png"/>
+            <a:graphic>
+              <a:graphicData uri="http://schemas.openxmlformats.org/drawingml/2006/picture">
+                <pic:pic>
+                  <pic:nvPicPr>
+                    <pic:cNvPr id="0" name="image3.png"/>
+                    <pic:cNvPicPr preferRelativeResize="0"/>
+                  </pic:nvPicPr>
+                  <pic:blipFill>
+                    <a:blip r:embed="rId11"/>
+                    <a:srcRect b="0" l="0" r="0" t="0"/>
+                    <a:stretch>
+                      <a:fillRect/>
+                    </a:stretch>
+                  </pic:blipFill>
+                  <pic:spPr>
+                    <a:xfrm>
+                      <a:off x="0" y="0"/>
+                      <a:ext cx="5943600" cy="3683000"/>
+                    </a:xfrm>
+                    <a:prstGeom prst="rect"/>
+                    <a:ln/>
+                  </pic:spPr>
+                </pic:pic>
+              </a:graphicData>
+            </a:graphic>
+          </wp:inline>
+        </w:drawing>
+      </w:r>
+      <w:r>
+        <w:rPr>
+          <w:rtl w:val="0"/>
+        </w:rPr>
       </w:r>
     </w:p>
     <w:p>
       <w:pPr>
         <w:numPr>
           <w:ilvl w:val="0"/>
-          <w:numId w:val="19"/>
+          <w:numId w:val="15"/>
         </w:numPr>
-        <w:ind w:left="720" w:hanging="360"/>
-        <w:rPr>
-          <w:b w:val="1"/>
-          <w:bCs w:val="1"/>
-          <w:sz w:val="28"/>
-          <w:szCs w:val="28"/>
-          <w:u w:val="none"/>
-        </w:rPr>
-      </w:pPr>
-      <w:r>
-        <w:rPr>
-          <w:b w:val="1"/>
-          <w:bCs w:val="1"/>
-          <w:sz w:val="28"/>
-          <w:szCs w:val="28"/>
-          <w:rtl w:val="0"/>
-        </w:rPr>
-        <w:t xml:space="preserve">SRS: Software Requirements Specification</w:t>
+        <w:spacing w:after="0" w:afterAutospacing="0"/>
+        <w:ind w:left="720" w:hanging="360"/>
+        <w:jc w:val="left"/>
+        <w:rPr>
+          <w:b w:val="1"/>
+          <w:bCs w:val="1"/>
+          <w:sz w:val="28"/>
+          <w:szCs w:val="28"/>
+        </w:rPr>
+      </w:pPr>
+      <w:r>
+        <w:rPr>
+          <w:b w:val="1"/>
+          <w:bCs w:val="1"/>
+          <w:sz w:val="28"/>
+          <w:szCs w:val="28"/>
+          <w:rtl w:val="0"/>
+        </w:rPr>
+        <w:t xml:space="preserve">Mathematical Models</w:t>
       </w:r>
     </w:p>
     <w:p>
       <w:pPr>
         <w:numPr>
           <w:ilvl w:val="0"/>
-          <w:numId w:val="19"/>
+          <w:numId w:val="15"/>
         </w:numPr>
-        <w:ind w:left="720" w:hanging="360"/>
-        <w:rPr>
-          <w:b w:val="1"/>
-          <w:bCs w:val="1"/>
-          <w:sz w:val="28"/>
-          <w:szCs w:val="28"/>
-          <w:u w:val="none"/>
-        </w:rPr>
-      </w:pPr>
-      <w:r>
-        <w:rPr>
-          <w:b w:val="1"/>
-          <w:bCs w:val="1"/>
-          <w:sz w:val="28"/>
-          <w:szCs w:val="28"/>
-          <w:rtl w:val="0"/>
-        </w:rPr>
-        <w:t xml:space="preserve">API: Application Programming Interface</w:t>
+        <w:spacing w:after="240" w:before="0" w:beforeAutospacing="0" w:lineRule="auto"/>
+        <w:ind w:left="1440" w:hanging="360"/>
+        <w:rPr>
+          <w:b w:val="1"/>
+          <w:bCs w:val="1"/>
+          <w:sz w:val="28"/>
+          <w:szCs w:val="28"/>
+        </w:rPr>
+      </w:pPr>
+      <w:r>
+        <w:rPr>
+          <w:b w:val="1"/>
+          <w:bCs w:val="1"/>
+          <w:sz w:val="28"/>
+          <w:szCs w:val="28"/>
+          <w:rtl w:val="0"/>
+        </w:rPr>
+        <w:t xml:space="preserve">Face and Accessory Detection Model</w:t>
+      </w:r>
+    </w:p>
+    <w:p>
+      <w:pPr>
+        <w:ind w:left="1440" w:firstLine="720"/>
+        <w:rPr>
+          <w:b w:val="1"/>
+          <w:bCs w:val="1"/>
+          <w:sz w:val="28"/>
+          <w:szCs w:val="28"/>
+        </w:rPr>
+      </w:pPr>
+      <w:r>
+        <w:rPr>
+          <w:b w:val="1"/>
+          <w:bCs w:val="1"/>
+          <w:sz w:val="28"/>
+          <w:szCs w:val="28"/>
+          <w:rtl w:val="0"/>
+        </w:rPr>
+        <w:t xml:space="preserve">F(I)={f</w:t>
+      </w:r>
+      <w:r>
+        <w:rPr>
+          <w:b w:val="1"/>
+          <w:bCs w:val="1"/>
+          <w:sz w:val="28"/>
+          <w:szCs w:val="28"/>
+          <w:vertAlign w:val="subscript"/>
+          <w:rtl w:val="0"/>
+        </w:rPr>
+        <w:t xml:space="preserve">1</w:t>
+      </w:r>
+      <w:r>
+        <w:rPr>
+          <w:b w:val="1"/>
+          <w:bCs w:val="1"/>
+          <w:sz w:val="28"/>
+          <w:szCs w:val="28"/>
+          <w:rtl w:val="0"/>
+        </w:rPr>
+        <w:t xml:space="preserve">,f</w:t>
+      </w:r>
+      <w:r>
+        <w:rPr>
+          <w:b w:val="1"/>
+          <w:bCs w:val="1"/>
+          <w:sz w:val="28"/>
+          <w:szCs w:val="28"/>
+          <w:vertAlign w:val="subscript"/>
+          <w:rtl w:val="0"/>
+        </w:rPr>
+        <w:t xml:space="preserve">2</w:t>
+      </w:r>
+      <w:r>
+        <w:rPr>
+          <w:b w:val="1"/>
+          <w:bCs w:val="1"/>
+          <w:sz w:val="28"/>
+          <w:szCs w:val="28"/>
+          <w:rtl w:val="0"/>
+        </w:rPr>
+        <w:t xml:space="preserve">,...,f</w:t>
+      </w:r>
+      <w:r>
+        <w:rPr>
+          <w:b w:val="1"/>
+          <w:bCs w:val="1"/>
+          <w:sz w:val="28"/>
+          <w:szCs w:val="28"/>
+          <w:vertAlign w:val="subscript"/>
+          <w:rtl w:val="0"/>
+        </w:rPr>
+        <w:t xml:space="preserve">n</w:t>
+      </w:r>
+      <w:r>
+        <w:rPr>
+          <w:b w:val="1"/>
+          <w:bCs w:val="1"/>
+          <w:sz w:val="28"/>
+          <w:szCs w:val="28"/>
+          <w:rtl w:val="0"/>
+        </w:rPr>
+        <w:t xml:space="preserve">}</w:t>
+      </w:r>
+    </w:p>
+    <w:p>
+      <w:pPr>
+        <w:ind w:left="1440" w:firstLine="720"/>
+        <w:rPr>
+          <w:b w:val="1"/>
+          <w:bCs w:val="1"/>
+          <w:sz w:val="28"/>
+          <w:szCs w:val="28"/>
+        </w:rPr>
+      </w:pPr>
+      <w:r>
+        <w:rPr>
+          <w:b w:val="1"/>
+          <w:bCs w:val="1"/>
+          <w:sz w:val="28"/>
+          <w:szCs w:val="28"/>
+          <w:rtl w:val="0"/>
+        </w:rPr>
+        <w:t xml:space="preserve">A(f</w:t>
+      </w:r>
+      <w:r>
+        <w:rPr>
+          <w:b w:val="1"/>
+          <w:bCs w:val="1"/>
+          <w:sz w:val="28"/>
+          <w:szCs w:val="28"/>
+          <w:vertAlign w:val="subscript"/>
+          <w:rtl w:val="0"/>
+        </w:rPr>
+        <w:t xml:space="preserve">i</w:t>
+      </w:r>
+      <w:r>
+        <w:rPr>
+          <w:rFonts w:ascii="Arial Unicode MS" w:cs="Arial Unicode MS" w:eastAsia="Arial Unicode MS" w:hAnsi="Arial Unicode MS"/>
+          <w:b w:val="1"/>
+          <w:bCs w:val="1"/>
+          <w:sz w:val="28"/>
+          <w:szCs w:val="28"/>
+          <w:rtl w:val="0"/>
+        </w:rPr>
+        <w:t xml:space="preserve">)∈{Mask,Glasses,None}</w:t>
       </w:r>
     </w:p>
     <w:p>
       <w:pPr>
         <w:numPr>
           <w:ilvl w:val="0"/>
-          <w:numId w:val="19"/>
+          <w:numId w:val="24"/>
         </w:numPr>
-        <w:ind w:left="720" w:hanging="360"/>
-        <w:rPr>
-          <w:b w:val="1"/>
-          <w:bCs w:val="1"/>
-          <w:sz w:val="28"/>
-          <w:szCs w:val="28"/>
-          <w:u w:val="none"/>
-        </w:rPr>
-      </w:pPr>
-      <w:r>
-        <w:rPr>
-          <w:b w:val="1"/>
-          <w:bCs w:val="1"/>
-          <w:sz w:val="28"/>
-          <w:szCs w:val="28"/>
-          <w:rtl w:val="0"/>
-        </w:rPr>
-        <w:t xml:space="preserve">CV: Computer Vision</w:t>
-      </w:r>
-    </w:p>
-    <w:p>
-      <w:pPr>
-        <w:rPr>
-          <w:b w:val="1"/>
-          <w:bCs w:val="1"/>
-          <w:sz w:val="28"/>
-          <w:szCs w:val="28"/>
-        </w:rPr>
-      </w:pPr>
-      <w:r>
-        <w:rPr>
-          <w:rtl w:val="0"/>
-        </w:rPr>
-      </w:r>
-    </w:p>
-    <w:p>
-      <w:pPr>
-        <w:rPr>
-          <w:b w:val="1"/>
-          <w:bCs w:val="1"/>
-          <w:sz w:val="36"/>
-          <w:szCs w:val="36"/>
-        </w:rPr>
-      </w:pPr>
-      <w:r>
-        <w:rPr>
-          <w:b w:val="1"/>
-          <w:bCs w:val="1"/>
-          <w:sz w:val="36"/>
-          <w:szCs w:val="36"/>
-          <w:rtl w:val="0"/>
-        </w:rPr>
-        <w:t xml:space="preserve">Appendix B: Analysis Models</w:t>
+        <w:spacing w:after="240" w:before="240" w:lineRule="auto"/>
+        <w:ind w:left="1440" w:hanging="360"/>
+        <w:rPr>
+          <w:b w:val="1"/>
+          <w:bCs w:val="1"/>
+          <w:sz w:val="28"/>
+          <w:szCs w:val="28"/>
+        </w:rPr>
+      </w:pPr>
+      <w:r>
+        <w:rPr>
+          <w:b w:val="1"/>
+          <w:bCs w:val="1"/>
+          <w:sz w:val="28"/>
+          <w:szCs w:val="28"/>
+          <w:rtl w:val="0"/>
+        </w:rPr>
+        <w:t xml:space="preserve">Weather-Based Recommendation Function</w:t>
+      </w:r>
+    </w:p>
+    <w:p>
+      <w:pPr>
+        <w:ind w:left="1440" w:firstLine="720"/>
+        <w:rPr>
+          <w:b w:val="1"/>
+          <w:bCs w:val="1"/>
+          <w:sz w:val="28"/>
+          <w:szCs w:val="28"/>
+        </w:rPr>
+      </w:pPr>
+      <w:r>
+        <w:rPr>
+          <w:b w:val="1"/>
+          <w:bCs w:val="1"/>
+          <w:sz w:val="28"/>
+          <w:szCs w:val="28"/>
+          <w:rtl w:val="0"/>
+        </w:rPr>
+        <w:t xml:space="preserve">R=f(A,W)</w:t>
+      </w:r>
+    </w:p>
+    <w:p>
+      <w:pPr>
+        <w:ind w:left="720" w:firstLine="720"/>
+        <w:rPr>
+          <w:b w:val="1"/>
+          <w:bCs w:val="1"/>
+          <w:sz w:val="28"/>
+          <w:szCs w:val="28"/>
+        </w:rPr>
+      </w:pPr>
+      <w:r>
+        <w:rPr>
+          <w:b w:val="1"/>
+          <w:bCs w:val="1"/>
+          <w:sz w:val="28"/>
+          <w:szCs w:val="28"/>
+          <w:rtl w:val="0"/>
+        </w:rPr>
+        <w:t xml:space="preserve">Where:</w:t>
       </w:r>
     </w:p>
     <w:p>
       <w:pPr>
         <w:numPr>
           <w:ilvl w:val="0"/>
-          <w:numId w:val="9"/>
+          <w:numId w:val="29"/>
         </w:numPr>
-        <w:ind w:left="720" w:hanging="360"/>
-        <w:rPr>
-          <w:b w:val="1"/>
-          <w:bCs w:val="1"/>
-          <w:sz w:val="28"/>
-          <w:szCs w:val="28"/>
-          <w:u w:val="none"/>
-        </w:rPr>
-      </w:pPr>
-      <w:r>
-        <w:rPr>
-          <w:b w:val="1"/>
-          <w:bCs w:val="1"/>
-          <w:sz w:val="28"/>
-          <w:szCs w:val="28"/>
-          <w:rtl w:val="0"/>
-        </w:rPr>
-        <w:t xml:space="preserve">Data Flow Diagram (DFD)</w:t>
+        <w:spacing w:after="0" w:afterAutospacing="0"/>
+        <w:ind w:left="2160" w:hanging="360"/>
+        <w:rPr>
+          <w:b w:val="1"/>
+          <w:bCs w:val="1"/>
+          <w:sz w:val="28"/>
+          <w:szCs w:val="28"/>
+        </w:rPr>
+      </w:pPr>
+      <w:r>
+        <w:rPr>
+          <w:b w:val="1"/>
+          <w:bCs w:val="1"/>
+          <w:sz w:val="28"/>
+          <w:szCs w:val="28"/>
+          <w:rtl w:val="0"/>
+        </w:rPr>
+        <w:t xml:space="preserve">A = detected accessories</w:t>
       </w:r>
     </w:p>
     <w:p>
       <w:pPr>
         <w:numPr>
           <w:ilvl w:val="0"/>
-          <w:numId w:val="9"/>
+          <w:numId w:val="29"/>
         </w:numPr>
-        <w:ind w:left="720" w:hanging="360"/>
-        <w:rPr>
-          <w:b w:val="1"/>
-          <w:bCs w:val="1"/>
-          <w:sz w:val="28"/>
-          <w:szCs w:val="28"/>
-          <w:u w:val="none"/>
-        </w:rPr>
-      </w:pPr>
-      <w:r>
-        <w:rPr>
-          <w:b w:val="1"/>
-          <w:bCs w:val="1"/>
-          <w:sz w:val="28"/>
-          <w:szCs w:val="28"/>
-          <w:rtl w:val="0"/>
-        </w:rPr>
-        <w:t xml:space="preserve">Use Case Diagram</w:t>
+        <w:spacing w:after="240" w:before="0" w:beforeAutospacing="0" w:lineRule="auto"/>
+        <w:ind w:left="2160" w:hanging="360"/>
+        <w:rPr>
+          <w:b w:val="1"/>
+          <w:bCs w:val="1"/>
+          <w:sz w:val="28"/>
+          <w:szCs w:val="28"/>
+        </w:rPr>
+      </w:pPr>
+      <w:r>
+        <w:rPr>
+          <w:b w:val="1"/>
+          <w:bCs w:val="1"/>
+          <w:sz w:val="28"/>
+          <w:szCs w:val="28"/>
+          <w:rtl w:val="0"/>
+        </w:rPr>
+        <w:t xml:space="preserve">W={temperature,humidity,condition}</w:t>
+      </w:r>
+    </w:p>
+    <w:p>
+      <w:pPr>
+        <w:spacing w:after="240" w:before="240" w:lineRule="auto"/>
+        <w:ind w:left="1440" w:firstLine="0"/>
+        <w:rPr>
+          <w:b w:val="1"/>
+          <w:bCs w:val="1"/>
+          <w:sz w:val="28"/>
+          <w:szCs w:val="28"/>
+        </w:rPr>
+      </w:pPr>
+      <w:r>
+        <w:rPr>
+          <w:b w:val="1"/>
+          <w:bCs w:val="1"/>
+          <w:sz w:val="28"/>
+          <w:szCs w:val="28"/>
+          <w:rtl w:val="0"/>
+        </w:rPr>
+        <w:t xml:space="preserve">Example rule:</w:t>
+        <w:br w:type="textWrapping"/>
+        <w:t xml:space="preserve">(temp &lt; 15</w:t>
+      </w:r>
+      <w:r>
+        <w:rPr>
+          <w:rFonts w:ascii="Arial Unicode MS" w:cs="Arial Unicode MS" w:eastAsia="Arial Unicode MS" w:hAnsi="Arial Unicode MS"/>
+          <w:b w:val="1"/>
+          <w:bCs w:val="1"/>
+          <w:sz w:val="28"/>
+          <w:szCs w:val="28"/>
+          <w:vertAlign w:val="superscript"/>
+          <w:rtl w:val="0"/>
+        </w:rPr>
+        <w:t xml:space="preserve">∘</w:t>
+      </w:r>
+      <w:r>
+        <w:rPr>
+          <w:rFonts w:ascii="Arial Unicode MS" w:cs="Arial Unicode MS" w:eastAsia="Arial Unicode MS" w:hAnsi="Arial Unicode MS"/>
+          <w:b w:val="1"/>
+          <w:bCs w:val="1"/>
+          <w:sz w:val="28"/>
+          <w:szCs w:val="28"/>
+          <w:rtl w:val="0"/>
+        </w:rPr>
+        <w:t xml:space="preserve">C)∧(mask = false) =&gt; R = "Wear a mask and jacket”</w:t>
+      </w:r>
+    </w:p>
+    <w:p>
+      <w:pPr>
+        <w:pStyle w:val="Heading1"/>
+        <w:rPr>
+          <w:b w:val="1"/>
+          <w:bCs w:val="1"/>
+        </w:rPr>
+      </w:pPr>
+      <w:bookmarkStart w:colFirst="0" w:colLast="0" w:name="_l5vdrqtcgjuq" w:id="41"/>
+      <w:bookmarkEnd w:id="41"/>
+      <w:r>
+        <w:br w:type="page"/>
+      </w:r>
+      <w:r>
+        <w:rPr>
+          <w:rtl w:val="0"/>
+        </w:rPr>
+      </w:r>
+    </w:p>
+    <w:p>
+      <w:pPr>
+        <w:pStyle w:val="Heading1"/>
+        <w:rPr>
+          <w:b w:val="1"/>
+          <w:bCs w:val="1"/>
+        </w:rPr>
+      </w:pPr>
+      <w:bookmarkStart w:colFirst="0" w:colLast="0" w:name="_754lgl691hk2" w:id="42"/>
+      <w:bookmarkEnd w:id="42"/>
+      <w:r>
+        <w:rPr>
+          <w:b w:val="1"/>
+          <w:bCs w:val="1"/>
+          <w:rtl w:val="0"/>
+        </w:rPr>
+        <w:t xml:space="preserve">Appendix C: To Be Determined</w:t>
       </w:r>
     </w:p>
     <w:p>
       <w:pPr>
         <w:numPr>
           <w:ilvl w:val="0"/>
-          <w:numId w:val="9"/>
+          <w:numId w:val="8"/>
         </w:numPr>
         <w:ind w:left="720" w:hanging="360"/>
         <w:rPr>
@@ -5648,61 +6910,24 @@
           <w:bCs w:val="1"/>
           <w:sz w:val="28"/>
           <w:szCs w:val="28"/>
-          <w:u w:val="none"/>
-        </w:rPr>
-      </w:pPr>
-      <w:r>
-        <w:rPr>
-          <w:b w:val="1"/>
-          <w:bCs w:val="1"/>
-          <w:sz w:val="28"/>
-          <w:szCs w:val="28"/>
-          <w:rtl w:val="0"/>
-        </w:rPr>
-        <w:t xml:space="preserve">System Architecture Diagram</w:t>
-      </w:r>
-    </w:p>
-    <w:p>
-      <w:pPr>
-        <w:ind w:left="0" w:firstLine="0"/>
-        <w:rPr>
-          <w:b w:val="1"/>
-          <w:bCs w:val="1"/>
-          <w:sz w:val="28"/>
-          <w:szCs w:val="28"/>
-        </w:rPr>
-      </w:pPr>
-      <w:r>
-        <w:rPr>
-          <w:rtl w:val="0"/>
-        </w:rPr>
-      </w:r>
-    </w:p>
-    <w:p>
-      <w:pPr>
-        <w:rPr>
-          <w:b w:val="1"/>
-          <w:bCs w:val="1"/>
-          <w:sz w:val="36"/>
-          <w:szCs w:val="36"/>
-        </w:rPr>
-      </w:pPr>
-      <w:r>
-        <w:rPr>
-          <w:b w:val="1"/>
-          <w:bCs w:val="1"/>
-          <w:sz w:val="36"/>
-          <w:szCs w:val="36"/>
-          <w:rtl w:val="0"/>
-        </w:rPr>
-        <w:t xml:space="preserve">Appendix C: To Be Determined</w:t>
+        </w:rPr>
+      </w:pPr>
+      <w:r>
+        <w:rPr>
+          <w:b w:val="1"/>
+          <w:bCs w:val="1"/>
+          <w:sz w:val="28"/>
+          <w:szCs w:val="28"/>
+          <w:rtl w:val="0"/>
+        </w:rPr>
+        <w:t xml:space="preserve">Accuracy benchmarks for accessory detection</w:t>
       </w:r>
     </w:p>
     <w:p>
       <w:pPr>
         <w:numPr>
           <w:ilvl w:val="0"/>
-          <w:numId w:val="7"/>
+          <w:numId w:val="8"/>
         </w:numPr>
         <w:ind w:left="720" w:hanging="360"/>
         <w:rPr>
@@ -5710,25 +6935,24 @@
           <w:bCs w:val="1"/>
           <w:sz w:val="28"/>
           <w:szCs w:val="28"/>
-          <w:u w:val="none"/>
-        </w:rPr>
-      </w:pPr>
-      <w:r>
-        <w:rPr>
-          <w:b w:val="1"/>
-          <w:bCs w:val="1"/>
-          <w:sz w:val="28"/>
-          <w:szCs w:val="28"/>
-          <w:rtl w:val="0"/>
-        </w:rPr>
-        <w:t xml:space="preserve">Accuracy benchmarks for accessory detection</w:t>
+        </w:rPr>
+      </w:pPr>
+      <w:r>
+        <w:rPr>
+          <w:b w:val="1"/>
+          <w:bCs w:val="1"/>
+          <w:sz w:val="28"/>
+          <w:szCs w:val="28"/>
+          <w:rtl w:val="0"/>
+        </w:rPr>
+        <w:t xml:space="preserve">Additional accessory categories</w:t>
       </w:r>
     </w:p>
     <w:p>
       <w:pPr>
         <w:numPr>
           <w:ilvl w:val="0"/>
-          <w:numId w:val="7"/>
+          <w:numId w:val="8"/>
         </w:numPr>
         <w:ind w:left="720" w:hanging="360"/>
         <w:rPr>
@@ -5736,33 +6960,6 @@
           <w:bCs w:val="1"/>
           <w:sz w:val="28"/>
           <w:szCs w:val="28"/>
-          <w:u w:val="none"/>
-        </w:rPr>
-      </w:pPr>
-      <w:r>
-        <w:rPr>
-          <w:b w:val="1"/>
-          <w:bCs w:val="1"/>
-          <w:sz w:val="28"/>
-          <w:szCs w:val="28"/>
-          <w:rtl w:val="0"/>
-        </w:rPr>
-        <w:t xml:space="preserve">Additional accessory categories</w:t>
-      </w:r>
-    </w:p>
-    <w:p>
-      <w:pPr>
-        <w:numPr>
-          <w:ilvl w:val="0"/>
-          <w:numId w:val="7"/>
-        </w:numPr>
-        <w:ind w:left="720" w:hanging="360"/>
-        <w:rPr>
-          <w:b w:val="1"/>
-          <w:bCs w:val="1"/>
-          <w:sz w:val="28"/>
-          <w:szCs w:val="28"/>
-          <w:u w:val="none"/>
         </w:rPr>
       </w:pPr>
       <w:r>
@@ -5776,35 +6973,42 @@
         <w:t xml:space="preserve">Mobile platform support</w:t>
       </w:r>
     </w:p>
-    <w:p>
-      <w:pPr>
-        <w:ind w:left="0" w:firstLine="0"/>
-        <w:jc w:val="both"/>
-        <w:rPr>
-          <w:b w:val="1"/>
-          <w:bCs w:val="1"/>
-          <w:sz w:val="36"/>
-          <w:szCs w:val="36"/>
-        </w:rPr>
-      </w:pPr>
-      <w:r>
-        <w:rPr>
-          <w:rtl w:val="0"/>
-        </w:rPr>
-      </w:r>
-    </w:p>
     <w:sectPr>
-      <w:headerReference r:id="rId6" w:type="default"/>
-      <w:footerReference r:id="rId7" w:type="default"/>
+      <w:headerReference r:id="rId12" w:type="default"/>
+      <w:footerReference r:id="rId13" w:type="default"/>
+      <w:footerReference r:id="rId14" w:type="first"/>
       <w:pgSz w:h="15840" w:w="12240" w:orient="portrait"/>
       <w:pgMar w:bottom="1440" w:top="1440" w:left="1440" w:right="1440" w:header="720" w:footer="720"/>
-      <w:pgNumType w:start="1"/>
+      <w:pgNumType w:start="3"/>
     </w:sectPr>
   </w:body>
 </w:document>
 </file>
 
 <file path=word/footer1.xml><?xml version="1.0" encoding="utf-8"?>
+<w:ftr xmlns:mc="http://schemas.openxmlformats.org/markup-compatibility/2006" xmlns:o="urn:schemas-microsoft-com:office:office" xmlns:r="http://schemas.openxmlformats.org/officeDocument/2006/relationships" xmlns:m="http://schemas.openxmlformats.org/officeDocument/2006/math" xmlns:v="urn:schemas-microsoft-com:vml" xmlns:wp="http://schemas.openxmlformats.org/drawingml/2006/wordprocessingDrawing" xmlns:w10="urn:schemas-microsoft-com:office:word" xmlns:w="http://schemas.openxmlformats.org/wordprocessingml/2006/main" xmlns:wne="http://schemas.microsoft.com/office/word/2006/wordml" xmlns:sl="http://schemas.openxmlformats.org/schemaLibrary/2006/main" xmlns:a="http://schemas.openxmlformats.org/drawingml/2006/main" xmlns:pic="http://schemas.openxmlformats.org/drawingml/2006/picture" xmlns:c="http://schemas.openxmlformats.org/drawingml/2006/chart" xmlns:lc="http://schemas.openxmlformats.org/drawingml/2006/lockedCanvas" xmlns:dgm="http://schemas.openxmlformats.org/drawingml/2006/diagram" xmlns:wps="http://schemas.microsoft.com/office/word/2010/wordprocessingShape" xmlns:wpg="http://schemas.microsoft.com/office/word/2010/wordprocessingGroup" xmlns:w14="http://schemas.microsoft.com/office/word/2010/wordml" xmlns:w15="http://schemas.microsoft.com/office/word/2012/wordml" xmlns:w16="http://schemas.microsoft.com/office/word/2018/wordml" xmlns:w16cex="http://schemas.microsoft.com/office/word/2018/wordml/cex" xmlns:w16cid="http://schemas.microsoft.com/office/word/2016/wordml/cid" xmlns="http://schemas.microsoft.com/office/tasks/2019/documenttasks" xmlns:cr="http://schemas.microsoft.com/office/comments/2020/reactions">
+  <w:p>
+    <w:pPr>
+      <w:jc w:val="right"/>
+      <w:rPr/>
+    </w:pPr>
+    <w:r>
+      <w:rPr/>
+      <w:fldChar w:fldCharType="begin"/>
+      <w:instrText xml:space="preserve">PAGE</w:instrText>
+      <w:fldChar w:fldCharType="separate"/>
+      <w:fldChar w:fldCharType="end"/>
+    </w:r>
+    <w:r>
+      <w:rPr>
+        <w:rtl w:val="0"/>
+      </w:rPr>
+    </w:r>
+  </w:p>
+</w:ftr>
+</file>
+
+<file path=word/footer2.xml><?xml version="1.0" encoding="utf-8"?>
 <w:ftr xmlns:mc="http://schemas.openxmlformats.org/markup-compatibility/2006" xmlns:o="urn:schemas-microsoft-com:office:office" xmlns:r="http://schemas.openxmlformats.org/officeDocument/2006/relationships" xmlns:m="http://schemas.openxmlformats.org/officeDocument/2006/math" xmlns:v="urn:schemas-microsoft-com:vml" xmlns:wp="http://schemas.openxmlformats.org/drawingml/2006/wordprocessingDrawing" xmlns:w10="urn:schemas-microsoft-com:office:word" xmlns:w="http://schemas.openxmlformats.org/wordprocessingml/2006/main" xmlns:wne="http://schemas.microsoft.com/office/word/2006/wordml" xmlns:sl="http://schemas.openxmlformats.org/schemaLibrary/2006/main" xmlns:a="http://schemas.openxmlformats.org/drawingml/2006/main" xmlns:pic="http://schemas.openxmlformats.org/drawingml/2006/picture" xmlns:c="http://schemas.openxmlformats.org/drawingml/2006/chart" xmlns:lc="http://schemas.openxmlformats.org/drawingml/2006/lockedCanvas" xmlns:dgm="http://schemas.openxmlformats.org/drawingml/2006/diagram" xmlns:wps="http://schemas.microsoft.com/office/word/2010/wordprocessingShape" xmlns:wpg="http://schemas.microsoft.com/office/word/2010/wordprocessingGroup" xmlns:w14="http://schemas.microsoft.com/office/word/2010/wordml" xmlns:w15="http://schemas.microsoft.com/office/word/2012/wordml" xmlns:w16="http://schemas.microsoft.com/office/word/2018/wordml" xmlns:w16cex="http://schemas.microsoft.com/office/word/2018/wordml/cex" xmlns:w16cid="http://schemas.microsoft.com/office/word/2016/wordml/cid" xmlns="http://schemas.microsoft.com/office/tasks/2019/documenttasks" xmlns:cr="http://schemas.microsoft.com/office/comments/2020/reactions">
   <w:p>
     <w:pPr>
@@ -6059,8 +7263,8 @@
   <w:abstractNum w:abstractNumId="3">
     <w:lvl w:ilvl="0">
       <w:start w:val="1"/>
-      <w:numFmt w:val="decimal"/>
-      <w:lvlText w:val="%1."/>
+      <w:numFmt w:val="bullet"/>
+      <w:lvlText w:val="●"/>
       <w:lvlJc w:val="left"/>
       <w:pPr>
         <w:ind w:left="720" w:hanging="360"/>
@@ -6071,8 +7275,8 @@
     </w:lvl>
     <w:lvl w:ilvl="1">
       <w:start w:val="1"/>
-      <w:numFmt w:val="lowerLetter"/>
-      <w:lvlText w:val="%2."/>
+      <w:numFmt w:val="bullet"/>
+      <w:lvlText w:val="○"/>
       <w:lvlJc w:val="left"/>
       <w:pPr>
         <w:ind w:left="1440" w:hanging="360"/>
@@ -6083,8 +7287,8 @@
     </w:lvl>
     <w:lvl w:ilvl="2">
       <w:start w:val="1"/>
-      <w:numFmt w:val="lowerRoman"/>
-      <w:lvlText w:val="%3."/>
+      <w:numFmt w:val="bullet"/>
+      <w:lvlText w:val="■"/>
       <w:lvlJc w:val="left"/>
       <w:pPr>
         <w:ind w:left="2160" w:hanging="360"/>
@@ -6095,8 +7299,8 @@
     </w:lvl>
     <w:lvl w:ilvl="3">
       <w:start w:val="1"/>
-      <w:numFmt w:val="decimal"/>
-      <w:lvlText w:val="%4."/>
+      <w:numFmt w:val="bullet"/>
+      <w:lvlText w:val="●"/>
       <w:lvlJc w:val="left"/>
       <w:pPr>
         <w:ind w:left="2880" w:hanging="360"/>
@@ -6107,8 +7311,8 @@
     </w:lvl>
     <w:lvl w:ilvl="4">
       <w:start w:val="1"/>
-      <w:numFmt w:val="lowerLetter"/>
-      <w:lvlText w:val="%5."/>
+      <w:numFmt w:val="bullet"/>
+      <w:lvlText w:val="○"/>
       <w:lvlJc w:val="left"/>
       <w:pPr>
         <w:ind w:left="3600" w:hanging="360"/>
@@ -6119,8 +7323,8 @@
     </w:lvl>
     <w:lvl w:ilvl="5">
       <w:start w:val="1"/>
-      <w:numFmt w:val="lowerRoman"/>
-      <w:lvlText w:val="%6."/>
+      <w:numFmt w:val="bullet"/>
+      <w:lvlText w:val="■"/>
       <w:lvlJc w:val="left"/>
       <w:pPr>
         <w:ind w:left="4320" w:hanging="360"/>
@@ -6131,8 +7335,8 @@
     </w:lvl>
     <w:lvl w:ilvl="6">
       <w:start w:val="1"/>
-      <w:numFmt w:val="decimal"/>
-      <w:lvlText w:val="%7."/>
+      <w:numFmt w:val="bullet"/>
+      <w:lvlText w:val="●"/>
       <w:lvlJc w:val="left"/>
       <w:pPr>
         <w:ind w:left="5040" w:hanging="360"/>
@@ -6143,8 +7347,8 @@
     </w:lvl>
     <w:lvl w:ilvl="7">
       <w:start w:val="1"/>
-      <w:numFmt w:val="lowerLetter"/>
-      <w:lvlText w:val="%8."/>
+      <w:numFmt w:val="bullet"/>
+      <w:lvlText w:val="○"/>
       <w:lvlJc w:val="left"/>
       <w:pPr>
         <w:ind w:left="5760" w:hanging="360"/>
@@ -6155,8 +7359,8 @@
     </w:lvl>
     <w:lvl w:ilvl="8">
       <w:start w:val="1"/>
-      <w:numFmt w:val="lowerRoman"/>
-      <w:lvlText w:val="%9."/>
+      <w:numFmt w:val="bullet"/>
+      <w:lvlText w:val="■"/>
       <w:lvlJc w:val="left"/>
       <w:pPr>
         <w:ind w:left="6480" w:hanging="360"/>
@@ -6169,8 +7373,8 @@
   <w:abstractNum w:abstractNumId="4">
     <w:lvl w:ilvl="0">
       <w:start w:val="1"/>
-      <w:numFmt w:val="bullet"/>
-      <w:lvlText w:val="●"/>
+      <w:numFmt w:val="decimal"/>
+      <w:lvlText w:val="%1."/>
       <w:lvlJc w:val="left"/>
       <w:pPr>
         <w:ind w:left="720" w:hanging="360"/>
@@ -6181,8 +7385,8 @@
     </w:lvl>
     <w:lvl w:ilvl="1">
       <w:start w:val="1"/>
-      <w:numFmt w:val="bullet"/>
-      <w:lvlText w:val="○"/>
+      <w:numFmt w:val="lowerLetter"/>
+      <w:lvlText w:val="%2."/>
       <w:lvlJc w:val="left"/>
       <w:pPr>
         <w:ind w:left="1440" w:hanging="360"/>
@@ -6193,8 +7397,8 @@
     </w:lvl>
     <w:lvl w:ilvl="2">
       <w:start w:val="1"/>
-      <w:numFmt w:val="bullet"/>
-      <w:lvlText w:val="■"/>
+      <w:numFmt w:val="lowerRoman"/>
+      <w:lvlText w:val="%3."/>
       <w:lvlJc w:val="left"/>
       <w:pPr>
         <w:ind w:left="2160" w:hanging="360"/>
@@ -6205,8 +7409,8 @@
     </w:lvl>
     <w:lvl w:ilvl="3">
       <w:start w:val="1"/>
-      <w:numFmt w:val="bullet"/>
-      <w:lvlText w:val="●"/>
+      <w:numFmt w:val="decimal"/>
+      <w:lvlText w:val="%4."/>
       <w:lvlJc w:val="left"/>
       <w:pPr>
         <w:ind w:left="2880" w:hanging="360"/>
@@ -6217,8 +7421,8 @@
     </w:lvl>
     <w:lvl w:ilvl="4">
       <w:start w:val="1"/>
-      <w:numFmt w:val="bullet"/>
-      <w:lvlText w:val="○"/>
+      <w:numFmt w:val="lowerLetter"/>
+      <w:lvlText w:val="%5."/>
       <w:lvlJc w:val="left"/>
       <w:pPr>
         <w:ind w:left="3600" w:hanging="360"/>
@@ -6229,8 +7433,8 @@
     </w:lvl>
     <w:lvl w:ilvl="5">
       <w:start w:val="1"/>
-      <w:numFmt w:val="bullet"/>
-      <w:lvlText w:val="■"/>
+      <w:numFmt w:val="lowerRoman"/>
+      <w:lvlText w:val="%6."/>
       <w:lvlJc w:val="left"/>
       <w:pPr>
         <w:ind w:left="4320" w:hanging="360"/>
@@ -6241,8 +7445,8 @@
     </w:lvl>
     <w:lvl w:ilvl="6">
       <w:start w:val="1"/>
-      <w:numFmt w:val="bullet"/>
-      <w:lvlText w:val="●"/>
+      <w:numFmt w:val="decimal"/>
+      <w:lvlText w:val="%7."/>
       <w:lvlJc w:val="left"/>
       <w:pPr>
         <w:ind w:left="5040" w:hanging="360"/>
@@ -6253,8 +7457,8 @@
     </w:lvl>
     <w:lvl w:ilvl="7">
       <w:start w:val="1"/>
-      <w:numFmt w:val="bullet"/>
-      <w:lvlText w:val="○"/>
+      <w:numFmt w:val="lowerLetter"/>
+      <w:lvlText w:val="%8."/>
       <w:lvlJc w:val="left"/>
       <w:pPr>
         <w:ind w:left="5760" w:hanging="360"/>
@@ -6265,8 +7469,8 @@
     </w:lvl>
     <w:lvl w:ilvl="8">
       <w:start w:val="1"/>
-      <w:numFmt w:val="bullet"/>
-      <w:lvlText w:val="■"/>
+      <w:numFmt w:val="lowerRoman"/>
+      <w:lvlText w:val="%9."/>
       <w:lvlJc w:val="left"/>
       <w:pPr>
         <w:ind w:left="6480" w:hanging="360"/>
@@ -8369,6 +9573,446 @@
   <w:abstractNum w:abstractNumId="24">
     <w:lvl w:ilvl="0">
       <w:start w:val="1"/>
+      <w:numFmt w:val="bullet"/>
+      <w:lvlText w:val="●"/>
+      <w:lvlJc w:val="left"/>
+      <w:pPr>
+        <w:ind w:left="720" w:hanging="360"/>
+      </w:pPr>
+      <w:rPr>
+        <w:u w:val="none"/>
+      </w:rPr>
+    </w:lvl>
+    <w:lvl w:ilvl="1">
+      <w:start w:val="1"/>
+      <w:numFmt w:val="bullet"/>
+      <w:lvlText w:val="○"/>
+      <w:lvlJc w:val="left"/>
+      <w:pPr>
+        <w:ind w:left="1440" w:hanging="360"/>
+      </w:pPr>
+      <w:rPr>
+        <w:u w:val="none"/>
+      </w:rPr>
+    </w:lvl>
+    <w:lvl w:ilvl="2">
+      <w:start w:val="1"/>
+      <w:numFmt w:val="bullet"/>
+      <w:lvlText w:val="■"/>
+      <w:lvlJc w:val="left"/>
+      <w:pPr>
+        <w:ind w:left="2160" w:hanging="360"/>
+      </w:pPr>
+      <w:rPr>
+        <w:u w:val="none"/>
+      </w:rPr>
+    </w:lvl>
+    <w:lvl w:ilvl="3">
+      <w:start w:val="1"/>
+      <w:numFmt w:val="bullet"/>
+      <w:lvlText w:val="●"/>
+      <w:lvlJc w:val="left"/>
+      <w:pPr>
+        <w:ind w:left="2880" w:hanging="360"/>
+      </w:pPr>
+      <w:rPr>
+        <w:u w:val="none"/>
+      </w:rPr>
+    </w:lvl>
+    <w:lvl w:ilvl="4">
+      <w:start w:val="1"/>
+      <w:numFmt w:val="bullet"/>
+      <w:lvlText w:val="○"/>
+      <w:lvlJc w:val="left"/>
+      <w:pPr>
+        <w:ind w:left="3600" w:hanging="360"/>
+      </w:pPr>
+      <w:rPr>
+        <w:u w:val="none"/>
+      </w:rPr>
+    </w:lvl>
+    <w:lvl w:ilvl="5">
+      <w:start w:val="1"/>
+      <w:numFmt w:val="bullet"/>
+      <w:lvlText w:val="■"/>
+      <w:lvlJc w:val="left"/>
+      <w:pPr>
+        <w:ind w:left="4320" w:hanging="360"/>
+      </w:pPr>
+      <w:rPr>
+        <w:u w:val="none"/>
+      </w:rPr>
+    </w:lvl>
+    <w:lvl w:ilvl="6">
+      <w:start w:val="1"/>
+      <w:numFmt w:val="bullet"/>
+      <w:lvlText w:val="●"/>
+      <w:lvlJc w:val="left"/>
+      <w:pPr>
+        <w:ind w:left="5040" w:hanging="360"/>
+      </w:pPr>
+      <w:rPr>
+        <w:u w:val="none"/>
+      </w:rPr>
+    </w:lvl>
+    <w:lvl w:ilvl="7">
+      <w:start w:val="1"/>
+      <w:numFmt w:val="bullet"/>
+      <w:lvlText w:val="○"/>
+      <w:lvlJc w:val="left"/>
+      <w:pPr>
+        <w:ind w:left="5760" w:hanging="360"/>
+      </w:pPr>
+      <w:rPr>
+        <w:u w:val="none"/>
+      </w:rPr>
+    </w:lvl>
+    <w:lvl w:ilvl="8">
+      <w:start w:val="1"/>
+      <w:numFmt w:val="bullet"/>
+      <w:lvlText w:val="■"/>
+      <w:lvlJc w:val="left"/>
+      <w:pPr>
+        <w:ind w:left="6480" w:hanging="360"/>
+      </w:pPr>
+      <w:rPr>
+        <w:u w:val="none"/>
+      </w:rPr>
+    </w:lvl>
+  </w:abstractNum>
+  <w:abstractNum w:abstractNumId="25">
+    <w:lvl w:ilvl="0">
+      <w:start w:val="1"/>
+      <w:numFmt w:val="bullet"/>
+      <w:lvlText w:val="●"/>
+      <w:lvlJc w:val="left"/>
+      <w:pPr>
+        <w:ind w:left="720" w:hanging="360"/>
+      </w:pPr>
+      <w:rPr>
+        <w:u w:val="none"/>
+      </w:rPr>
+    </w:lvl>
+    <w:lvl w:ilvl="1">
+      <w:start w:val="1"/>
+      <w:numFmt w:val="bullet"/>
+      <w:lvlText w:val="○"/>
+      <w:lvlJc w:val="left"/>
+      <w:pPr>
+        <w:ind w:left="1440" w:hanging="360"/>
+      </w:pPr>
+      <w:rPr>
+        <w:u w:val="none"/>
+      </w:rPr>
+    </w:lvl>
+    <w:lvl w:ilvl="2">
+      <w:start w:val="1"/>
+      <w:numFmt w:val="bullet"/>
+      <w:lvlText w:val="■"/>
+      <w:lvlJc w:val="left"/>
+      <w:pPr>
+        <w:ind w:left="2160" w:hanging="360"/>
+      </w:pPr>
+      <w:rPr>
+        <w:u w:val="none"/>
+      </w:rPr>
+    </w:lvl>
+    <w:lvl w:ilvl="3">
+      <w:start w:val="1"/>
+      <w:numFmt w:val="bullet"/>
+      <w:lvlText w:val="●"/>
+      <w:lvlJc w:val="left"/>
+      <w:pPr>
+        <w:ind w:left="2880" w:hanging="360"/>
+      </w:pPr>
+      <w:rPr>
+        <w:u w:val="none"/>
+      </w:rPr>
+    </w:lvl>
+    <w:lvl w:ilvl="4">
+      <w:start w:val="1"/>
+      <w:numFmt w:val="bullet"/>
+      <w:lvlText w:val="○"/>
+      <w:lvlJc w:val="left"/>
+      <w:pPr>
+        <w:ind w:left="3600" w:hanging="360"/>
+      </w:pPr>
+      <w:rPr>
+        <w:u w:val="none"/>
+      </w:rPr>
+    </w:lvl>
+    <w:lvl w:ilvl="5">
+      <w:start w:val="1"/>
+      <w:numFmt w:val="bullet"/>
+      <w:lvlText w:val="■"/>
+      <w:lvlJc w:val="left"/>
+      <w:pPr>
+        <w:ind w:left="4320" w:hanging="360"/>
+      </w:pPr>
+      <w:rPr>
+        <w:u w:val="none"/>
+      </w:rPr>
+    </w:lvl>
+    <w:lvl w:ilvl="6">
+      <w:start w:val="1"/>
+      <w:numFmt w:val="bullet"/>
+      <w:lvlText w:val="●"/>
+      <w:lvlJc w:val="left"/>
+      <w:pPr>
+        <w:ind w:left="5040" w:hanging="360"/>
+      </w:pPr>
+      <w:rPr>
+        <w:u w:val="none"/>
+      </w:rPr>
+    </w:lvl>
+    <w:lvl w:ilvl="7">
+      <w:start w:val="1"/>
+      <w:numFmt w:val="bullet"/>
+      <w:lvlText w:val="○"/>
+      <w:lvlJc w:val="left"/>
+      <w:pPr>
+        <w:ind w:left="5760" w:hanging="360"/>
+      </w:pPr>
+      <w:rPr>
+        <w:u w:val="none"/>
+      </w:rPr>
+    </w:lvl>
+    <w:lvl w:ilvl="8">
+      <w:start w:val="1"/>
+      <w:numFmt w:val="bullet"/>
+      <w:lvlText w:val="■"/>
+      <w:lvlJc w:val="left"/>
+      <w:pPr>
+        <w:ind w:left="6480" w:hanging="360"/>
+      </w:pPr>
+      <w:rPr>
+        <w:u w:val="none"/>
+      </w:rPr>
+    </w:lvl>
+  </w:abstractNum>
+  <w:abstractNum w:abstractNumId="26">
+    <w:lvl w:ilvl="0">
+      <w:start w:val="1"/>
+      <w:numFmt w:val="bullet"/>
+      <w:lvlText w:val="●"/>
+      <w:lvlJc w:val="left"/>
+      <w:pPr>
+        <w:ind w:left="720" w:hanging="360"/>
+      </w:pPr>
+      <w:rPr>
+        <w:u w:val="none"/>
+      </w:rPr>
+    </w:lvl>
+    <w:lvl w:ilvl="1">
+      <w:start w:val="1"/>
+      <w:numFmt w:val="bullet"/>
+      <w:lvlText w:val="○"/>
+      <w:lvlJc w:val="left"/>
+      <w:pPr>
+        <w:ind w:left="1440" w:hanging="360"/>
+      </w:pPr>
+      <w:rPr>
+        <w:u w:val="none"/>
+      </w:rPr>
+    </w:lvl>
+    <w:lvl w:ilvl="2">
+      <w:start w:val="1"/>
+      <w:numFmt w:val="bullet"/>
+      <w:lvlText w:val="■"/>
+      <w:lvlJc w:val="left"/>
+      <w:pPr>
+        <w:ind w:left="2160" w:hanging="360"/>
+      </w:pPr>
+      <w:rPr>
+        <w:u w:val="none"/>
+      </w:rPr>
+    </w:lvl>
+    <w:lvl w:ilvl="3">
+      <w:start w:val="1"/>
+      <w:numFmt w:val="bullet"/>
+      <w:lvlText w:val="●"/>
+      <w:lvlJc w:val="left"/>
+      <w:pPr>
+        <w:ind w:left="2880" w:hanging="360"/>
+      </w:pPr>
+      <w:rPr>
+        <w:u w:val="none"/>
+      </w:rPr>
+    </w:lvl>
+    <w:lvl w:ilvl="4">
+      <w:start w:val="1"/>
+      <w:numFmt w:val="bullet"/>
+      <w:lvlText w:val="○"/>
+      <w:lvlJc w:val="left"/>
+      <w:pPr>
+        <w:ind w:left="3600" w:hanging="360"/>
+      </w:pPr>
+      <w:rPr>
+        <w:u w:val="none"/>
+      </w:rPr>
+    </w:lvl>
+    <w:lvl w:ilvl="5">
+      <w:start w:val="1"/>
+      <w:numFmt w:val="bullet"/>
+      <w:lvlText w:val="■"/>
+      <w:lvlJc w:val="left"/>
+      <w:pPr>
+        <w:ind w:left="4320" w:hanging="360"/>
+      </w:pPr>
+      <w:rPr>
+        <w:u w:val="none"/>
+      </w:rPr>
+    </w:lvl>
+    <w:lvl w:ilvl="6">
+      <w:start w:val="1"/>
+      <w:numFmt w:val="bullet"/>
+      <w:lvlText w:val="●"/>
+      <w:lvlJc w:val="left"/>
+      <w:pPr>
+        <w:ind w:left="5040" w:hanging="360"/>
+      </w:pPr>
+      <w:rPr>
+        <w:u w:val="none"/>
+      </w:rPr>
+    </w:lvl>
+    <w:lvl w:ilvl="7">
+      <w:start w:val="1"/>
+      <w:numFmt w:val="bullet"/>
+      <w:lvlText w:val="○"/>
+      <w:lvlJc w:val="left"/>
+      <w:pPr>
+        <w:ind w:left="5760" w:hanging="360"/>
+      </w:pPr>
+      <w:rPr>
+        <w:u w:val="none"/>
+      </w:rPr>
+    </w:lvl>
+    <w:lvl w:ilvl="8">
+      <w:start w:val="1"/>
+      <w:numFmt w:val="bullet"/>
+      <w:lvlText w:val="■"/>
+      <w:lvlJc w:val="left"/>
+      <w:pPr>
+        <w:ind w:left="6480" w:hanging="360"/>
+      </w:pPr>
+      <w:rPr>
+        <w:u w:val="none"/>
+      </w:rPr>
+    </w:lvl>
+  </w:abstractNum>
+  <w:abstractNum w:abstractNumId="27">
+    <w:lvl w:ilvl="0">
+      <w:start w:val="1"/>
+      <w:numFmt w:val="bullet"/>
+      <w:lvlText w:val="●"/>
+      <w:lvlJc w:val="left"/>
+      <w:pPr>
+        <w:ind w:left="720" w:hanging="360"/>
+      </w:pPr>
+      <w:rPr>
+        <w:u w:val="none"/>
+      </w:rPr>
+    </w:lvl>
+    <w:lvl w:ilvl="1">
+      <w:start w:val="1"/>
+      <w:numFmt w:val="bullet"/>
+      <w:lvlText w:val="○"/>
+      <w:lvlJc w:val="left"/>
+      <w:pPr>
+        <w:ind w:left="1440" w:hanging="360"/>
+      </w:pPr>
+      <w:rPr>
+        <w:u w:val="none"/>
+      </w:rPr>
+    </w:lvl>
+    <w:lvl w:ilvl="2">
+      <w:start w:val="1"/>
+      <w:numFmt w:val="bullet"/>
+      <w:lvlText w:val="■"/>
+      <w:lvlJc w:val="left"/>
+      <w:pPr>
+        <w:ind w:left="2160" w:hanging="360"/>
+      </w:pPr>
+      <w:rPr>
+        <w:u w:val="none"/>
+      </w:rPr>
+    </w:lvl>
+    <w:lvl w:ilvl="3">
+      <w:start w:val="1"/>
+      <w:numFmt w:val="bullet"/>
+      <w:lvlText w:val="●"/>
+      <w:lvlJc w:val="left"/>
+      <w:pPr>
+        <w:ind w:left="2880" w:hanging="360"/>
+      </w:pPr>
+      <w:rPr>
+        <w:u w:val="none"/>
+      </w:rPr>
+    </w:lvl>
+    <w:lvl w:ilvl="4">
+      <w:start w:val="1"/>
+      <w:numFmt w:val="bullet"/>
+      <w:lvlText w:val="○"/>
+      <w:lvlJc w:val="left"/>
+      <w:pPr>
+        <w:ind w:left="3600" w:hanging="360"/>
+      </w:pPr>
+      <w:rPr>
+        <w:u w:val="none"/>
+      </w:rPr>
+    </w:lvl>
+    <w:lvl w:ilvl="5">
+      <w:start w:val="1"/>
+      <w:numFmt w:val="bullet"/>
+      <w:lvlText w:val="■"/>
+      <w:lvlJc w:val="left"/>
+      <w:pPr>
+        <w:ind w:left="4320" w:hanging="360"/>
+      </w:pPr>
+      <w:rPr>
+        <w:u w:val="none"/>
+      </w:rPr>
+    </w:lvl>
+    <w:lvl w:ilvl="6">
+      <w:start w:val="1"/>
+      <w:numFmt w:val="bullet"/>
+      <w:lvlText w:val="●"/>
+      <w:lvlJc w:val="left"/>
+      <w:pPr>
+        <w:ind w:left="5040" w:hanging="360"/>
+      </w:pPr>
+      <w:rPr>
+        <w:u w:val="none"/>
+      </w:rPr>
+    </w:lvl>
+    <w:lvl w:ilvl="7">
+      <w:start w:val="1"/>
+      <w:numFmt w:val="bullet"/>
+      <w:lvlText w:val="○"/>
+      <w:lvlJc w:val="left"/>
+      <w:pPr>
+        <w:ind w:left="5760" w:hanging="360"/>
+      </w:pPr>
+      <w:rPr>
+        <w:u w:val="none"/>
+      </w:rPr>
+    </w:lvl>
+    <w:lvl w:ilvl="8">
+      <w:start w:val="1"/>
+      <w:numFmt w:val="bullet"/>
+      <w:lvlText w:val="■"/>
+      <w:lvlJc w:val="left"/>
+      <w:pPr>
+        <w:ind w:left="6480" w:hanging="360"/>
+      </w:pPr>
+      <w:rPr>
+        <w:u w:val="none"/>
+      </w:rPr>
+    </w:lvl>
+  </w:abstractNum>
+  <w:abstractNum w:abstractNumId="28">
+    <w:lvl w:ilvl="0">
+      <w:start w:val="1"/>
       <w:numFmt w:val="decimal"/>
       <w:lvlText w:val="%1."/>
       <w:lvlJc w:val="left"/>
@@ -8476,7 +10120,7 @@
       </w:rPr>
     </w:lvl>
   </w:abstractNum>
-  <w:abstractNum w:abstractNumId="25">
+  <w:abstractNum w:abstractNumId="29">
     <w:lvl w:ilvl="0">
       <w:start w:val="1"/>
       <w:numFmt w:val="bullet"/>
@@ -8586,7 +10230,7 @@
       </w:rPr>
     </w:lvl>
   </w:abstractNum>
-  <w:abstractNum w:abstractNumId="26">
+  <w:abstractNum w:abstractNumId="30">
     <w:lvl w:ilvl="0">
       <w:start w:val="1"/>
       <w:numFmt w:val="bullet"/>
@@ -8696,7 +10340,7 @@
       </w:rPr>
     </w:lvl>
   </w:abstractNum>
-  <w:abstractNum w:abstractNumId="27">
+  <w:abstractNum w:abstractNumId="31">
     <w:lvl w:ilvl="0">
       <w:start w:val="1"/>
       <w:numFmt w:val="bullet"/>
@@ -8806,7 +10450,227 @@
       </w:rPr>
     </w:lvl>
   </w:abstractNum>
-  <w:abstractNum w:abstractNumId="28">
+  <w:abstractNum w:abstractNumId="32">
+    <w:lvl w:ilvl="0">
+      <w:start w:val="1"/>
+      <w:numFmt w:val="bullet"/>
+      <w:lvlText w:val="●"/>
+      <w:lvlJc w:val="left"/>
+      <w:pPr>
+        <w:ind w:left="720" w:hanging="360"/>
+      </w:pPr>
+      <w:rPr>
+        <w:u w:val="none"/>
+      </w:rPr>
+    </w:lvl>
+    <w:lvl w:ilvl="1">
+      <w:start w:val="1"/>
+      <w:numFmt w:val="bullet"/>
+      <w:lvlText w:val="○"/>
+      <w:lvlJc w:val="left"/>
+      <w:pPr>
+        <w:ind w:left="1440" w:hanging="360"/>
+      </w:pPr>
+      <w:rPr>
+        <w:u w:val="none"/>
+      </w:rPr>
+    </w:lvl>
+    <w:lvl w:ilvl="2">
+      <w:start w:val="1"/>
+      <w:numFmt w:val="bullet"/>
+      <w:lvlText w:val="■"/>
+      <w:lvlJc w:val="left"/>
+      <w:pPr>
+        <w:ind w:left="2160" w:hanging="360"/>
+      </w:pPr>
+      <w:rPr>
+        <w:u w:val="none"/>
+      </w:rPr>
+    </w:lvl>
+    <w:lvl w:ilvl="3">
+      <w:start w:val="1"/>
+      <w:numFmt w:val="bullet"/>
+      <w:lvlText w:val="●"/>
+      <w:lvlJc w:val="left"/>
+      <w:pPr>
+        <w:ind w:left="2880" w:hanging="360"/>
+      </w:pPr>
+      <w:rPr>
+        <w:u w:val="none"/>
+      </w:rPr>
+    </w:lvl>
+    <w:lvl w:ilvl="4">
+      <w:start w:val="1"/>
+      <w:numFmt w:val="bullet"/>
+      <w:lvlText w:val="○"/>
+      <w:lvlJc w:val="left"/>
+      <w:pPr>
+        <w:ind w:left="3600" w:hanging="360"/>
+      </w:pPr>
+      <w:rPr>
+        <w:u w:val="none"/>
+      </w:rPr>
+    </w:lvl>
+    <w:lvl w:ilvl="5">
+      <w:start w:val="1"/>
+      <w:numFmt w:val="bullet"/>
+      <w:lvlText w:val="■"/>
+      <w:lvlJc w:val="left"/>
+      <w:pPr>
+        <w:ind w:left="4320" w:hanging="360"/>
+      </w:pPr>
+      <w:rPr>
+        <w:u w:val="none"/>
+      </w:rPr>
+    </w:lvl>
+    <w:lvl w:ilvl="6">
+      <w:start w:val="1"/>
+      <w:numFmt w:val="bullet"/>
+      <w:lvlText w:val="●"/>
+      <w:lvlJc w:val="left"/>
+      <w:pPr>
+        <w:ind w:left="5040" w:hanging="360"/>
+      </w:pPr>
+      <w:rPr>
+        <w:u w:val="none"/>
+      </w:rPr>
+    </w:lvl>
+    <w:lvl w:ilvl="7">
+      <w:start w:val="1"/>
+      <w:numFmt w:val="bullet"/>
+      <w:lvlText w:val="○"/>
+      <w:lvlJc w:val="left"/>
+      <w:pPr>
+        <w:ind w:left="5760" w:hanging="360"/>
+      </w:pPr>
+      <w:rPr>
+        <w:u w:val="none"/>
+      </w:rPr>
+    </w:lvl>
+    <w:lvl w:ilvl="8">
+      <w:start w:val="1"/>
+      <w:numFmt w:val="bullet"/>
+      <w:lvlText w:val="■"/>
+      <w:lvlJc w:val="left"/>
+      <w:pPr>
+        <w:ind w:left="6480" w:hanging="360"/>
+      </w:pPr>
+      <w:rPr>
+        <w:u w:val="none"/>
+      </w:rPr>
+    </w:lvl>
+  </w:abstractNum>
+  <w:abstractNum w:abstractNumId="33">
+    <w:lvl w:ilvl="0">
+      <w:start w:val="1"/>
+      <w:numFmt w:val="bullet"/>
+      <w:lvlText w:val="●"/>
+      <w:lvlJc w:val="left"/>
+      <w:pPr>
+        <w:ind w:left="720" w:hanging="360"/>
+      </w:pPr>
+      <w:rPr>
+        <w:u w:val="none"/>
+      </w:rPr>
+    </w:lvl>
+    <w:lvl w:ilvl="1">
+      <w:start w:val="1"/>
+      <w:numFmt w:val="bullet"/>
+      <w:lvlText w:val="○"/>
+      <w:lvlJc w:val="left"/>
+      <w:pPr>
+        <w:ind w:left="1440" w:hanging="360"/>
+      </w:pPr>
+      <w:rPr>
+        <w:u w:val="none"/>
+      </w:rPr>
+    </w:lvl>
+    <w:lvl w:ilvl="2">
+      <w:start w:val="1"/>
+      <w:numFmt w:val="bullet"/>
+      <w:lvlText w:val="■"/>
+      <w:lvlJc w:val="left"/>
+      <w:pPr>
+        <w:ind w:left="2160" w:hanging="360"/>
+      </w:pPr>
+      <w:rPr>
+        <w:u w:val="none"/>
+      </w:rPr>
+    </w:lvl>
+    <w:lvl w:ilvl="3">
+      <w:start w:val="1"/>
+      <w:numFmt w:val="bullet"/>
+      <w:lvlText w:val="●"/>
+      <w:lvlJc w:val="left"/>
+      <w:pPr>
+        <w:ind w:left="2880" w:hanging="360"/>
+      </w:pPr>
+      <w:rPr>
+        <w:u w:val="none"/>
+      </w:rPr>
+    </w:lvl>
+    <w:lvl w:ilvl="4">
+      <w:start w:val="1"/>
+      <w:numFmt w:val="bullet"/>
+      <w:lvlText w:val="○"/>
+      <w:lvlJc w:val="left"/>
+      <w:pPr>
+        <w:ind w:left="3600" w:hanging="360"/>
+      </w:pPr>
+      <w:rPr>
+        <w:u w:val="none"/>
+      </w:rPr>
+    </w:lvl>
+    <w:lvl w:ilvl="5">
+      <w:start w:val="1"/>
+      <w:numFmt w:val="bullet"/>
+      <w:lvlText w:val="■"/>
+      <w:lvlJc w:val="left"/>
+      <w:pPr>
+        <w:ind w:left="4320" w:hanging="360"/>
+      </w:pPr>
+      <w:rPr>
+        <w:u w:val="none"/>
+      </w:rPr>
+    </w:lvl>
+    <w:lvl w:ilvl="6">
+      <w:start w:val="1"/>
+      <w:numFmt w:val="bullet"/>
+      <w:lvlText w:val="●"/>
+      <w:lvlJc w:val="left"/>
+      <w:pPr>
+        <w:ind w:left="5040" w:hanging="360"/>
+      </w:pPr>
+      <w:rPr>
+        <w:u w:val="none"/>
+      </w:rPr>
+    </w:lvl>
+    <w:lvl w:ilvl="7">
+      <w:start w:val="1"/>
+      <w:numFmt w:val="bullet"/>
+      <w:lvlText w:val="○"/>
+      <w:lvlJc w:val="left"/>
+      <w:pPr>
+        <w:ind w:left="5760" w:hanging="360"/>
+      </w:pPr>
+      <w:rPr>
+        <w:u w:val="none"/>
+      </w:rPr>
+    </w:lvl>
+    <w:lvl w:ilvl="8">
+      <w:start w:val="1"/>
+      <w:numFmt w:val="bullet"/>
+      <w:lvlText w:val="■"/>
+      <w:lvlJc w:val="left"/>
+      <w:pPr>
+        <w:ind w:left="6480" w:hanging="360"/>
+      </w:pPr>
+      <w:rPr>
+        <w:u w:val="none"/>
+      </w:rPr>
+    </w:lvl>
+  </w:abstractNum>
+  <w:abstractNum w:abstractNumId="34">
     <w:lvl w:ilvl="0">
       <w:start w:val="1"/>
       <w:numFmt w:val="bullet"/>
@@ -8999,6 +10863,24 @@
   </w:num>
   <w:num w:numId="28">
     <w:abstractNumId w:val="28"/>
+  </w:num>
+  <w:num w:numId="29">
+    <w:abstractNumId w:val="29"/>
+  </w:num>
+  <w:num w:numId="30">
+    <w:abstractNumId w:val="30"/>
+  </w:num>
+  <w:num w:numId="31">
+    <w:abstractNumId w:val="31"/>
+  </w:num>
+  <w:num w:numId="32">
+    <w:abstractNumId w:val="32"/>
+  </w:num>
+  <w:num w:numId="33">
+    <w:abstractNumId w:val="33"/>
+  </w:num>
+  <w:num w:numId="34">
+    <w:abstractNumId w:val="34"/>
   </w:num>
 </w:numbering>
 </file>
@@ -9169,6 +11051,13 @@
     </w:rPr>
   </w:style>
   <w:style w:type="table" w:styleId="Table1">
+    <w:basedOn w:val="TableNormal"/>
+    <w:tblPr>
+      <w:tblStyleRowBandSize w:val="1"/>
+      <w:tblStyleColBandSize w:val="1"/>
+    </w:tblPr>
+  </w:style>
+  <w:style w:type="table" w:styleId="Table2">
     <w:basedOn w:val="TableNormal"/>
     <w:tblPr>
       <w:tblStyleRowBandSize w:val="1"/>
